--- a/tcc/TCC_revisado.docx
+++ b/tcc/TCC_revisado.docx
@@ -7319,7 +7319,7 @@
         <w:rPr>
           <w:lang w:val="pt-BR"/>
         </w:rPr>
-        <w:t xml:space="preserve">A identidade τ = −F m/1000 decorre de T e A estarem sobre a mesma linha de ação e é verificada numericamente (seção 3.11). O fator 1/1000 vem da formulação original, em que os comprimentos estão em milímetros. Como K é identificado contra a curva publicada (seção 3.9), cuja ordenada não tem unidade declarada, o torque do cabo é expresso na unidade da própria curva, denotada u.p. (unidade da patente). A unidade de K é, portanto, aquela que faz K δ m/1000 resultar em u.p.; ela só seria N/mm se u.p. correspondesse a N·m, o que não pode ser afirmado com os dados disponíveis (seção 4.6).</w:t>
+        <w:t xml:space="preserve">A identidade τ = −F m/1000 decorre de T e A estarem sobre a mesma linha de ação e é verificada numericamente (seção 3.11). A ordenada da curva publicada, contra a qual K é identificado (seção 3.9), é tomada em N·m. Com comprimentos em milímetros, K resulta em N/mm e F em N, e o fator 1/1000 converte o produto F m de N·mm para N·m.</w:t>
       </w:r>
     </w:p>
     <w:p>
@@ -8447,7 +8447,7 @@
         <w:rPr>
           <w:lang w:val="pt-BR"/>
         </w:rPr>
-        <w:t xml:space="preserve">, em milímetros, é o braço horizontal do centro de massa. O torque gravitacional resulta em N·m, unidade física, ao contrário do torque do cabo. O módulo na Equação (24) desconsidera o sentido do torque, cuja troca ocorre apenas no início da faixa (seção 4.8).</w:t>
+        <w:t xml:space="preserve">, em milímetros, é o braço horizontal do centro de massa. O torque gravitacional resulta em N·m, a mesma unidade adotada para o torque do cabo. O módulo na Equação (24) desconsidera o sentido do torque, cuja troca ocorre apenas no início da faixa (seção 4.8).</w:t>
       </w:r>
     </w:p>
     <w:p>
@@ -8474,7 +8474,7 @@
         <w:rPr>
           <w:lang w:val="pt-BR"/>
         </w:rPr>
-        <w:t xml:space="preserve">A referência de comparação é a curva torque × ângulo do gerador de torque publicada na US 9.889.554 B2, da qual foram extraídos 29 pontos, registrados em θ* e listados na Tabela 4 na ordem da extração. Os pontos são usados exatamente como foram extraídos, sem reordenação, interpolação ou suavização. O procedimento de digitalização e a incerteza da leitura não estão documentados, o que limita a interpretação dos resíduos do ajuste (seção 4.5).</w:t>
+        <w:t xml:space="preserve">A referência de comparação é a curva torque × ângulo do gerador de torque publicada na US 9.889.554 B2, da qual foram extraídos 29 pontos, registrados em θ* e listados na Tabela 4 na ordem da extração. Os pontos são usados exatamente como foram extraídos, sem reordenação, interpolação ou suavização. A figura da patente não declara a unidade da ordenada, que neste trabalho é tomada em N·m. O procedimento de digitalização e a incerteza da leitura não estão documentados, o que limita a interpretação dos resíduos do ajuste (seção 4.5).</w:t>
       </w:r>
     </w:p>
     <w:p>
@@ -10158,7 +10158,7 @@
         <w:rPr>
           <w:lang w:val="pt-BR"/>
         </w:rPr>
-        <w:t xml:space="preserve">As duas etapas dependem de um pré-requisito ainda não satisfeito: a Equação (27) soma o torque do cabo ao torque gravitacional e exige ambos na mesma unidade física. Enquanto K estiver referido à ordenada sem unidade da patente, a integração da equação de movimento não tem significado físico.</w:t>
+        <w:t xml:space="preserve">Como o torque do cabo e o torque gravitacional estão na mesma unidade, a Equação (27) pode ser integrada diretamente com os parâmetros deste capítulo; essa integração constitui a etapa seguinte do trabalho.</w:t>
       </w:r>
     </w:p>
     <w:p>
@@ -10225,7 +10225,7 @@
         <w:rPr>
           <w:lang w:val="pt-BR"/>
         </w:rPr>
-        <w:t xml:space="preserve">Este capítulo apresenta os resultados das etapas descritas nas seções 3.1 a 3.11, aplicadas ao gerador de torque da US 9.889.554 B2. Salvo indicação em contrário, os números foram obtidos com o modelo vigente e os parâmetros congelados K = 174,68, H</w:t>
+        <w:t xml:space="preserve">Este capítulo apresenta os resultados das etapas descritas nas seções 3.1 a 3.11, aplicadas ao gerador de torque da US 9.889.554 B2. Salvo indicação em contrário, os números foram obtidos com o modelo vigente e os parâmetros congelados K = 174,68 N/mm, H</w:t>
       </w:r>
       <w:r>
         <w:rPr>
@@ -12109,7 +12109,7 @@
         <w:rPr>
           <w:lang w:val="pt-BR"/>
         </w:rPr>
-        <w:t xml:space="preserve">A Tabela 4 reúne os 29 pontos extraídos da curva da patente, na ordem da extração, com os ângulos correspondentes nas convenções da seção 3.3, o torque calculado pelo modelo com os parâmetros congelados e o resíduo. Os pontos cobrem θ* de 42,909° a 193,017°, isto é, elevação de 180,1° a 30,0°, com espaçamento irregular, de 2,87° a 8,03° em θ*. O maior valor extraído, 147,310 u.p., ocorre em θ* = 123,196° (elevação de 99,8°), e a média dos 29 valores é 81,840 u.p. Os valores são expressos em u.p. porque a figura de origem não declara unidade (seção 2.10).</w:t>
+        <w:t xml:space="preserve">A Tabela 4 reúne os 29 pontos extraídos da curva da patente, na ordem da extração, com os ângulos correspondentes nas convenções da seção 3.3, o torque calculado pelo modelo com os parâmetros congelados e o resíduo. Os pontos cobrem θ* de 42,909° a 193,017°, isto é, elevação de 180,1° a 30,0°, com espaçamento irregular, de 2,87° a 8,03° em θ*. O maior valor extraído, 147,310 N·m, ocorre em θ* = 123,196° (elevação de 99,8°), e a média dos 29 valores é 81,840 N·m, na escala adotada na seção 3.9.</w:t>
       </w:r>
     </w:p>
     <w:p>
@@ -12309,7 +12309,7 @@
                 <w:szCs w:val="20"/>
                 <w:lang w:val="pt-BR"/>
               </w:rPr>
-              <w:t xml:space="preserve">Extraído (u.p.)</w:t>
+              <w:t xml:space="preserve">Extraído (N·m)</w:t>
             </w:r>
           </w:p>
         </w:tc>
@@ -12334,7 +12334,7 @@
                 <w:szCs w:val="20"/>
                 <w:lang w:val="pt-BR"/>
               </w:rPr>
-              <w:t xml:space="preserve">Modelo, −τ (u.p.)</w:t>
+              <w:t xml:space="preserve">Modelo, −τ (N·m)</w:t>
             </w:r>
           </w:p>
         </w:tc>
@@ -12359,7 +12359,7 @@
                 <w:szCs w:val="20"/>
                 <w:lang w:val="pt-BR"/>
               </w:rPr>
-              <w:t xml:space="preserve">Resíduo (u.p.)</w:t>
+              <w:t xml:space="preserve">Resíduo (N·m)</w:t>
             </w:r>
           </w:p>
         </w:tc>
@@ -18440,7 +18440,7 @@
               <w:rPr>
                 <w:lang w:val="pt-BR"/>
               </w:rPr>
-              <w:t xml:space="preserve">174,68</w:t>
+              <w:t xml:space="preserve">174,68 N/mm</w:t>
             </w:r>
           </w:p>
         </w:tc>
@@ -18484,7 +18484,7 @@
               <w:rPr>
                 <w:lang w:val="pt-BR"/>
               </w:rPr>
-              <w:t xml:space="preserve">Reproduzida: 174,676, Equação (25)</w:t>
+              <w:t xml:space="preserve">Reproduzida: 174,676 N/mm, Equação (25)</w:t>
             </w:r>
           </w:p>
         </w:tc>
@@ -18661,7 +18661,7 @@
           <w:szCs w:val="20"/>
           <w:lang w:val="pt-BR"/>
         </w:rPr>
-        <w:t xml:space="preserve">Nota: K tem a unidade que faz K δ m/1000 resultar em u.p. (seção 3.6).</w:t>
+        <w:t xml:space="preserve">Nota: com a ordenada da patente em N·m, K é expresso em N/mm (seção 3.6).</w:t>
       </w:r>
     </w:p>
     <w:p>
@@ -18713,7 +18713,7 @@
         <w:rPr>
           <w:lang w:val="pt-BR"/>
         </w:rPr>
-        <w:t xml:space="preserve"> = 37,383 mm, K = 174,676 e RMSE de 1,8305 u.p., coincidentes com os valores congelados até a resolução da varredura. O valor 174,68 é, portanto, o arredondamento do K de mínimos quadrados no h adotado, e o par (K, h) é consistente.</w:t>
+        <w:t xml:space="preserve"> = 37,383 mm, K = 174,676 e RMSE de 1,8305 N·m, coincidentes com os valores congelados até a resolução da varredura. O valor 174,68 é, portanto, o arredondamento do K de mínimos quadrados no h adotado, e o par (K, h) é consistente.</w:t>
       </w:r>
     </w:p>
     <w:p>
@@ -18752,7 +18752,7 @@
         <w:rPr>
           <w:lang w:val="pt-BR"/>
         </w:rPr>
-        <w:t xml:space="preserve"> e K são reidentificados para cada h, de 8 a 60 mm em passo de 0,25 mm. Essa análise não é o procedimento principal deste trabalho, que mantém K congelado (seção 3.10), e serve apenas para conferir a afirmação anterior. O RMSE resultante apresenta mínimo interior em h ≈ 24,0 mm, com RMSE de 1,682 u.p., X</w:t>
+        <w:t xml:space="preserve"> e K são reidentificados para cada h, de 8 a 60 mm em passo de 0,25 mm. Essa análise não é o procedimento principal deste trabalho, que mantém K congelado (seção 3.10), e serve apenas para conferir a afirmação anterior. O RMSE resultante apresenta mínimo interior em h ≈ 24,0 mm, com RMSE de 1,682 N·m, X</w:t>
       </w:r>
       <w:r>
         <w:rPr>
@@ -18765,7 +18765,7 @@
         <w:rPr>
           <w:lang w:val="pt-BR"/>
         </w:rPr>
-        <w:t xml:space="preserve"> = 38,83 mm e K = 160,46, e cresce para valores maiores de h. A razão entre a extensão máxima e o comprimento livre vale 1,0095 em h = 22,701 mm, iguala 1 em h ≈ 22,52 mm e só ultrapassa 10 próximo do extremo superior da varredura, em h = 60 mm. Com a formulação anterior do caminho do cabo, sem o arco, o comportamento é análogo, com mínimo em h ≈ 23,0 mm e RMSE de 1,146 u.p. A afirmação de decrescimento monotônico não é reproduzida por nenhuma das duas formulações, e o critério que levou a 22,701 mm não pode ser reconstituído a partir dos registros disponíveis.</w:t>
+        <w:t xml:space="preserve"> = 38,83 mm e K = 160,46, e cresce para valores maiores de h. A razão entre a extensão máxima e o comprimento livre vale 1,0095 em h = 22,701 mm, iguala 1 em h ≈ 22,52 mm e só ultrapassa 10 próximo do extremo superior da varredura, em h = 60 mm. Com a formulação anterior do caminho do cabo, sem o arco, o comportamento é análogo, com mínimo em h ≈ 23,0 mm e RMSE de 1,146 N·m. A afirmação de decrescimento monotônico não é reproduzida por nenhuma das duas formulações, e o critério que levou a 22,701 mm não pode ser reconstituído a partir dos registros disponíveis.</w:t>
       </w:r>
     </w:p>
     <w:p>
@@ -18830,7 +18830,7 @@
         <w:rPr>
           <w:lang w:val="pt-BR"/>
         </w:rPr>
-        <w:t xml:space="preserve">A comparação entre formulações obedece à regra da seção 3.9. Com o caminho do cabo igual ao vão livre, a formulação anterior alcança RMSE de 1,152 u.p. no mesmo h, com X</w:t>
+        <w:t xml:space="preserve">A comparação entre formulações obedece à regra da seção 3.9. Com o caminho do cabo igual ao vão livre, a formulação anterior alcança RMSE de 1,152 N·m no mesmo h, com X</w:t>
       </w:r>
       <w:r>
         <w:rPr>
@@ -18843,7 +18843,7 @@
         <w:rPr>
           <w:lang w:val="pt-BR"/>
         </w:rPr>
-        <w:t xml:space="preserve"> = 37,44 mm e K = 175,50 reidentificados; com o caminho completo, o RMSE é de 1,830 u.p. A formulação anterior ajusta melhor a curva publicada, mas viola a conservação de energia (seção 4.3) e, por isso, foi abandonada: o menor RMSE não é critério de validade física.</w:t>
+        <w:t xml:space="preserve"> = 37,44 mm e K = 175,50 reidentificados; com o caminho completo, o RMSE é de 1,830 N·m. A formulação anterior ajusta melhor a curva publicada, mas viola a conservação de energia (seção 4.3) e, por isso, foi abandonada: o menor RMSE não é critério de validade física.</w:t>
       </w:r>
     </w:p>
     <w:p>
@@ -19113,7 +19113,7 @@
               <w:rPr>
                 <w:lang w:val="pt-BR"/>
               </w:rPr>
-              <w:t xml:space="preserve">1,8305 u.p.</w:t>
+              <w:t xml:space="preserve">1,8305 N·m</w:t>
             </w:r>
           </w:p>
         </w:tc>
@@ -19162,7 +19162,7 @@
               <w:rPr>
                 <w:lang w:val="pt-BR"/>
               </w:rPr>
-              <w:t xml:space="preserve">1,5866 u.p.</w:t>
+              <w:t xml:space="preserve">1,5866 N·m</w:t>
             </w:r>
           </w:p>
         </w:tc>
@@ -19211,7 +19211,7 @@
               <w:rPr>
                 <w:lang w:val="pt-BR"/>
               </w:rPr>
-              <w:t xml:space="preserve">3,3712 u.p., em θ* = 42,909° (elevação de 180,1°)</w:t>
+              <w:t xml:space="preserve">3,3712 N·m, em θ* = 42,909° (elevação de 180,1°)</w:t>
             </w:r>
           </w:p>
         </w:tc>
@@ -19414,7 +19414,7 @@
               <w:rPr>
                 <w:lang w:val="pt-BR"/>
               </w:rPr>
-              <w:t xml:space="preserve">+0,264 u.p.</w:t>
+              <w:t xml:space="preserve">+0,264 N·m</w:t>
             </w:r>
           </w:p>
         </w:tc>
@@ -19463,7 +19463,7 @@
               <w:rPr>
                 <w:lang w:val="pt-BR"/>
               </w:rPr>
-              <w:t xml:space="preserve">147,072 u.p., em θ* = 125,533° (elevação de 97,48°)</w:t>
+              <w:t xml:space="preserve">147,072 N·m, em θ* = 125,533° (elevação de 97,48°)</w:t>
             </w:r>
           </w:p>
         </w:tc>
@@ -19512,7 +19512,7 @@
               <w:rPr>
                 <w:lang w:val="pt-BR"/>
               </w:rPr>
-              <w:t xml:space="preserve">146,874 u.p., em θ* = 123,196°</w:t>
+              <w:t xml:space="preserve">146,874 N·m, em θ* = 123,196°</w:t>
             </w:r>
           </w:p>
         </w:tc>
@@ -19561,7 +19561,7 @@
               <w:rPr>
                 <w:lang w:val="pt-BR"/>
               </w:rPr>
-              <w:t xml:space="preserve">147,310 u.p., em θ* = 123,196°</w:t>
+              <w:t xml:space="preserve">147,310 N·m, em θ* = 123,196°</w:t>
             </w:r>
           </w:p>
         </w:tc>
@@ -19761,7 +19761,7 @@
                 <w:b/>
                 <w:lang w:val="pt-BR"/>
               </w:rPr>
-              <w:t xml:space="preserve">Resíduo médio (u.p.)</w:t>
+              <w:t xml:space="preserve">Resíduo médio (N·m)</w:t>
             </w:r>
           </w:p>
         </w:tc>
@@ -20509,7 +20509,7 @@
         <w:rPr>
           <w:lang w:val="pt-BR"/>
         </w:rPr>
-        <w:t xml:space="preserve"> = 192,532°). Ali o modelo prevê torque de −1,709 u.p., com sinal invertido, ao passo que a curva extraída registra 0,443 u.p. A diferença, que responde pelo resíduo da zona 6, é coerente com a ausência, no modelo, da protuberância que mantém o torque residual aproximadamente nulo no dispositivo real (seção 4.9).</w:t>
+        <w:t xml:space="preserve"> = 192,532°). Ali o modelo prevê torque de −1,709 N·m, com sinal invertido, ao passo que a curva extraída registra 0,443 N·m. A diferença, que responde pelo resíduo da zona 6, é coerente com a ausência, no modelo, da protuberância que mantém o torque residual aproximadamente nulo no dispositivo real (seção 4.9).</w:t>
       </w:r>
     </w:p>
     <w:p>
@@ -21055,7 +21055,7 @@
               <w:rPr>
                 <w:lang w:val="pt-BR"/>
               </w:rPr>
-              <w:t xml:space="preserve">9.516,5 (unidade de K × mm)</w:t>
+              <w:t xml:space="preserve">9.516,5 N</w:t>
             </w:r>
           </w:p>
         </w:tc>
@@ -21440,20 +21440,7 @@
         <w:rPr>
           <w:lang w:val="pt-BR"/>
         </w:rPr>
-        <w:t xml:space="preserve">A força máxima K δ</w:t>
-      </w:r>
-      <w:r>
-        <w:rPr>
-          <w:vertAlign w:val="subscript"/>
-          <w:lang w:val="pt-BR"/>
-        </w:rPr>
-        <w:t xml:space="preserve">máx</w:t>
-      </w:r>
-      <w:r>
-        <w:rPr>
-          <w:lang w:val="pt-BR"/>
-        </w:rPr>
-        <w:t xml:space="preserve"> vale 9.516,5 na unidade de K multiplicada por milímetro. Se a ordenada da patente estivesse em N·m, K estaria em N/mm, a tração no cabo chegaria a 9,5 kN e o pico do torque do cabo, 147,07 N·m, seria 13,2 vezes o pico do torque gravitacional do conjunto, de 11,1619 N·m (seção 4.8). Para equilibrar esse pico gravitacional com o maior braço disponível, 22,919 mm, bastaria uma tração de cerca de 487 N. A leitura da ordenada em N·m conduz, portanto, a valores implausíveis para um dispositivo vestível de apoio ao braço, o que reforça o tratamento da curva publicada como qualitativa quanto à magnitude: o modelo reproduz a forma do torque, mas não sua escala física.</w:t>
+        <w:t xml:space="preserve">A tração no cabo, F = K δ, acompanha a extensão da mola e atinge 9.516,5 N no ponto morto; no extremo oposto da faixa, com δ = 12,044 mm, vale 2.103,9 N. Com a rigidez K = 174,68 N/mm e o comprimento livre de 53,967 mm, esses valores definem a especificação da mola a ser confrontada com catálogo de fabricante.</w:t>
       </w:r>
     </w:p>
     <w:p>
@@ -21604,7 +21591,7 @@
         <w:rPr>
           <w:lang w:val="pt-BR"/>
         </w:rPr>
-        <w:t xml:space="preserve">A família não se abre de modo uniforme. Medido o espalhamento entre as curvas, máximo menos mínimo em cada θ*, surgem dois nós, em θ* = 68,03°, com espalhamento de 9,35 u.p., e em θ* = 185,71°, com 0,18 u.p.; a abertura máxima, de 106,79 u.p., ocorre em θ* = 130,38°. Os pontos extraídos próximos dos nós quase não carregam informação sobre h, e a capacidade de discriminar h concentra-se na faixa central, aproximadamente de θ* = 100° a 160°, isto é, de 63° a 123° de elevação.</w:t>
+        <w:t xml:space="preserve">A família não se abre de modo uniforme. Medido o espalhamento entre as curvas, máximo menos mínimo em cada θ*, surgem dois nós, em θ* = 68,03°, com espalhamento de 9,35 N·m, e em θ* = 185,71°, com 0,18 N·m; a abertura máxima, de 106,79 N·m, ocorre em θ* = 130,38°. Os pontos extraídos próximos dos nós quase não carregam informação sobre h, e a capacidade de discriminar h concentra-se na faixa central, aproximadamente de θ* = 100° a 160°, isto é, de 63° a 123° de elevação.</w:t>
       </w:r>
     </w:p>
     <w:p>
@@ -21713,7 +21700,7 @@
         <w:rPr>
           <w:lang w:val="pt-BR"/>
         </w:rPr>
-        <w:t xml:space="preserve">O menor RMSE, 1,8270 u.p. (R</w:t>
+        <w:t xml:space="preserve">O menor RMSE, 1,8270 N·m (R</w:t>
       </w:r>
       <w:r>
         <w:rPr>
@@ -22416,7 +22403,7 @@
         <w:rPr>
           <w:lang w:val="pt-BR"/>
         </w:rPr>
-        <w:t xml:space="preserve"> congelada, o cabo afrouxaria no início da faixa, com extensão mínima de −2,257 mm, e o RMSE seria de 43,48 u.p. (R</w:t>
+        <w:t xml:space="preserve"> congelada, o cabo afrouxaria no início da faixa, com extensão mínima de −2,257 mm, e o RMSE seria de 43,48 N·m (R</w:t>
       </w:r>
       <w:r>
         <w:rPr>
@@ -22545,7 +22532,7 @@
                 <w:szCs w:val="20"/>
                 <w:lang w:val="pt-BR"/>
               </w:rPr>
-              <w:t xml:space="preserve">RMSE (u.p.)</w:t>
+              <w:t xml:space="preserve">RMSE (N·m)</w:t>
             </w:r>
           </w:p>
         </w:tc>
@@ -23873,7 +23860,7 @@
         <w:rPr>
           <w:lang w:val="pt-BR"/>
         </w:rPr>
-        <w:t xml:space="preserve"> u.p. Isso permitiria reidentificar K para cada h em forma fechada, mas esse procedimento define um modelo diferente para cada h e não é adotado na análise principal.</w:t>
+        <w:t xml:space="preserve"> N·m. Isso permitiria reidentificar K para cada h em forma fechada, mas esse procedimento define um modelo diferente para cada h e não é adotado na análise principal.</w:t>
       </w:r>
     </w:p>
     <w:p>
@@ -23991,7 +23978,7 @@
         <w:rPr>
           <w:lang w:val="pt-BR"/>
         </w:rPr>
-        <w:t xml:space="preserve">A comparação entre as duas curvas exige cautela metodológica. Como a ordenada da curva publicada não tem unidade declarada e a seção 4.6 mostrou que sua leitura em N·m é implausível, as magnitudes não são comparáveis. O que se pode confrontar é a forma dos perfis, apresentados na Figura 5 normalizados pelos respectivos valores de pico, em função da elevação anatômica. Como a normalização elimina a escala, o confronto não informa que fração do torque gravitacional o mecanismo compensa.</w:t>
+        <w:t xml:space="preserve">Com as duas curvas em N·m, a comparação pode ser feita em magnitude (Figura 5 e Tabela 12) e em forma (Figura 6).</w:t>
       </w:r>
     </w:p>
     <w:p>
@@ -24007,7 +23994,7 @@
           <w:b/>
           <w:lang w:val="pt-BR"/>
         </w:rPr>
-        <w:t xml:space="preserve">Figura 5 — Torque do cabo e torque gravitacional normalizados pelos respectivos picos, em função da elevação anatômica (K = 174,68; h = 22,701 mm; X</w:t>
+        <w:t xml:space="preserve">Figura 5 — Torque do cabo e torque gravitacional em função da elevação anatômica (à esquerda) e razão entre eles (à direita) (K = 174,68 N/mm; h = 22,701 mm; X</w:t>
       </w:r>
       <w:r>
         <w:rPr>
@@ -24041,9 +24028,9 @@
         </w:rPr>
         <w:drawing>
           <wp:inline distT="0" distB="0" distL="0" distR="0">
-            <wp:extent cx="5029200" cy="2640330"/>
+            <wp:extent cx="5943600" cy="2496312"/>
             <wp:effectExtent l="0" t="0" r="0" b="0"/>
-            <wp:docPr id="905" name="Figura 5" descr="Curvas normalizadas do torque do cabo e do torque gravitacional em função da elevação, de 30° a 180°, com o cruzamento em 93,96°."/>
+            <wp:docPr id="905" name="Figura 5" descr="Torque do cabo e torque do peso em N·m em função da elevação, e razão cabo/peso de 32° a 170° de elevação."/>
             <wp:cNvGraphicFramePr>
               <a:graphicFrameLocks noChangeAspect="1"/>
             </wp:cNvGraphicFramePr>
@@ -24051,11 +24038,1475 @@
               <a:graphicData uri="http://schemas.openxmlformats.org/drawingml/2006/picture">
                 <pic:pic>
                   <pic:nvPicPr>
-                    <pic:cNvPr id="905" name="Figura 5" descr="Curvas normalizadas do torque do cabo e do torque gravitacional em função da elevação, de 30° a 180°, com o cruzamento em 93,96°."/>
+                    <pic:cNvPr id="905" name="Figura 5" descr="Torque do cabo e torque do peso em N·m em função da elevação, e razão cabo/peso de 32° a 170° de elevação."/>
                     <pic:cNvPicPr/>
                   </pic:nvPicPr>
                   <pic:blipFill>
                     <a:blip r:embed="rIdTccFig5"/>
+                    <a:stretch>
+                      <a:fillRect/>
+                    </a:stretch>
+                  </pic:blipFill>
+                  <pic:spPr>
+                    <a:xfrm>
+                      <a:off x="0" y="0"/>
+                      <a:ext cx="5943600" cy="2496312"/>
+                    </a:xfrm>
+                    <a:prstGeom prst="rect">
+                      <a:avLst/>
+                    </a:prstGeom>
+                  </pic:spPr>
+                </pic:pic>
+              </a:graphicData>
+            </a:graphic>
+          </wp:inline>
+        </w:drawing>
+      </w:r>
+    </w:p>
+    <w:p>
+      <w:pPr>
+        <w:spacing w:before="60" w:after="60"/>
+        <w:rPr>
+          <w:lang w:val="pt-BR"/>
+        </w:rPr>
+      </w:pPr>
+      <w:r>
+        <w:rPr>
+          <w:sz w:val="20"/>
+          <w:szCs w:val="20"/>
+          <w:lang w:val="pt-BR"/>
+        </w:rPr>
+        <w:t xml:space="preserve">Fonte: elaborada pelo autor.</w:t>
+      </w:r>
+    </w:p>
+    <w:p>
+      <w:pPr>
+        <w:spacing w:after="160"/>
+        <w:rPr>
+          <w:lang w:val="pt-BR"/>
+        </w:rPr>
+      </w:pPr>
+      <w:r>
+        <w:rPr>
+          <w:sz w:val="20"/>
+          <w:szCs w:val="20"/>
+          <w:lang w:val="pt-BR"/>
+        </w:rPr>
+        <w:t xml:space="preserve">Nota: a linha pontilhada do painel direito marca a razão igual a 1.</w:t>
+      </w:r>
+    </w:p>
+    <w:p>
+      <w:pPr>
+        <w:rPr>
+          <w:lang w:val="pt-BR"/>
+        </w:rPr>
+      </w:pPr>
+      <w:r>
+        <w:rPr>
+          <w:lang w:val="pt-BR"/>
+        </w:rPr>
+        <w:t xml:space="preserve">O torque do cabo supera o torque gravitacional em quase toda a faixa. A razão entre os dois ultrapassa 1 na elevação de 32,2°, logo acima do ponto morto, e cresce rapidamente: entre 60° e 150° de elevação, o cabo entrega de 9,8 a 13,9 vezes o torque do peso, com média de 12,9. No pico gravitacional, a 89,44°, o torque do cabo é de 144,67 N·m, 13,0 vezes os 11,16 N·m do peso, e o excedente máximo, de 136,03 N·m, ocorre a 97,88° de elevação. Acima de 150°, a razão cresce ainda mais, porque o torque gravitacional tende a zero com o braço próximo da vertical.</w:t>
+      </w:r>
+    </w:p>
+    <w:p>
+      <w:pPr>
+        <w:keepNext/>
+        <w:spacing w:before="120" w:after="60"/>
+        <w:rPr>
+          <w:lang w:val="pt-BR"/>
+        </w:rPr>
+      </w:pPr>
+      <w:r>
+        <w:rPr>
+          <w:b/>
+          <w:lang w:val="pt-BR"/>
+        </w:rPr>
+        <w:t xml:space="preserve">Tabela 12 — Torque do cabo e torque gravitacional por elevação anatômica</w:t>
+      </w:r>
+    </w:p>
+    <w:tbl>
+      <w:tblPr>
+        <w:tblStyle w:val="Tabelacomgrade"/>
+        <w:tblW w:w="9360" w:type="dxa"/>
+        <w:jc w:val="center"/>
+        <w:tblLayout w:type="fixed"/>
+        <w:tblLook w:val="0420" w:firstRow="1" w:lastRow="0" w:firstColumn="0" w:lastColumn="0" w:noHBand="0" w:noVBand="1"/>
+      </w:tblPr>
+      <w:tblGrid>
+        <w:gridCol w:w="1700"/>
+        <w:gridCol w:w="1700"/>
+        <w:gridCol w:w="2000"/>
+        <w:gridCol w:w="2000"/>
+        <w:gridCol w:w="1960"/>
+      </w:tblGrid>
+      <w:tr>
+        <w:trPr>
+          <w:cantSplit/>
+          <w:tblHeader/>
+        </w:trPr>
+        <w:tc>
+          <w:tcPr>
+            <w:tcW w:w="1700" w:type="dxa"/>
+            <w:shd w:val="clear" w:color="auto" w:fill="F2F2F2"/>
+            <w:vAlign w:val="center"/>
+          </w:tcPr>
+          <w:p>
+            <w:pPr>
+              <w:keepNext/>
+              <w:spacing w:before="20" w:after="20" w:line="240" w:lineRule="auto"/>
+              <w:jc w:val="center"/>
+              <w:rPr>
+                <w:lang w:val="pt-BR"/>
+              </w:rPr>
+            </w:pPr>
+            <w:r>
+              <w:rPr>
+                <w:b/>
+                <w:lang w:val="pt-BR"/>
+              </w:rPr>
+              <w:t xml:space="preserve">Elevação (°)</w:t>
+            </w:r>
+          </w:p>
+        </w:tc>
+        <w:tc>
+          <w:tcPr>
+            <w:tcW w:w="1700" w:type="dxa"/>
+            <w:shd w:val="clear" w:color="auto" w:fill="F2F2F2"/>
+            <w:vAlign w:val="center"/>
+          </w:tcPr>
+          <w:p>
+            <w:pPr>
+              <w:keepNext/>
+              <w:spacing w:before="20" w:after="20" w:line="240" w:lineRule="auto"/>
+              <w:jc w:val="center"/>
+              <w:rPr>
+                <w:lang w:val="pt-BR"/>
+              </w:rPr>
+            </w:pPr>
+            <w:r>
+              <w:rPr>
+                <w:b/>
+                <w:lang w:val="pt-BR"/>
+              </w:rPr>
+              <w:t xml:space="preserve">θ* (°)</w:t>
+            </w:r>
+          </w:p>
+        </w:tc>
+        <w:tc>
+          <w:tcPr>
+            <w:tcW w:w="2000" w:type="dxa"/>
+            <w:shd w:val="clear" w:color="auto" w:fill="F2F2F2"/>
+            <w:vAlign w:val="center"/>
+          </w:tcPr>
+          <w:p>
+            <w:pPr>
+              <w:keepNext/>
+              <w:spacing w:before="20" w:after="20" w:line="240" w:lineRule="auto"/>
+              <w:jc w:val="center"/>
+              <w:rPr>
+                <w:lang w:val="pt-BR"/>
+              </w:rPr>
+            </w:pPr>
+            <w:r>
+              <w:rPr>
+                <w:b/>
+                <w:lang w:val="pt-BR"/>
+              </w:rPr>
+              <w:t xml:space="preserve">Torque do peso (N·m)</w:t>
+            </w:r>
+          </w:p>
+        </w:tc>
+        <w:tc>
+          <w:tcPr>
+            <w:tcW w:w="2000" w:type="dxa"/>
+            <w:shd w:val="clear" w:color="auto" w:fill="F2F2F2"/>
+            <w:vAlign w:val="center"/>
+          </w:tcPr>
+          <w:p>
+            <w:pPr>
+              <w:keepNext/>
+              <w:spacing w:before="20" w:after="20" w:line="240" w:lineRule="auto"/>
+              <w:jc w:val="center"/>
+              <w:rPr>
+                <w:lang w:val="pt-BR"/>
+              </w:rPr>
+            </w:pPr>
+            <w:r>
+              <w:rPr>
+                <w:b/>
+                <w:lang w:val="pt-BR"/>
+              </w:rPr>
+              <w:t xml:space="preserve">Torque do cabo (N·m)</w:t>
+            </w:r>
+          </w:p>
+        </w:tc>
+        <w:tc>
+          <w:tcPr>
+            <w:tcW w:w="1960" w:type="dxa"/>
+            <w:shd w:val="clear" w:color="auto" w:fill="F2F2F2"/>
+            <w:vAlign w:val="center"/>
+          </w:tcPr>
+          <w:p>
+            <w:pPr>
+              <w:keepNext/>
+              <w:spacing w:before="20" w:after="20" w:line="240" w:lineRule="auto"/>
+              <w:jc w:val="center"/>
+              <w:rPr>
+                <w:lang w:val="pt-BR"/>
+              </w:rPr>
+            </w:pPr>
+            <w:r>
+              <w:rPr>
+                <w:b/>
+                <w:lang w:val="pt-BR"/>
+              </w:rPr>
+              <w:t xml:space="preserve">Cabo/peso</w:t>
+            </w:r>
+          </w:p>
+        </w:tc>
+      </w:tr>
+      <w:tr>
+        <w:trPr>
+          <w:cantSplit/>
+        </w:trPr>
+        <w:tc>
+          <w:tcPr>
+            <w:tcW w:w="1700" w:type="dxa"/>
+            <w:vAlign w:val="center"/>
+          </w:tcPr>
+          <w:p>
+            <w:pPr>
+              <w:keepNext/>
+              <w:spacing w:before="20" w:after="20" w:line="240" w:lineRule="auto"/>
+              <w:jc w:val="center"/>
+              <w:rPr>
+                <w:lang w:val="pt-BR"/>
+              </w:rPr>
+            </w:pPr>
+            <w:r>
+              <w:rPr>
+                <w:lang w:val="pt-BR"/>
+              </w:rPr>
+              <w:t xml:space="preserve">35</w:t>
+            </w:r>
+          </w:p>
+        </w:tc>
+        <w:tc>
+          <w:tcPr>
+            <w:tcW w:w="1700" w:type="dxa"/>
+            <w:vAlign w:val="center"/>
+          </w:tcPr>
+          <w:p>
+            <w:pPr>
+              <w:keepNext/>
+              <w:spacing w:before="20" w:after="20" w:line="240" w:lineRule="auto"/>
+              <w:jc w:val="center"/>
+              <w:rPr>
+                <w:lang w:val="pt-BR"/>
+              </w:rPr>
+            </w:pPr>
+            <w:r>
+              <w:rPr>
+                <w:lang w:val="pt-BR"/>
+              </w:rPr>
+              <w:t xml:space="preserve">188,017</w:t>
+            </w:r>
+          </w:p>
+        </w:tc>
+        <w:tc>
+          <w:tcPr>
+            <w:tcW w:w="2000" w:type="dxa"/>
+            <w:vAlign w:val="center"/>
+          </w:tcPr>
+          <w:p>
+            <w:pPr>
+              <w:keepNext/>
+              <w:spacing w:before="20" w:after="20" w:line="240" w:lineRule="auto"/>
+              <w:jc w:val="center"/>
+              <w:rPr>
+                <w:lang w:val="pt-BR"/>
+              </w:rPr>
+            </w:pPr>
+            <w:r>
+              <w:rPr>
+                <w:lang w:val="pt-BR"/>
+              </w:rPr>
+              <w:t xml:space="preserve">6,492</w:t>
+            </w:r>
+          </w:p>
+        </w:tc>
+        <w:tc>
+          <w:tcPr>
+            <w:tcW w:w="2000" w:type="dxa"/>
+            <w:vAlign w:val="center"/>
+          </w:tcPr>
+          <w:p>
+            <w:pPr>
+              <w:keepNext/>
+              <w:spacing w:before="20" w:after="20" w:line="240" w:lineRule="auto"/>
+              <w:jc w:val="center"/>
+              <w:rPr>
+                <w:lang w:val="pt-BR"/>
+              </w:rPr>
+            </w:pPr>
+            <w:r>
+              <w:rPr>
+                <w:lang w:val="pt-BR"/>
+              </w:rPr>
+              <w:t xml:space="preserve">15,865</w:t>
+            </w:r>
+          </w:p>
+        </w:tc>
+        <w:tc>
+          <w:tcPr>
+            <w:tcW w:w="1960" w:type="dxa"/>
+            <w:vAlign w:val="center"/>
+          </w:tcPr>
+          <w:p>
+            <w:pPr>
+              <w:keepNext/>
+              <w:spacing w:before="20" w:after="20" w:line="240" w:lineRule="auto"/>
+              <w:jc w:val="center"/>
+              <w:rPr>
+                <w:lang w:val="pt-BR"/>
+              </w:rPr>
+            </w:pPr>
+            <w:r>
+              <w:rPr>
+                <w:lang w:val="pt-BR"/>
+              </w:rPr>
+              <w:t xml:space="preserve">2,44</w:t>
+            </w:r>
+          </w:p>
+        </w:tc>
+      </w:tr>
+      <w:tr>
+        <w:trPr>
+          <w:cantSplit/>
+        </w:trPr>
+        <w:tc>
+          <w:tcPr>
+            <w:tcW w:w="1700" w:type="dxa"/>
+            <w:vAlign w:val="center"/>
+          </w:tcPr>
+          <w:p>
+            <w:pPr>
+              <w:keepNext/>
+              <w:spacing w:before="20" w:after="20" w:line="240" w:lineRule="auto"/>
+              <w:jc w:val="center"/>
+              <w:rPr>
+                <w:lang w:val="pt-BR"/>
+              </w:rPr>
+            </w:pPr>
+            <w:r>
+              <w:rPr>
+                <w:lang w:val="pt-BR"/>
+              </w:rPr>
+              <w:t xml:space="preserve">45</w:t>
+            </w:r>
+          </w:p>
+        </w:tc>
+        <w:tc>
+          <w:tcPr>
+            <w:tcW w:w="1700" w:type="dxa"/>
+            <w:vAlign w:val="center"/>
+          </w:tcPr>
+          <w:p>
+            <w:pPr>
+              <w:keepNext/>
+              <w:spacing w:before="20" w:after="20" w:line="240" w:lineRule="auto"/>
+              <w:jc w:val="center"/>
+              <w:rPr>
+                <w:lang w:val="pt-BR"/>
+              </w:rPr>
+            </w:pPr>
+            <w:r>
+              <w:rPr>
+                <w:lang w:val="pt-BR"/>
+              </w:rPr>
+              <w:t xml:space="preserve">178,017</w:t>
+            </w:r>
+          </w:p>
+        </w:tc>
+        <w:tc>
+          <w:tcPr>
+            <w:tcW w:w="2000" w:type="dxa"/>
+            <w:vAlign w:val="center"/>
+          </w:tcPr>
+          <w:p>
+            <w:pPr>
+              <w:keepNext/>
+              <w:spacing w:before="20" w:after="20" w:line="240" w:lineRule="auto"/>
+              <w:jc w:val="center"/>
+              <w:rPr>
+                <w:lang w:val="pt-BR"/>
+              </w:rPr>
+            </w:pPr>
+            <w:r>
+              <w:rPr>
+                <w:lang w:val="pt-BR"/>
+              </w:rPr>
+              <w:t xml:space="preserve">7,970</w:t>
+            </w:r>
+          </w:p>
+        </w:tc>
+        <w:tc>
+          <w:tcPr>
+            <w:tcW w:w="2000" w:type="dxa"/>
+            <w:vAlign w:val="center"/>
+          </w:tcPr>
+          <w:p>
+            <w:pPr>
+              <w:keepNext/>
+              <w:spacing w:before="20" w:after="20" w:line="240" w:lineRule="auto"/>
+              <w:jc w:val="center"/>
+              <w:rPr>
+                <w:lang w:val="pt-BR"/>
+              </w:rPr>
+            </w:pPr>
+            <w:r>
+              <w:rPr>
+                <w:lang w:val="pt-BR"/>
+              </w:rPr>
+              <w:t xml:space="preserve">50,048</w:t>
+            </w:r>
+          </w:p>
+        </w:tc>
+        <w:tc>
+          <w:tcPr>
+            <w:tcW w:w="1960" w:type="dxa"/>
+            <w:vAlign w:val="center"/>
+          </w:tcPr>
+          <w:p>
+            <w:pPr>
+              <w:keepNext/>
+              <w:spacing w:before="20" w:after="20" w:line="240" w:lineRule="auto"/>
+              <w:jc w:val="center"/>
+              <w:rPr>
+                <w:lang w:val="pt-BR"/>
+              </w:rPr>
+            </w:pPr>
+            <w:r>
+              <w:rPr>
+                <w:lang w:val="pt-BR"/>
+              </w:rPr>
+              <w:t xml:space="preserve">6,28</w:t>
+            </w:r>
+          </w:p>
+        </w:tc>
+      </w:tr>
+      <w:tr>
+        <w:trPr>
+          <w:cantSplit/>
+        </w:trPr>
+        <w:tc>
+          <w:tcPr>
+            <w:tcW w:w="1700" w:type="dxa"/>
+            <w:vAlign w:val="center"/>
+          </w:tcPr>
+          <w:p>
+            <w:pPr>
+              <w:keepNext/>
+              <w:spacing w:before="20" w:after="20" w:line="240" w:lineRule="auto"/>
+              <w:jc w:val="center"/>
+              <w:rPr>
+                <w:lang w:val="pt-BR"/>
+              </w:rPr>
+            </w:pPr>
+            <w:r>
+              <w:rPr>
+                <w:lang w:val="pt-BR"/>
+              </w:rPr>
+              <w:t xml:space="preserve">60</w:t>
+            </w:r>
+          </w:p>
+        </w:tc>
+        <w:tc>
+          <w:tcPr>
+            <w:tcW w:w="1700" w:type="dxa"/>
+            <w:vAlign w:val="center"/>
+          </w:tcPr>
+          <w:p>
+            <w:pPr>
+              <w:keepNext/>
+              <w:spacing w:before="20" w:after="20" w:line="240" w:lineRule="auto"/>
+              <w:jc w:val="center"/>
+              <w:rPr>
+                <w:lang w:val="pt-BR"/>
+              </w:rPr>
+            </w:pPr>
+            <w:r>
+              <w:rPr>
+                <w:lang w:val="pt-BR"/>
+              </w:rPr>
+              <w:t xml:space="preserve">163,017</w:t>
+            </w:r>
+          </w:p>
+        </w:tc>
+        <w:tc>
+          <w:tcPr>
+            <w:tcW w:w="2000" w:type="dxa"/>
+            <w:vAlign w:val="center"/>
+          </w:tcPr>
+          <w:p>
+            <w:pPr>
+              <w:keepNext/>
+              <w:spacing w:before="20" w:after="20" w:line="240" w:lineRule="auto"/>
+              <w:jc w:val="center"/>
+              <w:rPr>
+                <w:lang w:val="pt-BR"/>
+              </w:rPr>
+            </w:pPr>
+            <w:r>
+              <w:rPr>
+                <w:lang w:val="pt-BR"/>
+              </w:rPr>
+              <w:t xml:space="preserve">9,721</w:t>
+            </w:r>
+          </w:p>
+        </w:tc>
+        <w:tc>
+          <w:tcPr>
+            <w:tcW w:w="2000" w:type="dxa"/>
+            <w:vAlign w:val="center"/>
+          </w:tcPr>
+          <w:p>
+            <w:pPr>
+              <w:keepNext/>
+              <w:spacing w:before="20" w:after="20" w:line="240" w:lineRule="auto"/>
+              <w:jc w:val="center"/>
+              <w:rPr>
+                <w:lang w:val="pt-BR"/>
+              </w:rPr>
+            </w:pPr>
+            <w:r>
+              <w:rPr>
+                <w:lang w:val="pt-BR"/>
+              </w:rPr>
+              <w:t xml:space="preserve">95,217</w:t>
+            </w:r>
+          </w:p>
+        </w:tc>
+        <w:tc>
+          <w:tcPr>
+            <w:tcW w:w="1960" w:type="dxa"/>
+            <w:vAlign w:val="center"/>
+          </w:tcPr>
+          <w:p>
+            <w:pPr>
+              <w:keepNext/>
+              <w:spacing w:before="20" w:after="20" w:line="240" w:lineRule="auto"/>
+              <w:jc w:val="center"/>
+              <w:rPr>
+                <w:lang w:val="pt-BR"/>
+              </w:rPr>
+            </w:pPr>
+            <w:r>
+              <w:rPr>
+                <w:lang w:val="pt-BR"/>
+              </w:rPr>
+              <w:t xml:space="preserve">9,80</w:t>
+            </w:r>
+          </w:p>
+        </w:tc>
+      </w:tr>
+      <w:tr>
+        <w:trPr>
+          <w:cantSplit/>
+        </w:trPr>
+        <w:tc>
+          <w:tcPr>
+            <w:tcW w:w="1700" w:type="dxa"/>
+            <w:vAlign w:val="center"/>
+          </w:tcPr>
+          <w:p>
+            <w:pPr>
+              <w:keepNext/>
+              <w:spacing w:before="20" w:after="20" w:line="240" w:lineRule="auto"/>
+              <w:jc w:val="center"/>
+              <w:rPr>
+                <w:lang w:val="pt-BR"/>
+              </w:rPr>
+            </w:pPr>
+            <w:r>
+              <w:rPr>
+                <w:lang w:val="pt-BR"/>
+              </w:rPr>
+              <w:t xml:space="preserve">75</w:t>
+            </w:r>
+          </w:p>
+        </w:tc>
+        <w:tc>
+          <w:tcPr>
+            <w:tcW w:w="1700" w:type="dxa"/>
+            <w:vAlign w:val="center"/>
+          </w:tcPr>
+          <w:p>
+            <w:pPr>
+              <w:keepNext/>
+              <w:spacing w:before="20" w:after="20" w:line="240" w:lineRule="auto"/>
+              <w:jc w:val="center"/>
+              <w:rPr>
+                <w:lang w:val="pt-BR"/>
+              </w:rPr>
+            </w:pPr>
+            <w:r>
+              <w:rPr>
+                <w:lang w:val="pt-BR"/>
+              </w:rPr>
+              <w:t xml:space="preserve">148,017</w:t>
+            </w:r>
+          </w:p>
+        </w:tc>
+        <w:tc>
+          <w:tcPr>
+            <w:tcW w:w="2000" w:type="dxa"/>
+            <w:vAlign w:val="center"/>
+          </w:tcPr>
+          <w:p>
+            <w:pPr>
+              <w:keepNext/>
+              <w:spacing w:before="20" w:after="20" w:line="240" w:lineRule="auto"/>
+              <w:jc w:val="center"/>
+              <w:rPr>
+                <w:lang w:val="pt-BR"/>
+              </w:rPr>
+            </w:pPr>
+            <w:r>
+              <w:rPr>
+                <w:lang w:val="pt-BR"/>
+              </w:rPr>
+              <w:t xml:space="preserve">10,809</w:t>
+            </w:r>
+          </w:p>
+        </w:tc>
+        <w:tc>
+          <w:tcPr>
+            <w:tcW w:w="2000" w:type="dxa"/>
+            <w:vAlign w:val="center"/>
+          </w:tcPr>
+          <w:p>
+            <w:pPr>
+              <w:keepNext/>
+              <w:spacing w:before="20" w:after="20" w:line="240" w:lineRule="auto"/>
+              <w:jc w:val="center"/>
+              <w:rPr>
+                <w:lang w:val="pt-BR"/>
+              </w:rPr>
+            </w:pPr>
+            <w:r>
+              <w:rPr>
+                <w:lang w:val="pt-BR"/>
+              </w:rPr>
+              <w:t xml:space="preserve">128,079</w:t>
+            </w:r>
+          </w:p>
+        </w:tc>
+        <w:tc>
+          <w:tcPr>
+            <w:tcW w:w="1960" w:type="dxa"/>
+            <w:vAlign w:val="center"/>
+          </w:tcPr>
+          <w:p>
+            <w:pPr>
+              <w:keepNext/>
+              <w:spacing w:before="20" w:after="20" w:line="240" w:lineRule="auto"/>
+              <w:jc w:val="center"/>
+              <w:rPr>
+                <w:lang w:val="pt-BR"/>
+              </w:rPr>
+            </w:pPr>
+            <w:r>
+              <w:rPr>
+                <w:lang w:val="pt-BR"/>
+              </w:rPr>
+              <w:t xml:space="preserve">11,85</w:t>
+            </w:r>
+          </w:p>
+        </w:tc>
+      </w:tr>
+      <w:tr>
+        <w:trPr>
+          <w:cantSplit/>
+        </w:trPr>
+        <w:tc>
+          <w:tcPr>
+            <w:tcW w:w="1700" w:type="dxa"/>
+            <w:vAlign w:val="center"/>
+          </w:tcPr>
+          <w:p>
+            <w:pPr>
+              <w:keepNext/>
+              <w:spacing w:before="20" w:after="20" w:line="240" w:lineRule="auto"/>
+              <w:jc w:val="center"/>
+              <w:rPr>
+                <w:lang w:val="pt-BR"/>
+              </w:rPr>
+            </w:pPr>
+            <w:r>
+              <w:rPr>
+                <w:lang w:val="pt-BR"/>
+              </w:rPr>
+              <w:t xml:space="preserve">90</w:t>
+            </w:r>
+          </w:p>
+        </w:tc>
+        <w:tc>
+          <w:tcPr>
+            <w:tcW w:w="1700" w:type="dxa"/>
+            <w:vAlign w:val="center"/>
+          </w:tcPr>
+          <w:p>
+            <w:pPr>
+              <w:keepNext/>
+              <w:spacing w:before="20" w:after="20" w:line="240" w:lineRule="auto"/>
+              <w:jc w:val="center"/>
+              <w:rPr>
+                <w:lang w:val="pt-BR"/>
+              </w:rPr>
+            </w:pPr>
+            <w:r>
+              <w:rPr>
+                <w:lang w:val="pt-BR"/>
+              </w:rPr>
+              <w:t xml:space="preserve">133,017</w:t>
+            </w:r>
+          </w:p>
+        </w:tc>
+        <w:tc>
+          <w:tcPr>
+            <w:tcW w:w="2000" w:type="dxa"/>
+            <w:vAlign w:val="center"/>
+          </w:tcPr>
+          <w:p>
+            <w:pPr>
+              <w:keepNext/>
+              <w:spacing w:before="20" w:after="20" w:line="240" w:lineRule="auto"/>
+              <w:jc w:val="center"/>
+              <w:rPr>
+                <w:lang w:val="pt-BR"/>
+              </w:rPr>
+            </w:pPr>
+            <w:r>
+              <w:rPr>
+                <w:lang w:val="pt-BR"/>
+              </w:rPr>
+              <w:t xml:space="preserve">11,161</w:t>
+            </w:r>
+          </w:p>
+        </w:tc>
+        <w:tc>
+          <w:tcPr>
+            <w:tcW w:w="2000" w:type="dxa"/>
+            <w:vAlign w:val="center"/>
+          </w:tcPr>
+          <w:p>
+            <w:pPr>
+              <w:keepNext/>
+              <w:spacing w:before="20" w:after="20" w:line="240" w:lineRule="auto"/>
+              <w:jc w:val="center"/>
+              <w:rPr>
+                <w:lang w:val="pt-BR"/>
+              </w:rPr>
+            </w:pPr>
+            <w:r>
+              <w:rPr>
+                <w:lang w:val="pt-BR"/>
+              </w:rPr>
+              <w:t xml:space="preserve">144,992</w:t>
+            </w:r>
+          </w:p>
+        </w:tc>
+        <w:tc>
+          <w:tcPr>
+            <w:tcW w:w="1960" w:type="dxa"/>
+            <w:vAlign w:val="center"/>
+          </w:tcPr>
+          <w:p>
+            <w:pPr>
+              <w:keepNext/>
+              <w:spacing w:before="20" w:after="20" w:line="240" w:lineRule="auto"/>
+              <w:jc w:val="center"/>
+              <w:rPr>
+                <w:lang w:val="pt-BR"/>
+              </w:rPr>
+            </w:pPr>
+            <w:r>
+              <w:rPr>
+                <w:lang w:val="pt-BR"/>
+              </w:rPr>
+              <w:t xml:space="preserve">12,99</w:t>
+            </w:r>
+          </w:p>
+        </w:tc>
+      </w:tr>
+      <w:tr>
+        <w:trPr>
+          <w:cantSplit/>
+        </w:trPr>
+        <w:tc>
+          <w:tcPr>
+            <w:tcW w:w="1700" w:type="dxa"/>
+            <w:vAlign w:val="center"/>
+          </w:tcPr>
+          <w:p>
+            <w:pPr>
+              <w:keepNext/>
+              <w:spacing w:before="20" w:after="20" w:line="240" w:lineRule="auto"/>
+              <w:jc w:val="center"/>
+              <w:rPr>
+                <w:lang w:val="pt-BR"/>
+              </w:rPr>
+            </w:pPr>
+            <w:r>
+              <w:rPr>
+                <w:lang w:val="pt-BR"/>
+              </w:rPr>
+              <w:t xml:space="preserve">105</w:t>
+            </w:r>
+          </w:p>
+        </w:tc>
+        <w:tc>
+          <w:tcPr>
+            <w:tcW w:w="1700" w:type="dxa"/>
+            <w:vAlign w:val="center"/>
+          </w:tcPr>
+          <w:p>
+            <w:pPr>
+              <w:keepNext/>
+              <w:spacing w:before="20" w:after="20" w:line="240" w:lineRule="auto"/>
+              <w:jc w:val="center"/>
+              <w:rPr>
+                <w:lang w:val="pt-BR"/>
+              </w:rPr>
+            </w:pPr>
+            <w:r>
+              <w:rPr>
+                <w:lang w:val="pt-BR"/>
+              </w:rPr>
+              <w:t xml:space="preserve">118,017</w:t>
+            </w:r>
+          </w:p>
+        </w:tc>
+        <w:tc>
+          <w:tcPr>
+            <w:tcW w:w="2000" w:type="dxa"/>
+            <w:vAlign w:val="center"/>
+          </w:tcPr>
+          <w:p>
+            <w:pPr>
+              <w:keepNext/>
+              <w:spacing w:before="20" w:after="20" w:line="240" w:lineRule="auto"/>
+              <w:jc w:val="center"/>
+              <w:rPr>
+                <w:lang w:val="pt-BR"/>
+              </w:rPr>
+            </w:pPr>
+            <w:r>
+              <w:rPr>
+                <w:lang w:val="pt-BR"/>
+              </w:rPr>
+              <w:t xml:space="preserve">10,753</w:t>
+            </w:r>
+          </w:p>
+        </w:tc>
+        <w:tc>
+          <w:tcPr>
+            <w:tcW w:w="2000" w:type="dxa"/>
+            <w:vAlign w:val="center"/>
+          </w:tcPr>
+          <w:p>
+            <w:pPr>
+              <w:keepNext/>
+              <w:spacing w:before="20" w:after="20" w:line="240" w:lineRule="auto"/>
+              <w:jc w:val="center"/>
+              <w:rPr>
+                <w:lang w:val="pt-BR"/>
+              </w:rPr>
+            </w:pPr>
+            <w:r>
+              <w:rPr>
+                <w:lang w:val="pt-BR"/>
+              </w:rPr>
+              <w:t xml:space="preserve">145,061</w:t>
+            </w:r>
+          </w:p>
+        </w:tc>
+        <w:tc>
+          <w:tcPr>
+            <w:tcW w:w="1960" w:type="dxa"/>
+            <w:vAlign w:val="center"/>
+          </w:tcPr>
+          <w:p>
+            <w:pPr>
+              <w:keepNext/>
+              <w:spacing w:before="20" w:after="20" w:line="240" w:lineRule="auto"/>
+              <w:jc w:val="center"/>
+              <w:rPr>
+                <w:lang w:val="pt-BR"/>
+              </w:rPr>
+            </w:pPr>
+            <w:r>
+              <w:rPr>
+                <w:lang w:val="pt-BR"/>
+              </w:rPr>
+              <w:t xml:space="preserve">13,49</w:t>
+            </w:r>
+          </w:p>
+        </w:tc>
+      </w:tr>
+      <w:tr>
+        <w:trPr>
+          <w:cantSplit/>
+        </w:trPr>
+        <w:tc>
+          <w:tcPr>
+            <w:tcW w:w="1700" w:type="dxa"/>
+            <w:vAlign w:val="center"/>
+          </w:tcPr>
+          <w:p>
+            <w:pPr>
+              <w:keepNext/>
+              <w:spacing w:before="20" w:after="20" w:line="240" w:lineRule="auto"/>
+              <w:jc w:val="center"/>
+              <w:rPr>
+                <w:lang w:val="pt-BR"/>
+              </w:rPr>
+            </w:pPr>
+            <w:r>
+              <w:rPr>
+                <w:lang w:val="pt-BR"/>
+              </w:rPr>
+              <w:t xml:space="preserve">120</w:t>
+            </w:r>
+          </w:p>
+        </w:tc>
+        <w:tc>
+          <w:tcPr>
+            <w:tcW w:w="1700" w:type="dxa"/>
+            <w:vAlign w:val="center"/>
+          </w:tcPr>
+          <w:p>
+            <w:pPr>
+              <w:keepNext/>
+              <w:spacing w:before="20" w:after="20" w:line="240" w:lineRule="auto"/>
+              <w:jc w:val="center"/>
+              <w:rPr>
+                <w:lang w:val="pt-BR"/>
+              </w:rPr>
+            </w:pPr>
+            <w:r>
+              <w:rPr>
+                <w:lang w:val="pt-BR"/>
+              </w:rPr>
+              <w:t xml:space="preserve">103,017</w:t>
+            </w:r>
+          </w:p>
+        </w:tc>
+        <w:tc>
+          <w:tcPr>
+            <w:tcW w:w="2000" w:type="dxa"/>
+            <w:vAlign w:val="center"/>
+          </w:tcPr>
+          <w:p>
+            <w:pPr>
+              <w:keepNext/>
+              <w:spacing w:before="20" w:after="20" w:line="240" w:lineRule="auto"/>
+              <w:jc w:val="center"/>
+              <w:rPr>
+                <w:lang w:val="pt-BR"/>
+              </w:rPr>
+            </w:pPr>
+            <w:r>
+              <w:rPr>
+                <w:lang w:val="pt-BR"/>
+              </w:rPr>
+              <w:t xml:space="preserve">9,611</w:t>
+            </w:r>
+          </w:p>
+        </w:tc>
+        <w:tc>
+          <w:tcPr>
+            <w:tcW w:w="2000" w:type="dxa"/>
+            <w:vAlign w:val="center"/>
+          </w:tcPr>
+          <w:p>
+            <w:pPr>
+              <w:keepNext/>
+              <w:spacing w:before="20" w:after="20" w:line="240" w:lineRule="auto"/>
+              <w:jc w:val="center"/>
+              <w:rPr>
+                <w:lang w:val="pt-BR"/>
+              </w:rPr>
+            </w:pPr>
+            <w:r>
+              <w:rPr>
+                <w:lang w:val="pt-BR"/>
+              </w:rPr>
+              <w:t xml:space="preserve">130,316</w:t>
+            </w:r>
+          </w:p>
+        </w:tc>
+        <w:tc>
+          <w:tcPr>
+            <w:tcW w:w="1960" w:type="dxa"/>
+            <w:vAlign w:val="center"/>
+          </w:tcPr>
+          <w:p>
+            <w:pPr>
+              <w:keepNext/>
+              <w:spacing w:before="20" w:after="20" w:line="240" w:lineRule="auto"/>
+              <w:jc w:val="center"/>
+              <w:rPr>
+                <w:lang w:val="pt-BR"/>
+              </w:rPr>
+            </w:pPr>
+            <w:r>
+              <w:rPr>
+                <w:lang w:val="pt-BR"/>
+              </w:rPr>
+              <w:t xml:space="preserve">13,56</w:t>
+            </w:r>
+          </w:p>
+        </w:tc>
+      </w:tr>
+      <w:tr>
+        <w:trPr>
+          <w:cantSplit/>
+        </w:trPr>
+        <w:tc>
+          <w:tcPr>
+            <w:tcW w:w="1700" w:type="dxa"/>
+            <w:vAlign w:val="center"/>
+          </w:tcPr>
+          <w:p>
+            <w:pPr>
+              <w:keepNext/>
+              <w:spacing w:before="20" w:after="20" w:line="240" w:lineRule="auto"/>
+              <w:jc w:val="center"/>
+              <w:rPr>
+                <w:lang w:val="pt-BR"/>
+              </w:rPr>
+            </w:pPr>
+            <w:r>
+              <w:rPr>
+                <w:lang w:val="pt-BR"/>
+              </w:rPr>
+              <w:t xml:space="preserve">135</w:t>
+            </w:r>
+          </w:p>
+        </w:tc>
+        <w:tc>
+          <w:tcPr>
+            <w:tcW w:w="1700" w:type="dxa"/>
+            <w:vAlign w:val="center"/>
+          </w:tcPr>
+          <w:p>
+            <w:pPr>
+              <w:keepNext/>
+              <w:spacing w:before="20" w:after="20" w:line="240" w:lineRule="auto"/>
+              <w:jc w:val="center"/>
+              <w:rPr>
+                <w:lang w:val="pt-BR"/>
+              </w:rPr>
+            </w:pPr>
+            <w:r>
+              <w:rPr>
+                <w:lang w:val="pt-BR"/>
+              </w:rPr>
+              <w:t xml:space="preserve">88,017</w:t>
+            </w:r>
+          </w:p>
+        </w:tc>
+        <w:tc>
+          <w:tcPr>
+            <w:tcW w:w="2000" w:type="dxa"/>
+            <w:vAlign w:val="center"/>
+          </w:tcPr>
+          <w:p>
+            <w:pPr>
+              <w:keepNext/>
+              <w:spacing w:before="20" w:after="20" w:line="240" w:lineRule="auto"/>
+              <w:jc w:val="center"/>
+              <w:rPr>
+                <w:lang w:val="pt-BR"/>
+              </w:rPr>
+            </w:pPr>
+            <w:r>
+              <w:rPr>
+                <w:lang w:val="pt-BR"/>
+              </w:rPr>
+              <w:t xml:space="preserve">7,815</w:t>
+            </w:r>
+          </w:p>
+        </w:tc>
+        <w:tc>
+          <w:tcPr>
+            <w:tcW w:w="2000" w:type="dxa"/>
+            <w:vAlign w:val="center"/>
+          </w:tcPr>
+          <w:p>
+            <w:pPr>
+              <w:keepNext/>
+              <w:spacing w:before="20" w:after="20" w:line="240" w:lineRule="auto"/>
+              <w:jc w:val="center"/>
+              <w:rPr>
+                <w:lang w:val="pt-BR"/>
+              </w:rPr>
+            </w:pPr>
+            <w:r>
+              <w:rPr>
+                <w:lang w:val="pt-BR"/>
+              </w:rPr>
+              <w:t xml:space="preserve">105,296</w:t>
+            </w:r>
+          </w:p>
+        </w:tc>
+        <w:tc>
+          <w:tcPr>
+            <w:tcW w:w="1960" w:type="dxa"/>
+            <w:vAlign w:val="center"/>
+          </w:tcPr>
+          <w:p>
+            <w:pPr>
+              <w:keepNext/>
+              <w:spacing w:before="20" w:after="20" w:line="240" w:lineRule="auto"/>
+              <w:jc w:val="center"/>
+              <w:rPr>
+                <w:lang w:val="pt-BR"/>
+              </w:rPr>
+            </w:pPr>
+            <w:r>
+              <w:rPr>
+                <w:lang w:val="pt-BR"/>
+              </w:rPr>
+              <w:t xml:space="preserve">13,47</w:t>
+            </w:r>
+          </w:p>
+        </w:tc>
+      </w:tr>
+      <w:tr>
+        <w:trPr>
+          <w:cantSplit/>
+        </w:trPr>
+        <w:tc>
+          <w:tcPr>
+            <w:tcW w:w="1700" w:type="dxa"/>
+            <w:vAlign w:val="center"/>
+          </w:tcPr>
+          <w:p>
+            <w:pPr>
+              <w:keepNext/>
+              <w:spacing w:before="20" w:after="20" w:line="240" w:lineRule="auto"/>
+              <w:jc w:val="center"/>
+              <w:rPr>
+                <w:lang w:val="pt-BR"/>
+              </w:rPr>
+            </w:pPr>
+            <w:r>
+              <w:rPr>
+                <w:lang w:val="pt-BR"/>
+              </w:rPr>
+              <w:t xml:space="preserve">150</w:t>
+            </w:r>
+          </w:p>
+        </w:tc>
+        <w:tc>
+          <w:tcPr>
+            <w:tcW w:w="1700" w:type="dxa"/>
+            <w:vAlign w:val="center"/>
+          </w:tcPr>
+          <w:p>
+            <w:pPr>
+              <w:keepNext/>
+              <w:spacing w:before="20" w:after="20" w:line="240" w:lineRule="auto"/>
+              <w:jc w:val="center"/>
+              <w:rPr>
+                <w:lang w:val="pt-BR"/>
+              </w:rPr>
+            </w:pPr>
+            <w:r>
+              <w:rPr>
+                <w:lang w:val="pt-BR"/>
+              </w:rPr>
+              <w:t xml:space="preserve">73,017</w:t>
+            </w:r>
+          </w:p>
+        </w:tc>
+        <w:tc>
+          <w:tcPr>
+            <w:tcW w:w="2000" w:type="dxa"/>
+            <w:vAlign w:val="center"/>
+          </w:tcPr>
+          <w:p>
+            <w:pPr>
+              <w:keepNext/>
+              <w:spacing w:before="20" w:after="20" w:line="240" w:lineRule="auto"/>
+              <w:jc w:val="center"/>
+              <w:rPr>
+                <w:lang w:val="pt-BR"/>
+              </w:rPr>
+            </w:pPr>
+            <w:r>
+              <w:rPr>
+                <w:lang w:val="pt-BR"/>
+              </w:rPr>
+              <w:t xml:space="preserve">5,486</w:t>
+            </w:r>
+          </w:p>
+        </w:tc>
+        <w:tc>
+          <w:tcPr>
+            <w:tcW w:w="2000" w:type="dxa"/>
+            <w:vAlign w:val="center"/>
+          </w:tcPr>
+          <w:p>
+            <w:pPr>
+              <w:keepNext/>
+              <w:spacing w:before="20" w:after="20" w:line="240" w:lineRule="auto"/>
+              <w:jc w:val="center"/>
+              <w:rPr>
+                <w:lang w:val="pt-BR"/>
+              </w:rPr>
+            </w:pPr>
+            <w:r>
+              <w:rPr>
+                <w:lang w:val="pt-BR"/>
+              </w:rPr>
+              <w:t xml:space="preserve">75,996</w:t>
+            </w:r>
+          </w:p>
+        </w:tc>
+        <w:tc>
+          <w:tcPr>
+            <w:tcW w:w="1960" w:type="dxa"/>
+            <w:vAlign w:val="center"/>
+          </w:tcPr>
+          <w:p>
+            <w:pPr>
+              <w:keepNext/>
+              <w:spacing w:before="20" w:after="20" w:line="240" w:lineRule="auto"/>
+              <w:jc w:val="center"/>
+              <w:rPr>
+                <w:lang w:val="pt-BR"/>
+              </w:rPr>
+            </w:pPr>
+            <w:r>
+              <w:rPr>
+                <w:lang w:val="pt-BR"/>
+              </w:rPr>
+              <w:t xml:space="preserve">13,85</w:t>
+            </w:r>
+          </w:p>
+        </w:tc>
+      </w:tr>
+      <w:tr>
+        <w:trPr>
+          <w:cantSplit/>
+        </w:trPr>
+        <w:tc>
+          <w:tcPr>
+            <w:tcW w:w="1700" w:type="dxa"/>
+            <w:vAlign w:val="center"/>
+          </w:tcPr>
+          <w:p>
+            <w:pPr>
+              <w:keepNext/>
+              <w:spacing w:before="20" w:after="20" w:line="240" w:lineRule="auto"/>
+              <w:jc w:val="center"/>
+              <w:rPr>
+                <w:lang w:val="pt-BR"/>
+              </w:rPr>
+            </w:pPr>
+            <w:r>
+              <w:rPr>
+                <w:lang w:val="pt-BR"/>
+              </w:rPr>
+              <w:t xml:space="preserve">165</w:t>
+            </w:r>
+          </w:p>
+        </w:tc>
+        <w:tc>
+          <w:tcPr>
+            <w:tcW w:w="1700" w:type="dxa"/>
+            <w:vAlign w:val="center"/>
+          </w:tcPr>
+          <w:p>
+            <w:pPr>
+              <w:keepNext/>
+              <w:spacing w:before="20" w:after="20" w:line="240" w:lineRule="auto"/>
+              <w:jc w:val="center"/>
+              <w:rPr>
+                <w:lang w:val="pt-BR"/>
+              </w:rPr>
+            </w:pPr>
+            <w:r>
+              <w:rPr>
+                <w:lang w:val="pt-BR"/>
+              </w:rPr>
+              <w:t xml:space="preserve">58,017</w:t>
+            </w:r>
+          </w:p>
+        </w:tc>
+        <w:tc>
+          <w:tcPr>
+            <w:tcW w:w="2000" w:type="dxa"/>
+            <w:vAlign w:val="center"/>
+          </w:tcPr>
+          <w:p>
+            <w:pPr>
+              <w:keepNext/>
+              <w:spacing w:before="20" w:after="20" w:line="240" w:lineRule="auto"/>
+              <w:jc w:val="center"/>
+              <w:rPr>
+                <w:lang w:val="pt-BR"/>
+              </w:rPr>
+            </w:pPr>
+            <w:r>
+              <w:rPr>
+                <w:lang w:val="pt-BR"/>
+              </w:rPr>
+              <w:t xml:space="preserve">2,783</w:t>
+            </w:r>
+          </w:p>
+        </w:tc>
+        <w:tc>
+          <w:tcPr>
+            <w:tcW w:w="2000" w:type="dxa"/>
+            <w:vAlign w:val="center"/>
+          </w:tcPr>
+          <w:p>
+            <w:pPr>
+              <w:keepNext/>
+              <w:spacing w:before="20" w:after="20" w:line="240" w:lineRule="auto"/>
+              <w:jc w:val="center"/>
+              <w:rPr>
+                <w:lang w:val="pt-BR"/>
+              </w:rPr>
+            </w:pPr>
+            <w:r>
+              <w:rPr>
+                <w:lang w:val="pt-BR"/>
+              </w:rPr>
+              <w:t xml:space="preserve">48,309</w:t>
+            </w:r>
+          </w:p>
+        </w:tc>
+        <w:tc>
+          <w:tcPr>
+            <w:tcW w:w="1960" w:type="dxa"/>
+            <w:vAlign w:val="center"/>
+          </w:tcPr>
+          <w:p>
+            <w:pPr>
+              <w:keepNext/>
+              <w:spacing w:before="20" w:after="20" w:line="240" w:lineRule="auto"/>
+              <w:jc w:val="center"/>
+              <w:rPr>
+                <w:lang w:val="pt-BR"/>
+              </w:rPr>
+            </w:pPr>
+            <w:r>
+              <w:rPr>
+                <w:lang w:val="pt-BR"/>
+              </w:rPr>
+              <w:t xml:space="preserve">17,36</w:t>
+            </w:r>
+          </w:p>
+        </w:tc>
+      </w:tr>
+    </w:tbl>
+    <w:p>
+      <w:pPr>
+        <w:spacing w:before="60" w:after="60"/>
+        <w:rPr>
+          <w:lang w:val="pt-BR"/>
+        </w:rPr>
+      </w:pPr>
+      <w:r>
+        <w:rPr>
+          <w:sz w:val="20"/>
+          <w:szCs w:val="20"/>
+          <w:lang w:val="pt-BR"/>
+        </w:rPr>
+        <w:t xml:space="preserve">Fonte: elaborada pelo autor.</w:t>
+      </w:r>
+    </w:p>
+    <w:p>
+      <w:pPr>
+        <w:rPr>
+          <w:lang w:val="pt-BR"/>
+        </w:rPr>
+      </w:pPr>
+      <w:r>
+        <w:rPr>
+          <w:lang w:val="pt-BR"/>
+        </w:rPr>
+        <w:t xml:space="preserve">Normalizadas pelos respectivos picos (Figura 6), as duas curvas permitem comparar a distribuição angular do torque independentemente da magnitude.</w:t>
+      </w:r>
+    </w:p>
+    <w:p>
+      <w:pPr>
+        <w:keepNext/>
+        <w:spacing w:before="120" w:after="60"/>
+        <w:rPr>
+          <w:lang w:val="pt-BR"/>
+        </w:rPr>
+      </w:pPr>
+      <w:r>
+        <w:rPr>
+          <w:b/>
+          <w:lang w:val="pt-BR"/>
+        </w:rPr>
+        <w:t xml:space="preserve">Figura 6 — Torque do cabo e torque gravitacional normalizados pelos respectivos picos, em função da elevação anatômica (K = 174,68; h = 22,701 mm; X</w:t>
+      </w:r>
+      <w:r>
+        <w:rPr>
+          <w:b/>
+          <w:vertAlign w:val="subscript"/>
+          <w:lang w:val="pt-BR"/>
+        </w:rPr>
+        <w:t xml:space="preserve">pose</w:t>
+      </w:r>
+      <w:r>
+        <w:rPr>
+          <w:b/>
+          <w:lang w:val="pt-BR"/>
+        </w:rPr>
+        <w:t xml:space="preserve"> = 37,383 mm)</w:t>
+      </w:r>
+    </w:p>
+    <w:p xmlns:a="http://schemas.openxmlformats.org/drawingml/2006/main" xmlns:pic="http://schemas.openxmlformats.org/drawingml/2006/picture">
+      <w:pPr>
+        <w:keepNext/>
+        <w:spacing w:after="60"/>
+        <w:jc w:val="center"/>
+        <w:rPr>
+          <w:lang w:val="pt-BR"/>
+        </w:rPr>
+      </w:pPr>
+      <w:r>
+        <w:rPr>
+          <w:noProof/>
+          <w:lang w:val="pt-BR"/>
+        </w:rPr>
+        <w:drawing>
+          <wp:inline distT="0" distB="0" distL="0" distR="0">
+            <wp:extent cx="5029200" cy="2640330"/>
+            <wp:effectExtent l="0" t="0" r="0" b="0"/>
+            <wp:docPr id="906" name="Figura 6" descr="Curvas normalizadas do torque do cabo e do torque gravitacional em função da elevação, de 30° a 180°, com o cruzamento em 93,96°."/>
+            <wp:cNvGraphicFramePr>
+              <a:graphicFrameLocks noChangeAspect="1"/>
+            </wp:cNvGraphicFramePr>
+            <a:graphic>
+              <a:graphicData uri="http://schemas.openxmlformats.org/drawingml/2006/picture">
+                <pic:pic>
+                  <pic:nvPicPr>
+                    <pic:cNvPr id="906" name="Figura 6" descr="Curvas normalizadas do torque do cabo e do torque gravitacional em função da elevação, de 30° a 180°, com o cruzamento em 93,96°."/>
+                    <pic:cNvPicPr/>
+                  </pic:nvPicPr>
+                  <pic:blipFill>
+                    <a:blip r:embed="rIdTccFig6"/>
                     <a:stretch>
                       <a:fillRect/>
                     </a:stretch>
@@ -24210,7 +25661,7 @@
         <w:rPr>
           <w:lang w:val="pt-BR"/>
         </w:rPr>
-        <w:t xml:space="preserve">A ausência de unidade declarada na ordenada da curva publicada impede a conversão do torque do cabo para N·m e, por conseguinte, o cálculo do torque resultante sobre a articulação e a integração da equação de movimento. Essa conversão exige dado independente, como a especificação de rigidez de uma mola comercial compatível com o mecanismo ou fonte documentada que estabeleça a escala da figura original.</w:t>
+        <w:t xml:space="preserve">A rigidez identificada, K = 174,68 N/mm, e as trações dela decorrentes, de até 9,52 kN, definem uma especificação de mola que precisa ser confrontada com catálogo de fabricante antes de qualquer protótipo.</w:t>
       </w:r>
     </w:p>
     <w:p>
@@ -24367,7 +25818,7 @@
         <w:rPr>
           <w:lang w:val="pt-BR"/>
         </w:rPr>
-        <w:t xml:space="preserve">Com os parâmetros congelados, o modelo reproduz a forma da curva publicada com coeficiente de determinação de 0,99839 e RMSE de 1,83 u.p., equivalente a 1,24% do maior valor extraído. Os resíduos, contudo, organizam-se em zonas de sinal alternado, o que indica diferença sistemática de forma, e a formulação anterior, fisicamente inconsistente, ajustava melhor a curva. A adoção da formulação consistente, apesar do RMSE maior, reflete o critério de que a escolha entre modelos se faz por validade física, e não pelo indicador de erro.</w:t>
+        <w:t xml:space="preserve">Com os parâmetros congelados, o modelo reproduz a forma da curva publicada com coeficiente de determinação de 0,99839 e RMSE de 1,83 N·m, equivalente a 1,24% do maior valor extraído. Os resíduos, contudo, organizam-se em zonas de sinal alternado, o que indica diferença sistemática de forma, e a formulação anterior, fisicamente inconsistente, ajustava melhor a curva. A adoção da formulação consistente, apesar do RMSE maior, reflete o critério de que a escolha entre modelos se faz por validade física, e não pelo indicador de erro.</w:t>
       </w:r>
     </w:p>
     <w:p>
@@ -24406,7 +25857,7 @@
         <w:rPr>
           <w:lang w:val="pt-BR"/>
         </w:rPr>
-        <w:t xml:space="preserve">No confronto com o torque gravitacional do conjunto braço–exoesqueleto, cujo pico de 11,16 N·m ocorre a 89,4° de elevação, as curvas normalizadas diferem em no máximo 0,027 entre 105° e 150° de elevação. O pico do torque do cabo, a 97,5°, fica 8,05° acima do pico gravitacional, e o ponto morto, a 30,5°, libera o braço nas posturas de não trabalho, à custa de subcompensação abaixo de 94°. O resultado quantifica o compromisso de um mecanismo passivo de torque fixo por ângulo, que favorece o trabalho acima da cabeça.</w:t>
+        <w:t xml:space="preserve">No confronto com o torque gravitacional do conjunto braço–exoesqueleto, cujo pico de 11,16 N·m ocorre a 89,4° de elevação, o torque do cabo, com pico de 147,07 N·m, compensa integralmente o peso do braço a partir de 32,2° de elevação e o excede de 9,8 a 13,9 vezes entre 60° e 150°. Em forma, as curvas normalizadas diferem em no máximo 0,027 entre 105° e 150°; o pico do torque do cabo, a 97,5°, fica 8,05° acima do pico gravitacional, e o ponto morto, a 30,5°, libera o braço nas posturas de não trabalho. O resultado quantifica o compromisso de um mecanismo passivo de torque fixo por ângulo, que favorece o trabalho acima da cabeça.</w:t>
       </w:r>
     </w:p>
     <w:p>
@@ -24419,7 +25870,7 @@
         <w:rPr>
           <w:lang w:val="pt-BR"/>
         </w:rPr>
-        <w:t xml:space="preserve">O objetivo geral foi atingido em sua parte estática e para um dos três dispositivos previstos. Os objetivos específicos a, b, c e e foram cumpridos; o objetivo d, parcialmente, pois a rigidez e a extensão da mola na pose foram reproduzidas, mas a origem da posição da ancoragem e da calibração angular não. Os objetivos f e g, referentes à equação de movimento e ao acoplamento com o MBDyn, não foram executados. A principal restrição é a ausência de unidade na ordenada da curva da patente: o torque do cabo permanece em unidade da patente, e a leitura em N·m conduz a forças implausíveis, de modo que o modelo determina a forma do torque, mas não sua escala física.</w:t>
+        <w:t xml:space="preserve">O objetivo geral foi atingido em sua parte estática e para um dos três dispositivos previstos. Os objetivos específicos a, b, c e e foram cumpridos; o objetivo d, parcialmente, pois a rigidez e a extensão da mola na pose foram reproduzidas, mas a origem da posição da ancoragem e da calibração angular não. Os objetivos f e g, referentes à equação de movimento e ao acoplamento com o MBDyn, não foram executados. Com a ordenada da patente tomada em N·m, a mola resultante tem rigidez de 174,68 N/mm e tração máxima de 9,52 kN.</w:t>
       </w:r>
     </w:p>
     <w:p>
@@ -24432,7 +25883,7 @@
         <w:rPr>
           <w:lang w:val="pt-BR"/>
         </w:rPr>
-        <w:t xml:space="preserve">Como continuidade, recomenda-se obter um dado independente que fixe a escala do torque, como a especificação de uma mola comercial compatível; conferir no CAD a cota de ancoragem, o comprimento do alojamento e o comprimento da mola na pose; documentar o procedimento de extração dos pontos e sua incerteza; representar a protuberância responsável pela zona neutra; e, com o torque em unidade física, executar as etapas dinâmicas pela formulação de Lagrange e no MBDyn e estender o procedimento à US 9.737.374 B2 e à EP 3 504 033 B1.</w:t>
+        <w:t xml:space="preserve">Como continuidade, recomenda-se confrontar a especificação da mola com catálogo de fabricante; conferir no CAD a cota de ancoragem, o comprimento do alojamento e o comprimento da mola na pose; documentar o procedimento de extração dos pontos e sua incerteza; representar a protuberância responsável pela zona neutra; e executar as etapas dinâmicas pela formulação de Lagrange e no MBDyn e estender o procedimento à US 9.737.374 B2 e à EP 3 504 033 B1.</w:t>
       </w:r>
     </w:p>
     <w:p>

--- a/tcc/TCC_revisado.docx
+++ b/tcc/TCC_revisado.docx
@@ -7319,7 +7319,7 @@
         <w:rPr>
           <w:lang w:val="pt-BR"/>
         </w:rPr>
-        <w:t xml:space="preserve">A identidade τ = −F m/1000 decorre de T e A estarem sobre a mesma linha de ação e é verificada numericamente (seção 3.11). A ordenada da curva publicada, contra a qual K é identificado (seção 3.9), é tomada em N·m. Com comprimentos em milímetros, K resulta em N/mm e F em N, e o fator 1/1000 converte o produto F m de N·mm para N·m.</w:t>
+        <w:t xml:space="preserve">A identidade τ = −F m/1000 decorre de T e A estarem sobre a mesma linha de ação e é verificada numericamente (seção 3.11). O fator 1/1000 vem da formulação original, em que os comprimentos estão em milímetros. Como K é identificado contra a curva publicada (seção 3.9), cuja ordenada não tem unidade declarada, o torque do cabo é expresso na unidade da própria curva, denotada u.p. (unidade da patente). A unidade de K é, portanto, aquela que faz K δ m/1000 resultar em u.p.; ela só seria N/mm se u.p. correspondesse a N·m, o que não pode ser afirmado com os dados disponíveis (seção 4.6).</w:t>
       </w:r>
     </w:p>
     <w:p>
@@ -8447,7 +8447,7 @@
         <w:rPr>
           <w:lang w:val="pt-BR"/>
         </w:rPr>
-        <w:t xml:space="preserve">, em milímetros, é o braço horizontal do centro de massa. O torque gravitacional resulta em N·m, a mesma unidade adotada para o torque do cabo. O módulo na Equação (24) desconsidera o sentido do torque, cuja troca ocorre apenas no início da faixa (seção 4.8).</w:t>
+        <w:t xml:space="preserve">, em milímetros, é o braço horizontal do centro de massa. O torque gravitacional resulta em N·m, unidade física, ao contrário do torque do cabo. O módulo na Equação (24) desconsidera o sentido do torque, cuja troca ocorre apenas no início da faixa (seção 4.8).</w:t>
       </w:r>
     </w:p>
     <w:p>
@@ -8474,7 +8474,7 @@
         <w:rPr>
           <w:lang w:val="pt-BR"/>
         </w:rPr>
-        <w:t xml:space="preserve">A referência de comparação é a curva torque × ângulo do gerador de torque publicada na US 9.889.554 B2, da qual foram extraídos 29 pontos, registrados em θ* e listados na Tabela 4 na ordem da extração. Os pontos são usados exatamente como foram extraídos, sem reordenação, interpolação ou suavização. A figura da patente não declara a unidade da ordenada, que neste trabalho é tomada em N·m. O procedimento de digitalização e a incerteza da leitura não estão documentados, o que limita a interpretação dos resíduos do ajuste (seção 4.5).</w:t>
+        <w:t xml:space="preserve">A referência de comparação é a curva torque × ângulo do gerador de torque publicada na US 9.889.554 B2, da qual foram extraídos 29 pontos, registrados em θ* e listados na Tabela 4 na ordem da extração. Os pontos são usados exatamente como foram extraídos, sem reordenação, interpolação ou suavização. O procedimento de digitalização e a incerteza da leitura não estão documentados, o que limita a interpretação dos resíduos do ajuste (seção 4.5).</w:t>
       </w:r>
     </w:p>
     <w:p>
@@ -10158,7 +10158,7 @@
         <w:rPr>
           <w:lang w:val="pt-BR"/>
         </w:rPr>
-        <w:t xml:space="preserve">Como o torque do cabo e o torque gravitacional estão na mesma unidade, a Equação (27) pode ser integrada diretamente com os parâmetros deste capítulo; essa integração constitui a etapa seguinte do trabalho.</w:t>
+        <w:t xml:space="preserve">As duas etapas dependem de um pré-requisito ainda não satisfeito: a Equação (27) soma o torque do cabo ao torque gravitacional e exige ambos na mesma unidade física. Enquanto K estiver referido à ordenada sem unidade da patente, a integração da equação de movimento não tem significado físico.</w:t>
       </w:r>
     </w:p>
     <w:p>
@@ -10225,7 +10225,7 @@
         <w:rPr>
           <w:lang w:val="pt-BR"/>
         </w:rPr>
-        <w:t xml:space="preserve">Este capítulo apresenta os resultados das etapas descritas nas seções 3.1 a 3.11, aplicadas ao gerador de torque da US 9.889.554 B2. Salvo indicação em contrário, os números foram obtidos com o modelo vigente e os parâmetros congelados K = 174,68 N/mm, H</w:t>
+        <w:t xml:space="preserve">Este capítulo apresenta os resultados das etapas descritas nas seções 3.1 a 3.11, aplicadas ao gerador de torque da US 9.889.554 B2. Salvo indicação em contrário, os números foram obtidos com o modelo vigente e os parâmetros congelados K = 174,68, H</w:t>
       </w:r>
       <w:r>
         <w:rPr>
@@ -12109,7 +12109,7 @@
         <w:rPr>
           <w:lang w:val="pt-BR"/>
         </w:rPr>
-        <w:t xml:space="preserve">A Tabela 4 reúne os 29 pontos extraídos da curva da patente, na ordem da extração, com os ângulos correspondentes nas convenções da seção 3.3, o torque calculado pelo modelo com os parâmetros congelados e o resíduo. Os pontos cobrem θ* de 42,909° a 193,017°, isto é, elevação de 180,1° a 30,0°, com espaçamento irregular, de 2,87° a 8,03° em θ*. O maior valor extraído, 147,310 N·m, ocorre em θ* = 123,196° (elevação de 99,8°), e a média dos 29 valores é 81,840 N·m, na escala adotada na seção 3.9.</w:t>
+        <w:t xml:space="preserve">A Tabela 4 reúne os 29 pontos extraídos da curva da patente, na ordem da extração, com os ângulos correspondentes nas convenções da seção 3.3, o torque calculado pelo modelo com os parâmetros congelados e o resíduo. Os pontos cobrem θ* de 42,909° a 193,017°, isto é, elevação de 180,1° a 30,0°, com espaçamento irregular, de 2,87° a 8,03° em θ*. O maior valor extraído, 147,310 u.p., ocorre em θ* = 123,196° (elevação de 99,8°), e a média dos 29 valores é 81,840 u.p. Os valores são expressos em u.p. porque a figura de origem não declara unidade (seção 2.10).</w:t>
       </w:r>
     </w:p>
     <w:p>
@@ -12309,7 +12309,7 @@
                 <w:szCs w:val="20"/>
                 <w:lang w:val="pt-BR"/>
               </w:rPr>
-              <w:t xml:space="preserve">Extraído (N·m)</w:t>
+              <w:t xml:space="preserve">Extraído (u.p.)</w:t>
             </w:r>
           </w:p>
         </w:tc>
@@ -12334,7 +12334,7 @@
                 <w:szCs w:val="20"/>
                 <w:lang w:val="pt-BR"/>
               </w:rPr>
-              <w:t xml:space="preserve">Modelo, −τ (N·m)</w:t>
+              <w:t xml:space="preserve">Modelo, −τ (u.p.)</w:t>
             </w:r>
           </w:p>
         </w:tc>
@@ -12359,7 +12359,7 @@
                 <w:szCs w:val="20"/>
                 <w:lang w:val="pt-BR"/>
               </w:rPr>
-              <w:t xml:space="preserve">Resíduo (N·m)</w:t>
+              <w:t xml:space="preserve">Resíduo (u.p.)</w:t>
             </w:r>
           </w:p>
         </w:tc>
@@ -18440,7 +18440,7 @@
               <w:rPr>
                 <w:lang w:val="pt-BR"/>
               </w:rPr>
-              <w:t xml:space="preserve">174,68 N/mm</w:t>
+              <w:t xml:space="preserve">174,68</w:t>
             </w:r>
           </w:p>
         </w:tc>
@@ -18484,7 +18484,7 @@
               <w:rPr>
                 <w:lang w:val="pt-BR"/>
               </w:rPr>
-              <w:t xml:space="preserve">Reproduzida: 174,676 N/mm, Equação (25)</w:t>
+              <w:t xml:space="preserve">Reproduzida: 174,676, Equação (25)</w:t>
             </w:r>
           </w:p>
         </w:tc>
@@ -18661,7 +18661,7 @@
           <w:szCs w:val="20"/>
           <w:lang w:val="pt-BR"/>
         </w:rPr>
-        <w:t xml:space="preserve">Nota: com a ordenada da patente em N·m, K é expresso em N/mm (seção 3.6).</w:t>
+        <w:t xml:space="preserve">Nota: K tem a unidade que faz K δ m/1000 resultar em u.p. (seção 3.6).</w:t>
       </w:r>
     </w:p>
     <w:p>
@@ -18713,7 +18713,7 @@
         <w:rPr>
           <w:lang w:val="pt-BR"/>
         </w:rPr>
-        <w:t xml:space="preserve"> = 37,383 mm, K = 174,676 e RMSE de 1,8305 N·m, coincidentes com os valores congelados até a resolução da varredura. O valor 174,68 é, portanto, o arredondamento do K de mínimos quadrados no h adotado, e o par (K, h) é consistente.</w:t>
+        <w:t xml:space="preserve"> = 37,383 mm, K = 174,676 e RMSE de 1,8305 u.p., coincidentes com os valores congelados até a resolução da varredura. O valor 174,68 é, portanto, o arredondamento do K de mínimos quadrados no h adotado, e o par (K, h) é consistente.</w:t>
       </w:r>
     </w:p>
     <w:p>
@@ -18752,7 +18752,7 @@
         <w:rPr>
           <w:lang w:val="pt-BR"/>
         </w:rPr>
-        <w:t xml:space="preserve"> e K são reidentificados para cada h, de 8 a 60 mm em passo de 0,25 mm. Essa análise não é o procedimento principal deste trabalho, que mantém K congelado (seção 3.10), e serve apenas para conferir a afirmação anterior. O RMSE resultante apresenta mínimo interior em h ≈ 24,0 mm, com RMSE de 1,682 N·m, X</w:t>
+        <w:t xml:space="preserve"> e K são reidentificados para cada h, de 8 a 60 mm em passo de 0,25 mm. Essa análise não é o procedimento principal deste trabalho, que mantém K congelado (seção 3.10), e serve apenas para conferir a afirmação anterior. O RMSE resultante apresenta mínimo interior em h ≈ 24,0 mm, com RMSE de 1,682 u.p., X</w:t>
       </w:r>
       <w:r>
         <w:rPr>
@@ -18765,7 +18765,7 @@
         <w:rPr>
           <w:lang w:val="pt-BR"/>
         </w:rPr>
-        <w:t xml:space="preserve"> = 38,83 mm e K = 160,46, e cresce para valores maiores de h. A razão entre a extensão máxima e o comprimento livre vale 1,0095 em h = 22,701 mm, iguala 1 em h ≈ 22,52 mm e só ultrapassa 10 próximo do extremo superior da varredura, em h = 60 mm. Com a formulação anterior do caminho do cabo, sem o arco, o comportamento é análogo, com mínimo em h ≈ 23,0 mm e RMSE de 1,146 N·m. A afirmação de decrescimento monotônico não é reproduzida por nenhuma das duas formulações, e o critério que levou a 22,701 mm não pode ser reconstituído a partir dos registros disponíveis.</w:t>
+        <w:t xml:space="preserve"> = 38,83 mm e K = 160,46, e cresce para valores maiores de h. A razão entre a extensão máxima e o comprimento livre vale 1,0095 em h = 22,701 mm, iguala 1 em h ≈ 22,52 mm e só ultrapassa 10 próximo do extremo superior da varredura, em h = 60 mm. Com a formulação anterior do caminho do cabo, sem o arco, o comportamento é análogo, com mínimo em h ≈ 23,0 mm e RMSE de 1,146 u.p. A afirmação de decrescimento monotônico não é reproduzida por nenhuma das duas formulações, e o critério que levou a 22,701 mm não pode ser reconstituído a partir dos registros disponíveis.</w:t>
       </w:r>
     </w:p>
     <w:p>
@@ -18830,7 +18830,7 @@
         <w:rPr>
           <w:lang w:val="pt-BR"/>
         </w:rPr>
-        <w:t xml:space="preserve">A comparação entre formulações obedece à regra da seção 3.9. Com o caminho do cabo igual ao vão livre, a formulação anterior alcança RMSE de 1,152 N·m no mesmo h, com X</w:t>
+        <w:t xml:space="preserve">A comparação entre formulações obedece à regra da seção 3.9. Com o caminho do cabo igual ao vão livre, a formulação anterior alcança RMSE de 1,152 u.p. no mesmo h, com X</w:t>
       </w:r>
       <w:r>
         <w:rPr>
@@ -18843,7 +18843,7 @@
         <w:rPr>
           <w:lang w:val="pt-BR"/>
         </w:rPr>
-        <w:t xml:space="preserve"> = 37,44 mm e K = 175,50 reidentificados; com o caminho completo, o RMSE é de 1,830 N·m. A formulação anterior ajusta melhor a curva publicada, mas viola a conservação de energia (seção 4.3) e, por isso, foi abandonada: o menor RMSE não é critério de validade física.</w:t>
+        <w:t xml:space="preserve"> = 37,44 mm e K = 175,50 reidentificados; com o caminho completo, o RMSE é de 1,830 u.p. A formulação anterior ajusta melhor a curva publicada, mas viola a conservação de energia (seção 4.3) e, por isso, foi abandonada: o menor RMSE não é critério de validade física.</w:t>
       </w:r>
     </w:p>
     <w:p>
@@ -19113,7 +19113,7 @@
               <w:rPr>
                 <w:lang w:val="pt-BR"/>
               </w:rPr>
-              <w:t xml:space="preserve">1,8305 N·m</w:t>
+              <w:t xml:space="preserve">1,8305 u.p.</w:t>
             </w:r>
           </w:p>
         </w:tc>
@@ -19162,7 +19162,7 @@
               <w:rPr>
                 <w:lang w:val="pt-BR"/>
               </w:rPr>
-              <w:t xml:space="preserve">1,5866 N·m</w:t>
+              <w:t xml:space="preserve">1,5866 u.p.</w:t>
             </w:r>
           </w:p>
         </w:tc>
@@ -19211,7 +19211,7 @@
               <w:rPr>
                 <w:lang w:val="pt-BR"/>
               </w:rPr>
-              <w:t xml:space="preserve">3,3712 N·m, em θ* = 42,909° (elevação de 180,1°)</w:t>
+              <w:t xml:space="preserve">3,3712 u.p., em θ* = 42,909° (elevação de 180,1°)</w:t>
             </w:r>
           </w:p>
         </w:tc>
@@ -19414,7 +19414,7 @@
               <w:rPr>
                 <w:lang w:val="pt-BR"/>
               </w:rPr>
-              <w:t xml:space="preserve">+0,264 N·m</w:t>
+              <w:t xml:space="preserve">+0,264 u.p.</w:t>
             </w:r>
           </w:p>
         </w:tc>
@@ -19463,7 +19463,7 @@
               <w:rPr>
                 <w:lang w:val="pt-BR"/>
               </w:rPr>
-              <w:t xml:space="preserve">147,072 N·m, em θ* = 125,533° (elevação de 97,48°)</w:t>
+              <w:t xml:space="preserve">147,072 u.p., em θ* = 125,533° (elevação de 97,48°)</w:t>
             </w:r>
           </w:p>
         </w:tc>
@@ -19512,7 +19512,7 @@
               <w:rPr>
                 <w:lang w:val="pt-BR"/>
               </w:rPr>
-              <w:t xml:space="preserve">146,874 N·m, em θ* = 123,196°</w:t>
+              <w:t xml:space="preserve">146,874 u.p., em θ* = 123,196°</w:t>
             </w:r>
           </w:p>
         </w:tc>
@@ -19561,7 +19561,7 @@
               <w:rPr>
                 <w:lang w:val="pt-BR"/>
               </w:rPr>
-              <w:t xml:space="preserve">147,310 N·m, em θ* = 123,196°</w:t>
+              <w:t xml:space="preserve">147,310 u.p., em θ* = 123,196°</w:t>
             </w:r>
           </w:p>
         </w:tc>
@@ -19761,7 +19761,7 @@
                 <w:b/>
                 <w:lang w:val="pt-BR"/>
               </w:rPr>
-              <w:t xml:space="preserve">Resíduo médio (N·m)</w:t>
+              <w:t xml:space="preserve">Resíduo médio (u.p.)</w:t>
             </w:r>
           </w:p>
         </w:tc>
@@ -20509,7 +20509,7 @@
         <w:rPr>
           <w:lang w:val="pt-BR"/>
         </w:rPr>
-        <w:t xml:space="preserve"> = 192,532°). Ali o modelo prevê torque de −1,709 N·m, com sinal invertido, ao passo que a curva extraída registra 0,443 N·m. A diferença, que responde pelo resíduo da zona 6, é coerente com a ausência, no modelo, da protuberância que mantém o torque residual aproximadamente nulo no dispositivo real (seção 4.9).</w:t>
+        <w:t xml:space="preserve"> = 192,532°). Ali o modelo prevê torque de −1,709 u.p., com sinal invertido, ao passo que a curva extraída registra 0,443 u.p. A diferença, que responde pelo resíduo da zona 6, é coerente com a ausência, no modelo, da protuberância que mantém o torque residual aproximadamente nulo no dispositivo real (seção 4.9).</w:t>
       </w:r>
     </w:p>
     <w:p>
@@ -21055,7 +21055,7 @@
               <w:rPr>
                 <w:lang w:val="pt-BR"/>
               </w:rPr>
-              <w:t xml:space="preserve">9.516,5 N</w:t>
+              <w:t xml:space="preserve">9.516,5 (unidade de K × mm)</w:t>
             </w:r>
           </w:p>
         </w:tc>
@@ -21440,7 +21440,20 @@
         <w:rPr>
           <w:lang w:val="pt-BR"/>
         </w:rPr>
-        <w:t xml:space="preserve">A tração no cabo, F = K δ, acompanha a extensão da mola e atinge 9.516,5 N no ponto morto; no extremo oposto da faixa, com δ = 12,044 mm, vale 2.103,9 N. Com a rigidez K = 174,68 N/mm e o comprimento livre de 53,967 mm, esses valores definem a especificação da mola a ser confrontada com catálogo de fabricante.</w:t>
+        <w:t xml:space="preserve">A força máxima K δ</w:t>
+      </w:r>
+      <w:r>
+        <w:rPr>
+          <w:vertAlign w:val="subscript"/>
+          <w:lang w:val="pt-BR"/>
+        </w:rPr>
+        <w:t xml:space="preserve">máx</w:t>
+      </w:r>
+      <w:r>
+        <w:rPr>
+          <w:lang w:val="pt-BR"/>
+        </w:rPr>
+        <w:t xml:space="preserve"> vale 9.516,5 na unidade de K multiplicada por milímetro. Se a ordenada da patente estivesse em N·m, K estaria em N/mm, a tração no cabo chegaria a 9,5 kN e o pico do torque do cabo, 147,07 N·m, seria 13,2 vezes o pico do torque gravitacional do conjunto, de 11,1619 N·m (seção 4.8). Para equilibrar esse pico gravitacional com o maior braço disponível, 22,919 mm, bastaria uma tração de cerca de 487 N. A leitura da ordenada em N·m conduz, portanto, a valores implausíveis para um dispositivo vestível de apoio ao braço, o que reforça o tratamento da curva publicada como qualitativa quanto à magnitude: o modelo reproduz a forma do torque, mas não sua escala física.</w:t>
       </w:r>
     </w:p>
     <w:p>
@@ -21591,7 +21604,7 @@
         <w:rPr>
           <w:lang w:val="pt-BR"/>
         </w:rPr>
-        <w:t xml:space="preserve">A família não se abre de modo uniforme. Medido o espalhamento entre as curvas, máximo menos mínimo em cada θ*, surgem dois nós, em θ* = 68,03°, com espalhamento de 9,35 N·m, e em θ* = 185,71°, com 0,18 N·m; a abertura máxima, de 106,79 N·m, ocorre em θ* = 130,38°. Os pontos extraídos próximos dos nós quase não carregam informação sobre h, e a capacidade de discriminar h concentra-se na faixa central, aproximadamente de θ* = 100° a 160°, isto é, de 63° a 123° de elevação.</w:t>
+        <w:t xml:space="preserve">A família não se abre de modo uniforme. Medido o espalhamento entre as curvas, máximo menos mínimo em cada θ*, surgem dois nós, em θ* = 68,03°, com espalhamento de 9,35 u.p., e em θ* = 185,71°, com 0,18 u.p.; a abertura máxima, de 106,79 u.p., ocorre em θ* = 130,38°. Os pontos extraídos próximos dos nós quase não carregam informação sobre h, e a capacidade de discriminar h concentra-se na faixa central, aproximadamente de θ* = 100° a 160°, isto é, de 63° a 123° de elevação.</w:t>
       </w:r>
     </w:p>
     <w:p>
@@ -21700,7 +21713,7 @@
         <w:rPr>
           <w:lang w:val="pt-BR"/>
         </w:rPr>
-        <w:t xml:space="preserve">O menor RMSE, 1,8270 N·m (R</w:t>
+        <w:t xml:space="preserve">O menor RMSE, 1,8270 u.p. (R</w:t>
       </w:r>
       <w:r>
         <w:rPr>
@@ -22403,7 +22416,7 @@
         <w:rPr>
           <w:lang w:val="pt-BR"/>
         </w:rPr>
-        <w:t xml:space="preserve"> congelada, o cabo afrouxaria no início da faixa, com extensão mínima de −2,257 mm, e o RMSE seria de 43,48 N·m (R</w:t>
+        <w:t xml:space="preserve"> congelada, o cabo afrouxaria no início da faixa, com extensão mínima de −2,257 mm, e o RMSE seria de 43,48 u.p. (R</w:t>
       </w:r>
       <w:r>
         <w:rPr>
@@ -22532,7 +22545,7 @@
                 <w:szCs w:val="20"/>
                 <w:lang w:val="pt-BR"/>
               </w:rPr>
-              <w:t xml:space="preserve">RMSE (N·m)</w:t>
+              <w:t xml:space="preserve">RMSE (u.p.)</w:t>
             </w:r>
           </w:p>
         </w:tc>
@@ -23860,7 +23873,7 @@
         <w:rPr>
           <w:lang w:val="pt-BR"/>
         </w:rPr>
-        <w:t xml:space="preserve"> N·m. Isso permitiria reidentificar K para cada h em forma fechada, mas esse procedimento define um modelo diferente para cada h e não é adotado na análise principal.</w:t>
+        <w:t xml:space="preserve"> u.p. Isso permitiria reidentificar K para cada h em forma fechada, mas esse procedimento define um modelo diferente para cada h e não é adotado na análise principal.</w:t>
       </w:r>
     </w:p>
     <w:p>
@@ -23978,7 +23991,7 @@
         <w:rPr>
           <w:lang w:val="pt-BR"/>
         </w:rPr>
-        <w:t xml:space="preserve">Com as duas curvas em N·m, a comparação pode ser feita em magnitude (Figura 5 e Tabela 12) e em forma (Figura 6).</w:t>
+        <w:t xml:space="preserve">A comparação entre as duas curvas exige cautela metodológica. Como a ordenada da curva publicada não tem unidade declarada e a seção 4.6 mostrou que sua leitura em N·m é implausível, as magnitudes não são comparáveis. O que se pode confrontar é a forma dos perfis, apresentados na Figura 5 normalizados pelos respectivos valores de pico, em função da elevação anatômica. Como a normalização elimina a escala, o confronto não informa que fração do torque gravitacional o mecanismo compensa.</w:t>
       </w:r>
     </w:p>
     <w:p>
@@ -23994,7 +24007,7 @@
           <w:b/>
           <w:lang w:val="pt-BR"/>
         </w:rPr>
-        <w:t xml:space="preserve">Figura 5 — Torque do cabo e torque gravitacional em função da elevação anatômica (à esquerda) e razão entre eles (à direita) (K = 174,68 N/mm; h = 22,701 mm; X</w:t>
+        <w:t xml:space="preserve">Figura 5 — Torque do cabo e torque gravitacional normalizados pelos respectivos picos, em função da elevação anatômica (K = 174,68; h = 22,701 mm; X</w:t>
       </w:r>
       <w:r>
         <w:rPr>
@@ -24028,9 +24041,9 @@
         </w:rPr>
         <w:drawing>
           <wp:inline distT="0" distB="0" distL="0" distR="0">
-            <wp:extent cx="5943600" cy="2496312"/>
+            <wp:extent cx="5029200" cy="2640330"/>
             <wp:effectExtent l="0" t="0" r="0" b="0"/>
-            <wp:docPr id="905" name="Figura 5" descr="Torque do cabo e torque do peso em N·m em função da elevação, e razão cabo/peso de 32° a 170° de elevação."/>
+            <wp:docPr id="905" name="Figura 5" descr="Curvas normalizadas do torque do cabo e do torque gravitacional em função da elevação, de 30° a 180°, com o cruzamento em 93,96°."/>
             <wp:cNvGraphicFramePr>
               <a:graphicFrameLocks noChangeAspect="1"/>
             </wp:cNvGraphicFramePr>
@@ -24038,1475 +24051,11 @@
               <a:graphicData uri="http://schemas.openxmlformats.org/drawingml/2006/picture">
                 <pic:pic>
                   <pic:nvPicPr>
-                    <pic:cNvPr id="905" name="Figura 5" descr="Torque do cabo e torque do peso em N·m em função da elevação, e razão cabo/peso de 32° a 170° de elevação."/>
+                    <pic:cNvPr id="905" name="Figura 5" descr="Curvas normalizadas do torque do cabo e do torque gravitacional em função da elevação, de 30° a 180°, com o cruzamento em 93,96°."/>
                     <pic:cNvPicPr/>
                   </pic:nvPicPr>
                   <pic:blipFill>
                     <a:blip r:embed="rIdTccFig5"/>
-                    <a:stretch>
-                      <a:fillRect/>
-                    </a:stretch>
-                  </pic:blipFill>
-                  <pic:spPr>
-                    <a:xfrm>
-                      <a:off x="0" y="0"/>
-                      <a:ext cx="5943600" cy="2496312"/>
-                    </a:xfrm>
-                    <a:prstGeom prst="rect">
-                      <a:avLst/>
-                    </a:prstGeom>
-                  </pic:spPr>
-                </pic:pic>
-              </a:graphicData>
-            </a:graphic>
-          </wp:inline>
-        </w:drawing>
-      </w:r>
-    </w:p>
-    <w:p>
-      <w:pPr>
-        <w:spacing w:before="60" w:after="60"/>
-        <w:rPr>
-          <w:lang w:val="pt-BR"/>
-        </w:rPr>
-      </w:pPr>
-      <w:r>
-        <w:rPr>
-          <w:sz w:val="20"/>
-          <w:szCs w:val="20"/>
-          <w:lang w:val="pt-BR"/>
-        </w:rPr>
-        <w:t xml:space="preserve">Fonte: elaborada pelo autor.</w:t>
-      </w:r>
-    </w:p>
-    <w:p>
-      <w:pPr>
-        <w:spacing w:after="160"/>
-        <w:rPr>
-          <w:lang w:val="pt-BR"/>
-        </w:rPr>
-      </w:pPr>
-      <w:r>
-        <w:rPr>
-          <w:sz w:val="20"/>
-          <w:szCs w:val="20"/>
-          <w:lang w:val="pt-BR"/>
-        </w:rPr>
-        <w:t xml:space="preserve">Nota: a linha pontilhada do painel direito marca a razão igual a 1.</w:t>
-      </w:r>
-    </w:p>
-    <w:p>
-      <w:pPr>
-        <w:rPr>
-          <w:lang w:val="pt-BR"/>
-        </w:rPr>
-      </w:pPr>
-      <w:r>
-        <w:rPr>
-          <w:lang w:val="pt-BR"/>
-        </w:rPr>
-        <w:t xml:space="preserve">O torque do cabo supera o torque gravitacional em quase toda a faixa. A razão entre os dois ultrapassa 1 na elevação de 32,2°, logo acima do ponto morto, e cresce rapidamente: entre 60° e 150° de elevação, o cabo entrega de 9,8 a 13,9 vezes o torque do peso, com média de 12,9. No pico gravitacional, a 89,44°, o torque do cabo é de 144,67 N·m, 13,0 vezes os 11,16 N·m do peso, e o excedente máximo, de 136,03 N·m, ocorre a 97,88° de elevação. Acima de 150°, a razão cresce ainda mais, porque o torque gravitacional tende a zero com o braço próximo da vertical.</w:t>
-      </w:r>
-    </w:p>
-    <w:p>
-      <w:pPr>
-        <w:keepNext/>
-        <w:spacing w:before="120" w:after="60"/>
-        <w:rPr>
-          <w:lang w:val="pt-BR"/>
-        </w:rPr>
-      </w:pPr>
-      <w:r>
-        <w:rPr>
-          <w:b/>
-          <w:lang w:val="pt-BR"/>
-        </w:rPr>
-        <w:t xml:space="preserve">Tabela 12 — Torque do cabo e torque gravitacional por elevação anatômica</w:t>
-      </w:r>
-    </w:p>
-    <w:tbl>
-      <w:tblPr>
-        <w:tblStyle w:val="Tabelacomgrade"/>
-        <w:tblW w:w="9360" w:type="dxa"/>
-        <w:jc w:val="center"/>
-        <w:tblLayout w:type="fixed"/>
-        <w:tblLook w:val="0420" w:firstRow="1" w:lastRow="0" w:firstColumn="0" w:lastColumn="0" w:noHBand="0" w:noVBand="1"/>
-      </w:tblPr>
-      <w:tblGrid>
-        <w:gridCol w:w="1700"/>
-        <w:gridCol w:w="1700"/>
-        <w:gridCol w:w="2000"/>
-        <w:gridCol w:w="2000"/>
-        <w:gridCol w:w="1960"/>
-      </w:tblGrid>
-      <w:tr>
-        <w:trPr>
-          <w:cantSplit/>
-          <w:tblHeader/>
-        </w:trPr>
-        <w:tc>
-          <w:tcPr>
-            <w:tcW w:w="1700" w:type="dxa"/>
-            <w:shd w:val="clear" w:color="auto" w:fill="F2F2F2"/>
-            <w:vAlign w:val="center"/>
-          </w:tcPr>
-          <w:p>
-            <w:pPr>
-              <w:keepNext/>
-              <w:spacing w:before="20" w:after="20" w:line="240" w:lineRule="auto"/>
-              <w:jc w:val="center"/>
-              <w:rPr>
-                <w:lang w:val="pt-BR"/>
-              </w:rPr>
-            </w:pPr>
-            <w:r>
-              <w:rPr>
-                <w:b/>
-                <w:lang w:val="pt-BR"/>
-              </w:rPr>
-              <w:t xml:space="preserve">Elevação (°)</w:t>
-            </w:r>
-          </w:p>
-        </w:tc>
-        <w:tc>
-          <w:tcPr>
-            <w:tcW w:w="1700" w:type="dxa"/>
-            <w:shd w:val="clear" w:color="auto" w:fill="F2F2F2"/>
-            <w:vAlign w:val="center"/>
-          </w:tcPr>
-          <w:p>
-            <w:pPr>
-              <w:keepNext/>
-              <w:spacing w:before="20" w:after="20" w:line="240" w:lineRule="auto"/>
-              <w:jc w:val="center"/>
-              <w:rPr>
-                <w:lang w:val="pt-BR"/>
-              </w:rPr>
-            </w:pPr>
-            <w:r>
-              <w:rPr>
-                <w:b/>
-                <w:lang w:val="pt-BR"/>
-              </w:rPr>
-              <w:t xml:space="preserve">θ* (°)</w:t>
-            </w:r>
-          </w:p>
-        </w:tc>
-        <w:tc>
-          <w:tcPr>
-            <w:tcW w:w="2000" w:type="dxa"/>
-            <w:shd w:val="clear" w:color="auto" w:fill="F2F2F2"/>
-            <w:vAlign w:val="center"/>
-          </w:tcPr>
-          <w:p>
-            <w:pPr>
-              <w:keepNext/>
-              <w:spacing w:before="20" w:after="20" w:line="240" w:lineRule="auto"/>
-              <w:jc w:val="center"/>
-              <w:rPr>
-                <w:lang w:val="pt-BR"/>
-              </w:rPr>
-            </w:pPr>
-            <w:r>
-              <w:rPr>
-                <w:b/>
-                <w:lang w:val="pt-BR"/>
-              </w:rPr>
-              <w:t xml:space="preserve">Torque do peso (N·m)</w:t>
-            </w:r>
-          </w:p>
-        </w:tc>
-        <w:tc>
-          <w:tcPr>
-            <w:tcW w:w="2000" w:type="dxa"/>
-            <w:shd w:val="clear" w:color="auto" w:fill="F2F2F2"/>
-            <w:vAlign w:val="center"/>
-          </w:tcPr>
-          <w:p>
-            <w:pPr>
-              <w:keepNext/>
-              <w:spacing w:before="20" w:after="20" w:line="240" w:lineRule="auto"/>
-              <w:jc w:val="center"/>
-              <w:rPr>
-                <w:lang w:val="pt-BR"/>
-              </w:rPr>
-            </w:pPr>
-            <w:r>
-              <w:rPr>
-                <w:b/>
-                <w:lang w:val="pt-BR"/>
-              </w:rPr>
-              <w:t xml:space="preserve">Torque do cabo (N·m)</w:t>
-            </w:r>
-          </w:p>
-        </w:tc>
-        <w:tc>
-          <w:tcPr>
-            <w:tcW w:w="1960" w:type="dxa"/>
-            <w:shd w:val="clear" w:color="auto" w:fill="F2F2F2"/>
-            <w:vAlign w:val="center"/>
-          </w:tcPr>
-          <w:p>
-            <w:pPr>
-              <w:keepNext/>
-              <w:spacing w:before="20" w:after="20" w:line="240" w:lineRule="auto"/>
-              <w:jc w:val="center"/>
-              <w:rPr>
-                <w:lang w:val="pt-BR"/>
-              </w:rPr>
-            </w:pPr>
-            <w:r>
-              <w:rPr>
-                <w:b/>
-                <w:lang w:val="pt-BR"/>
-              </w:rPr>
-              <w:t xml:space="preserve">Cabo/peso</w:t>
-            </w:r>
-          </w:p>
-        </w:tc>
-      </w:tr>
-      <w:tr>
-        <w:trPr>
-          <w:cantSplit/>
-        </w:trPr>
-        <w:tc>
-          <w:tcPr>
-            <w:tcW w:w="1700" w:type="dxa"/>
-            <w:vAlign w:val="center"/>
-          </w:tcPr>
-          <w:p>
-            <w:pPr>
-              <w:keepNext/>
-              <w:spacing w:before="20" w:after="20" w:line="240" w:lineRule="auto"/>
-              <w:jc w:val="center"/>
-              <w:rPr>
-                <w:lang w:val="pt-BR"/>
-              </w:rPr>
-            </w:pPr>
-            <w:r>
-              <w:rPr>
-                <w:lang w:val="pt-BR"/>
-              </w:rPr>
-              <w:t xml:space="preserve">35</w:t>
-            </w:r>
-          </w:p>
-        </w:tc>
-        <w:tc>
-          <w:tcPr>
-            <w:tcW w:w="1700" w:type="dxa"/>
-            <w:vAlign w:val="center"/>
-          </w:tcPr>
-          <w:p>
-            <w:pPr>
-              <w:keepNext/>
-              <w:spacing w:before="20" w:after="20" w:line="240" w:lineRule="auto"/>
-              <w:jc w:val="center"/>
-              <w:rPr>
-                <w:lang w:val="pt-BR"/>
-              </w:rPr>
-            </w:pPr>
-            <w:r>
-              <w:rPr>
-                <w:lang w:val="pt-BR"/>
-              </w:rPr>
-              <w:t xml:space="preserve">188,017</w:t>
-            </w:r>
-          </w:p>
-        </w:tc>
-        <w:tc>
-          <w:tcPr>
-            <w:tcW w:w="2000" w:type="dxa"/>
-            <w:vAlign w:val="center"/>
-          </w:tcPr>
-          <w:p>
-            <w:pPr>
-              <w:keepNext/>
-              <w:spacing w:before="20" w:after="20" w:line="240" w:lineRule="auto"/>
-              <w:jc w:val="center"/>
-              <w:rPr>
-                <w:lang w:val="pt-BR"/>
-              </w:rPr>
-            </w:pPr>
-            <w:r>
-              <w:rPr>
-                <w:lang w:val="pt-BR"/>
-              </w:rPr>
-              <w:t xml:space="preserve">6,492</w:t>
-            </w:r>
-          </w:p>
-        </w:tc>
-        <w:tc>
-          <w:tcPr>
-            <w:tcW w:w="2000" w:type="dxa"/>
-            <w:vAlign w:val="center"/>
-          </w:tcPr>
-          <w:p>
-            <w:pPr>
-              <w:keepNext/>
-              <w:spacing w:before="20" w:after="20" w:line="240" w:lineRule="auto"/>
-              <w:jc w:val="center"/>
-              <w:rPr>
-                <w:lang w:val="pt-BR"/>
-              </w:rPr>
-            </w:pPr>
-            <w:r>
-              <w:rPr>
-                <w:lang w:val="pt-BR"/>
-              </w:rPr>
-              <w:t xml:space="preserve">15,865</w:t>
-            </w:r>
-          </w:p>
-        </w:tc>
-        <w:tc>
-          <w:tcPr>
-            <w:tcW w:w="1960" w:type="dxa"/>
-            <w:vAlign w:val="center"/>
-          </w:tcPr>
-          <w:p>
-            <w:pPr>
-              <w:keepNext/>
-              <w:spacing w:before="20" w:after="20" w:line="240" w:lineRule="auto"/>
-              <w:jc w:val="center"/>
-              <w:rPr>
-                <w:lang w:val="pt-BR"/>
-              </w:rPr>
-            </w:pPr>
-            <w:r>
-              <w:rPr>
-                <w:lang w:val="pt-BR"/>
-              </w:rPr>
-              <w:t xml:space="preserve">2,44</w:t>
-            </w:r>
-          </w:p>
-        </w:tc>
-      </w:tr>
-      <w:tr>
-        <w:trPr>
-          <w:cantSplit/>
-        </w:trPr>
-        <w:tc>
-          <w:tcPr>
-            <w:tcW w:w="1700" w:type="dxa"/>
-            <w:vAlign w:val="center"/>
-          </w:tcPr>
-          <w:p>
-            <w:pPr>
-              <w:keepNext/>
-              <w:spacing w:before="20" w:after="20" w:line="240" w:lineRule="auto"/>
-              <w:jc w:val="center"/>
-              <w:rPr>
-                <w:lang w:val="pt-BR"/>
-              </w:rPr>
-            </w:pPr>
-            <w:r>
-              <w:rPr>
-                <w:lang w:val="pt-BR"/>
-              </w:rPr>
-              <w:t xml:space="preserve">45</w:t>
-            </w:r>
-          </w:p>
-        </w:tc>
-        <w:tc>
-          <w:tcPr>
-            <w:tcW w:w="1700" w:type="dxa"/>
-            <w:vAlign w:val="center"/>
-          </w:tcPr>
-          <w:p>
-            <w:pPr>
-              <w:keepNext/>
-              <w:spacing w:before="20" w:after="20" w:line="240" w:lineRule="auto"/>
-              <w:jc w:val="center"/>
-              <w:rPr>
-                <w:lang w:val="pt-BR"/>
-              </w:rPr>
-            </w:pPr>
-            <w:r>
-              <w:rPr>
-                <w:lang w:val="pt-BR"/>
-              </w:rPr>
-              <w:t xml:space="preserve">178,017</w:t>
-            </w:r>
-          </w:p>
-        </w:tc>
-        <w:tc>
-          <w:tcPr>
-            <w:tcW w:w="2000" w:type="dxa"/>
-            <w:vAlign w:val="center"/>
-          </w:tcPr>
-          <w:p>
-            <w:pPr>
-              <w:keepNext/>
-              <w:spacing w:before="20" w:after="20" w:line="240" w:lineRule="auto"/>
-              <w:jc w:val="center"/>
-              <w:rPr>
-                <w:lang w:val="pt-BR"/>
-              </w:rPr>
-            </w:pPr>
-            <w:r>
-              <w:rPr>
-                <w:lang w:val="pt-BR"/>
-              </w:rPr>
-              <w:t xml:space="preserve">7,970</w:t>
-            </w:r>
-          </w:p>
-        </w:tc>
-        <w:tc>
-          <w:tcPr>
-            <w:tcW w:w="2000" w:type="dxa"/>
-            <w:vAlign w:val="center"/>
-          </w:tcPr>
-          <w:p>
-            <w:pPr>
-              <w:keepNext/>
-              <w:spacing w:before="20" w:after="20" w:line="240" w:lineRule="auto"/>
-              <w:jc w:val="center"/>
-              <w:rPr>
-                <w:lang w:val="pt-BR"/>
-              </w:rPr>
-            </w:pPr>
-            <w:r>
-              <w:rPr>
-                <w:lang w:val="pt-BR"/>
-              </w:rPr>
-              <w:t xml:space="preserve">50,048</w:t>
-            </w:r>
-          </w:p>
-        </w:tc>
-        <w:tc>
-          <w:tcPr>
-            <w:tcW w:w="1960" w:type="dxa"/>
-            <w:vAlign w:val="center"/>
-          </w:tcPr>
-          <w:p>
-            <w:pPr>
-              <w:keepNext/>
-              <w:spacing w:before="20" w:after="20" w:line="240" w:lineRule="auto"/>
-              <w:jc w:val="center"/>
-              <w:rPr>
-                <w:lang w:val="pt-BR"/>
-              </w:rPr>
-            </w:pPr>
-            <w:r>
-              <w:rPr>
-                <w:lang w:val="pt-BR"/>
-              </w:rPr>
-              <w:t xml:space="preserve">6,28</w:t>
-            </w:r>
-          </w:p>
-        </w:tc>
-      </w:tr>
-      <w:tr>
-        <w:trPr>
-          <w:cantSplit/>
-        </w:trPr>
-        <w:tc>
-          <w:tcPr>
-            <w:tcW w:w="1700" w:type="dxa"/>
-            <w:vAlign w:val="center"/>
-          </w:tcPr>
-          <w:p>
-            <w:pPr>
-              <w:keepNext/>
-              <w:spacing w:before="20" w:after="20" w:line="240" w:lineRule="auto"/>
-              <w:jc w:val="center"/>
-              <w:rPr>
-                <w:lang w:val="pt-BR"/>
-              </w:rPr>
-            </w:pPr>
-            <w:r>
-              <w:rPr>
-                <w:lang w:val="pt-BR"/>
-              </w:rPr>
-              <w:t xml:space="preserve">60</w:t>
-            </w:r>
-          </w:p>
-        </w:tc>
-        <w:tc>
-          <w:tcPr>
-            <w:tcW w:w="1700" w:type="dxa"/>
-            <w:vAlign w:val="center"/>
-          </w:tcPr>
-          <w:p>
-            <w:pPr>
-              <w:keepNext/>
-              <w:spacing w:before="20" w:after="20" w:line="240" w:lineRule="auto"/>
-              <w:jc w:val="center"/>
-              <w:rPr>
-                <w:lang w:val="pt-BR"/>
-              </w:rPr>
-            </w:pPr>
-            <w:r>
-              <w:rPr>
-                <w:lang w:val="pt-BR"/>
-              </w:rPr>
-              <w:t xml:space="preserve">163,017</w:t>
-            </w:r>
-          </w:p>
-        </w:tc>
-        <w:tc>
-          <w:tcPr>
-            <w:tcW w:w="2000" w:type="dxa"/>
-            <w:vAlign w:val="center"/>
-          </w:tcPr>
-          <w:p>
-            <w:pPr>
-              <w:keepNext/>
-              <w:spacing w:before="20" w:after="20" w:line="240" w:lineRule="auto"/>
-              <w:jc w:val="center"/>
-              <w:rPr>
-                <w:lang w:val="pt-BR"/>
-              </w:rPr>
-            </w:pPr>
-            <w:r>
-              <w:rPr>
-                <w:lang w:val="pt-BR"/>
-              </w:rPr>
-              <w:t xml:space="preserve">9,721</w:t>
-            </w:r>
-          </w:p>
-        </w:tc>
-        <w:tc>
-          <w:tcPr>
-            <w:tcW w:w="2000" w:type="dxa"/>
-            <w:vAlign w:val="center"/>
-          </w:tcPr>
-          <w:p>
-            <w:pPr>
-              <w:keepNext/>
-              <w:spacing w:before="20" w:after="20" w:line="240" w:lineRule="auto"/>
-              <w:jc w:val="center"/>
-              <w:rPr>
-                <w:lang w:val="pt-BR"/>
-              </w:rPr>
-            </w:pPr>
-            <w:r>
-              <w:rPr>
-                <w:lang w:val="pt-BR"/>
-              </w:rPr>
-              <w:t xml:space="preserve">95,217</w:t>
-            </w:r>
-          </w:p>
-        </w:tc>
-        <w:tc>
-          <w:tcPr>
-            <w:tcW w:w="1960" w:type="dxa"/>
-            <w:vAlign w:val="center"/>
-          </w:tcPr>
-          <w:p>
-            <w:pPr>
-              <w:keepNext/>
-              <w:spacing w:before="20" w:after="20" w:line="240" w:lineRule="auto"/>
-              <w:jc w:val="center"/>
-              <w:rPr>
-                <w:lang w:val="pt-BR"/>
-              </w:rPr>
-            </w:pPr>
-            <w:r>
-              <w:rPr>
-                <w:lang w:val="pt-BR"/>
-              </w:rPr>
-              <w:t xml:space="preserve">9,80</w:t>
-            </w:r>
-          </w:p>
-        </w:tc>
-      </w:tr>
-      <w:tr>
-        <w:trPr>
-          <w:cantSplit/>
-        </w:trPr>
-        <w:tc>
-          <w:tcPr>
-            <w:tcW w:w="1700" w:type="dxa"/>
-            <w:vAlign w:val="center"/>
-          </w:tcPr>
-          <w:p>
-            <w:pPr>
-              <w:keepNext/>
-              <w:spacing w:before="20" w:after="20" w:line="240" w:lineRule="auto"/>
-              <w:jc w:val="center"/>
-              <w:rPr>
-                <w:lang w:val="pt-BR"/>
-              </w:rPr>
-            </w:pPr>
-            <w:r>
-              <w:rPr>
-                <w:lang w:val="pt-BR"/>
-              </w:rPr>
-              <w:t xml:space="preserve">75</w:t>
-            </w:r>
-          </w:p>
-        </w:tc>
-        <w:tc>
-          <w:tcPr>
-            <w:tcW w:w="1700" w:type="dxa"/>
-            <w:vAlign w:val="center"/>
-          </w:tcPr>
-          <w:p>
-            <w:pPr>
-              <w:keepNext/>
-              <w:spacing w:before="20" w:after="20" w:line="240" w:lineRule="auto"/>
-              <w:jc w:val="center"/>
-              <w:rPr>
-                <w:lang w:val="pt-BR"/>
-              </w:rPr>
-            </w:pPr>
-            <w:r>
-              <w:rPr>
-                <w:lang w:val="pt-BR"/>
-              </w:rPr>
-              <w:t xml:space="preserve">148,017</w:t>
-            </w:r>
-          </w:p>
-        </w:tc>
-        <w:tc>
-          <w:tcPr>
-            <w:tcW w:w="2000" w:type="dxa"/>
-            <w:vAlign w:val="center"/>
-          </w:tcPr>
-          <w:p>
-            <w:pPr>
-              <w:keepNext/>
-              <w:spacing w:before="20" w:after="20" w:line="240" w:lineRule="auto"/>
-              <w:jc w:val="center"/>
-              <w:rPr>
-                <w:lang w:val="pt-BR"/>
-              </w:rPr>
-            </w:pPr>
-            <w:r>
-              <w:rPr>
-                <w:lang w:val="pt-BR"/>
-              </w:rPr>
-              <w:t xml:space="preserve">10,809</w:t>
-            </w:r>
-          </w:p>
-        </w:tc>
-        <w:tc>
-          <w:tcPr>
-            <w:tcW w:w="2000" w:type="dxa"/>
-            <w:vAlign w:val="center"/>
-          </w:tcPr>
-          <w:p>
-            <w:pPr>
-              <w:keepNext/>
-              <w:spacing w:before="20" w:after="20" w:line="240" w:lineRule="auto"/>
-              <w:jc w:val="center"/>
-              <w:rPr>
-                <w:lang w:val="pt-BR"/>
-              </w:rPr>
-            </w:pPr>
-            <w:r>
-              <w:rPr>
-                <w:lang w:val="pt-BR"/>
-              </w:rPr>
-              <w:t xml:space="preserve">128,079</w:t>
-            </w:r>
-          </w:p>
-        </w:tc>
-        <w:tc>
-          <w:tcPr>
-            <w:tcW w:w="1960" w:type="dxa"/>
-            <w:vAlign w:val="center"/>
-          </w:tcPr>
-          <w:p>
-            <w:pPr>
-              <w:keepNext/>
-              <w:spacing w:before="20" w:after="20" w:line="240" w:lineRule="auto"/>
-              <w:jc w:val="center"/>
-              <w:rPr>
-                <w:lang w:val="pt-BR"/>
-              </w:rPr>
-            </w:pPr>
-            <w:r>
-              <w:rPr>
-                <w:lang w:val="pt-BR"/>
-              </w:rPr>
-              <w:t xml:space="preserve">11,85</w:t>
-            </w:r>
-          </w:p>
-        </w:tc>
-      </w:tr>
-      <w:tr>
-        <w:trPr>
-          <w:cantSplit/>
-        </w:trPr>
-        <w:tc>
-          <w:tcPr>
-            <w:tcW w:w="1700" w:type="dxa"/>
-            <w:vAlign w:val="center"/>
-          </w:tcPr>
-          <w:p>
-            <w:pPr>
-              <w:keepNext/>
-              <w:spacing w:before="20" w:after="20" w:line="240" w:lineRule="auto"/>
-              <w:jc w:val="center"/>
-              <w:rPr>
-                <w:lang w:val="pt-BR"/>
-              </w:rPr>
-            </w:pPr>
-            <w:r>
-              <w:rPr>
-                <w:lang w:val="pt-BR"/>
-              </w:rPr>
-              <w:t xml:space="preserve">90</w:t>
-            </w:r>
-          </w:p>
-        </w:tc>
-        <w:tc>
-          <w:tcPr>
-            <w:tcW w:w="1700" w:type="dxa"/>
-            <w:vAlign w:val="center"/>
-          </w:tcPr>
-          <w:p>
-            <w:pPr>
-              <w:keepNext/>
-              <w:spacing w:before="20" w:after="20" w:line="240" w:lineRule="auto"/>
-              <w:jc w:val="center"/>
-              <w:rPr>
-                <w:lang w:val="pt-BR"/>
-              </w:rPr>
-            </w:pPr>
-            <w:r>
-              <w:rPr>
-                <w:lang w:val="pt-BR"/>
-              </w:rPr>
-              <w:t xml:space="preserve">133,017</w:t>
-            </w:r>
-          </w:p>
-        </w:tc>
-        <w:tc>
-          <w:tcPr>
-            <w:tcW w:w="2000" w:type="dxa"/>
-            <w:vAlign w:val="center"/>
-          </w:tcPr>
-          <w:p>
-            <w:pPr>
-              <w:keepNext/>
-              <w:spacing w:before="20" w:after="20" w:line="240" w:lineRule="auto"/>
-              <w:jc w:val="center"/>
-              <w:rPr>
-                <w:lang w:val="pt-BR"/>
-              </w:rPr>
-            </w:pPr>
-            <w:r>
-              <w:rPr>
-                <w:lang w:val="pt-BR"/>
-              </w:rPr>
-              <w:t xml:space="preserve">11,161</w:t>
-            </w:r>
-          </w:p>
-        </w:tc>
-        <w:tc>
-          <w:tcPr>
-            <w:tcW w:w="2000" w:type="dxa"/>
-            <w:vAlign w:val="center"/>
-          </w:tcPr>
-          <w:p>
-            <w:pPr>
-              <w:keepNext/>
-              <w:spacing w:before="20" w:after="20" w:line="240" w:lineRule="auto"/>
-              <w:jc w:val="center"/>
-              <w:rPr>
-                <w:lang w:val="pt-BR"/>
-              </w:rPr>
-            </w:pPr>
-            <w:r>
-              <w:rPr>
-                <w:lang w:val="pt-BR"/>
-              </w:rPr>
-              <w:t xml:space="preserve">144,992</w:t>
-            </w:r>
-          </w:p>
-        </w:tc>
-        <w:tc>
-          <w:tcPr>
-            <w:tcW w:w="1960" w:type="dxa"/>
-            <w:vAlign w:val="center"/>
-          </w:tcPr>
-          <w:p>
-            <w:pPr>
-              <w:keepNext/>
-              <w:spacing w:before="20" w:after="20" w:line="240" w:lineRule="auto"/>
-              <w:jc w:val="center"/>
-              <w:rPr>
-                <w:lang w:val="pt-BR"/>
-              </w:rPr>
-            </w:pPr>
-            <w:r>
-              <w:rPr>
-                <w:lang w:val="pt-BR"/>
-              </w:rPr>
-              <w:t xml:space="preserve">12,99</w:t>
-            </w:r>
-          </w:p>
-        </w:tc>
-      </w:tr>
-      <w:tr>
-        <w:trPr>
-          <w:cantSplit/>
-        </w:trPr>
-        <w:tc>
-          <w:tcPr>
-            <w:tcW w:w="1700" w:type="dxa"/>
-            <w:vAlign w:val="center"/>
-          </w:tcPr>
-          <w:p>
-            <w:pPr>
-              <w:keepNext/>
-              <w:spacing w:before="20" w:after="20" w:line="240" w:lineRule="auto"/>
-              <w:jc w:val="center"/>
-              <w:rPr>
-                <w:lang w:val="pt-BR"/>
-              </w:rPr>
-            </w:pPr>
-            <w:r>
-              <w:rPr>
-                <w:lang w:val="pt-BR"/>
-              </w:rPr>
-              <w:t xml:space="preserve">105</w:t>
-            </w:r>
-          </w:p>
-        </w:tc>
-        <w:tc>
-          <w:tcPr>
-            <w:tcW w:w="1700" w:type="dxa"/>
-            <w:vAlign w:val="center"/>
-          </w:tcPr>
-          <w:p>
-            <w:pPr>
-              <w:keepNext/>
-              <w:spacing w:before="20" w:after="20" w:line="240" w:lineRule="auto"/>
-              <w:jc w:val="center"/>
-              <w:rPr>
-                <w:lang w:val="pt-BR"/>
-              </w:rPr>
-            </w:pPr>
-            <w:r>
-              <w:rPr>
-                <w:lang w:val="pt-BR"/>
-              </w:rPr>
-              <w:t xml:space="preserve">118,017</w:t>
-            </w:r>
-          </w:p>
-        </w:tc>
-        <w:tc>
-          <w:tcPr>
-            <w:tcW w:w="2000" w:type="dxa"/>
-            <w:vAlign w:val="center"/>
-          </w:tcPr>
-          <w:p>
-            <w:pPr>
-              <w:keepNext/>
-              <w:spacing w:before="20" w:after="20" w:line="240" w:lineRule="auto"/>
-              <w:jc w:val="center"/>
-              <w:rPr>
-                <w:lang w:val="pt-BR"/>
-              </w:rPr>
-            </w:pPr>
-            <w:r>
-              <w:rPr>
-                <w:lang w:val="pt-BR"/>
-              </w:rPr>
-              <w:t xml:space="preserve">10,753</w:t>
-            </w:r>
-          </w:p>
-        </w:tc>
-        <w:tc>
-          <w:tcPr>
-            <w:tcW w:w="2000" w:type="dxa"/>
-            <w:vAlign w:val="center"/>
-          </w:tcPr>
-          <w:p>
-            <w:pPr>
-              <w:keepNext/>
-              <w:spacing w:before="20" w:after="20" w:line="240" w:lineRule="auto"/>
-              <w:jc w:val="center"/>
-              <w:rPr>
-                <w:lang w:val="pt-BR"/>
-              </w:rPr>
-            </w:pPr>
-            <w:r>
-              <w:rPr>
-                <w:lang w:val="pt-BR"/>
-              </w:rPr>
-              <w:t xml:space="preserve">145,061</w:t>
-            </w:r>
-          </w:p>
-        </w:tc>
-        <w:tc>
-          <w:tcPr>
-            <w:tcW w:w="1960" w:type="dxa"/>
-            <w:vAlign w:val="center"/>
-          </w:tcPr>
-          <w:p>
-            <w:pPr>
-              <w:keepNext/>
-              <w:spacing w:before="20" w:after="20" w:line="240" w:lineRule="auto"/>
-              <w:jc w:val="center"/>
-              <w:rPr>
-                <w:lang w:val="pt-BR"/>
-              </w:rPr>
-            </w:pPr>
-            <w:r>
-              <w:rPr>
-                <w:lang w:val="pt-BR"/>
-              </w:rPr>
-              <w:t xml:space="preserve">13,49</w:t>
-            </w:r>
-          </w:p>
-        </w:tc>
-      </w:tr>
-      <w:tr>
-        <w:trPr>
-          <w:cantSplit/>
-        </w:trPr>
-        <w:tc>
-          <w:tcPr>
-            <w:tcW w:w="1700" w:type="dxa"/>
-            <w:vAlign w:val="center"/>
-          </w:tcPr>
-          <w:p>
-            <w:pPr>
-              <w:keepNext/>
-              <w:spacing w:before="20" w:after="20" w:line="240" w:lineRule="auto"/>
-              <w:jc w:val="center"/>
-              <w:rPr>
-                <w:lang w:val="pt-BR"/>
-              </w:rPr>
-            </w:pPr>
-            <w:r>
-              <w:rPr>
-                <w:lang w:val="pt-BR"/>
-              </w:rPr>
-              <w:t xml:space="preserve">120</w:t>
-            </w:r>
-          </w:p>
-        </w:tc>
-        <w:tc>
-          <w:tcPr>
-            <w:tcW w:w="1700" w:type="dxa"/>
-            <w:vAlign w:val="center"/>
-          </w:tcPr>
-          <w:p>
-            <w:pPr>
-              <w:keepNext/>
-              <w:spacing w:before="20" w:after="20" w:line="240" w:lineRule="auto"/>
-              <w:jc w:val="center"/>
-              <w:rPr>
-                <w:lang w:val="pt-BR"/>
-              </w:rPr>
-            </w:pPr>
-            <w:r>
-              <w:rPr>
-                <w:lang w:val="pt-BR"/>
-              </w:rPr>
-              <w:t xml:space="preserve">103,017</w:t>
-            </w:r>
-          </w:p>
-        </w:tc>
-        <w:tc>
-          <w:tcPr>
-            <w:tcW w:w="2000" w:type="dxa"/>
-            <w:vAlign w:val="center"/>
-          </w:tcPr>
-          <w:p>
-            <w:pPr>
-              <w:keepNext/>
-              <w:spacing w:before="20" w:after="20" w:line="240" w:lineRule="auto"/>
-              <w:jc w:val="center"/>
-              <w:rPr>
-                <w:lang w:val="pt-BR"/>
-              </w:rPr>
-            </w:pPr>
-            <w:r>
-              <w:rPr>
-                <w:lang w:val="pt-BR"/>
-              </w:rPr>
-              <w:t xml:space="preserve">9,611</w:t>
-            </w:r>
-          </w:p>
-        </w:tc>
-        <w:tc>
-          <w:tcPr>
-            <w:tcW w:w="2000" w:type="dxa"/>
-            <w:vAlign w:val="center"/>
-          </w:tcPr>
-          <w:p>
-            <w:pPr>
-              <w:keepNext/>
-              <w:spacing w:before="20" w:after="20" w:line="240" w:lineRule="auto"/>
-              <w:jc w:val="center"/>
-              <w:rPr>
-                <w:lang w:val="pt-BR"/>
-              </w:rPr>
-            </w:pPr>
-            <w:r>
-              <w:rPr>
-                <w:lang w:val="pt-BR"/>
-              </w:rPr>
-              <w:t xml:space="preserve">130,316</w:t>
-            </w:r>
-          </w:p>
-        </w:tc>
-        <w:tc>
-          <w:tcPr>
-            <w:tcW w:w="1960" w:type="dxa"/>
-            <w:vAlign w:val="center"/>
-          </w:tcPr>
-          <w:p>
-            <w:pPr>
-              <w:keepNext/>
-              <w:spacing w:before="20" w:after="20" w:line="240" w:lineRule="auto"/>
-              <w:jc w:val="center"/>
-              <w:rPr>
-                <w:lang w:val="pt-BR"/>
-              </w:rPr>
-            </w:pPr>
-            <w:r>
-              <w:rPr>
-                <w:lang w:val="pt-BR"/>
-              </w:rPr>
-              <w:t xml:space="preserve">13,56</w:t>
-            </w:r>
-          </w:p>
-        </w:tc>
-      </w:tr>
-      <w:tr>
-        <w:trPr>
-          <w:cantSplit/>
-        </w:trPr>
-        <w:tc>
-          <w:tcPr>
-            <w:tcW w:w="1700" w:type="dxa"/>
-            <w:vAlign w:val="center"/>
-          </w:tcPr>
-          <w:p>
-            <w:pPr>
-              <w:keepNext/>
-              <w:spacing w:before="20" w:after="20" w:line="240" w:lineRule="auto"/>
-              <w:jc w:val="center"/>
-              <w:rPr>
-                <w:lang w:val="pt-BR"/>
-              </w:rPr>
-            </w:pPr>
-            <w:r>
-              <w:rPr>
-                <w:lang w:val="pt-BR"/>
-              </w:rPr>
-              <w:t xml:space="preserve">135</w:t>
-            </w:r>
-          </w:p>
-        </w:tc>
-        <w:tc>
-          <w:tcPr>
-            <w:tcW w:w="1700" w:type="dxa"/>
-            <w:vAlign w:val="center"/>
-          </w:tcPr>
-          <w:p>
-            <w:pPr>
-              <w:keepNext/>
-              <w:spacing w:before="20" w:after="20" w:line="240" w:lineRule="auto"/>
-              <w:jc w:val="center"/>
-              <w:rPr>
-                <w:lang w:val="pt-BR"/>
-              </w:rPr>
-            </w:pPr>
-            <w:r>
-              <w:rPr>
-                <w:lang w:val="pt-BR"/>
-              </w:rPr>
-              <w:t xml:space="preserve">88,017</w:t>
-            </w:r>
-          </w:p>
-        </w:tc>
-        <w:tc>
-          <w:tcPr>
-            <w:tcW w:w="2000" w:type="dxa"/>
-            <w:vAlign w:val="center"/>
-          </w:tcPr>
-          <w:p>
-            <w:pPr>
-              <w:keepNext/>
-              <w:spacing w:before="20" w:after="20" w:line="240" w:lineRule="auto"/>
-              <w:jc w:val="center"/>
-              <w:rPr>
-                <w:lang w:val="pt-BR"/>
-              </w:rPr>
-            </w:pPr>
-            <w:r>
-              <w:rPr>
-                <w:lang w:val="pt-BR"/>
-              </w:rPr>
-              <w:t xml:space="preserve">7,815</w:t>
-            </w:r>
-          </w:p>
-        </w:tc>
-        <w:tc>
-          <w:tcPr>
-            <w:tcW w:w="2000" w:type="dxa"/>
-            <w:vAlign w:val="center"/>
-          </w:tcPr>
-          <w:p>
-            <w:pPr>
-              <w:keepNext/>
-              <w:spacing w:before="20" w:after="20" w:line="240" w:lineRule="auto"/>
-              <w:jc w:val="center"/>
-              <w:rPr>
-                <w:lang w:val="pt-BR"/>
-              </w:rPr>
-            </w:pPr>
-            <w:r>
-              <w:rPr>
-                <w:lang w:val="pt-BR"/>
-              </w:rPr>
-              <w:t xml:space="preserve">105,296</w:t>
-            </w:r>
-          </w:p>
-        </w:tc>
-        <w:tc>
-          <w:tcPr>
-            <w:tcW w:w="1960" w:type="dxa"/>
-            <w:vAlign w:val="center"/>
-          </w:tcPr>
-          <w:p>
-            <w:pPr>
-              <w:keepNext/>
-              <w:spacing w:before="20" w:after="20" w:line="240" w:lineRule="auto"/>
-              <w:jc w:val="center"/>
-              <w:rPr>
-                <w:lang w:val="pt-BR"/>
-              </w:rPr>
-            </w:pPr>
-            <w:r>
-              <w:rPr>
-                <w:lang w:val="pt-BR"/>
-              </w:rPr>
-              <w:t xml:space="preserve">13,47</w:t>
-            </w:r>
-          </w:p>
-        </w:tc>
-      </w:tr>
-      <w:tr>
-        <w:trPr>
-          <w:cantSplit/>
-        </w:trPr>
-        <w:tc>
-          <w:tcPr>
-            <w:tcW w:w="1700" w:type="dxa"/>
-            <w:vAlign w:val="center"/>
-          </w:tcPr>
-          <w:p>
-            <w:pPr>
-              <w:keepNext/>
-              <w:spacing w:before="20" w:after="20" w:line="240" w:lineRule="auto"/>
-              <w:jc w:val="center"/>
-              <w:rPr>
-                <w:lang w:val="pt-BR"/>
-              </w:rPr>
-            </w:pPr>
-            <w:r>
-              <w:rPr>
-                <w:lang w:val="pt-BR"/>
-              </w:rPr>
-              <w:t xml:space="preserve">150</w:t>
-            </w:r>
-          </w:p>
-        </w:tc>
-        <w:tc>
-          <w:tcPr>
-            <w:tcW w:w="1700" w:type="dxa"/>
-            <w:vAlign w:val="center"/>
-          </w:tcPr>
-          <w:p>
-            <w:pPr>
-              <w:keepNext/>
-              <w:spacing w:before="20" w:after="20" w:line="240" w:lineRule="auto"/>
-              <w:jc w:val="center"/>
-              <w:rPr>
-                <w:lang w:val="pt-BR"/>
-              </w:rPr>
-            </w:pPr>
-            <w:r>
-              <w:rPr>
-                <w:lang w:val="pt-BR"/>
-              </w:rPr>
-              <w:t xml:space="preserve">73,017</w:t>
-            </w:r>
-          </w:p>
-        </w:tc>
-        <w:tc>
-          <w:tcPr>
-            <w:tcW w:w="2000" w:type="dxa"/>
-            <w:vAlign w:val="center"/>
-          </w:tcPr>
-          <w:p>
-            <w:pPr>
-              <w:keepNext/>
-              <w:spacing w:before="20" w:after="20" w:line="240" w:lineRule="auto"/>
-              <w:jc w:val="center"/>
-              <w:rPr>
-                <w:lang w:val="pt-BR"/>
-              </w:rPr>
-            </w:pPr>
-            <w:r>
-              <w:rPr>
-                <w:lang w:val="pt-BR"/>
-              </w:rPr>
-              <w:t xml:space="preserve">5,486</w:t>
-            </w:r>
-          </w:p>
-        </w:tc>
-        <w:tc>
-          <w:tcPr>
-            <w:tcW w:w="2000" w:type="dxa"/>
-            <w:vAlign w:val="center"/>
-          </w:tcPr>
-          <w:p>
-            <w:pPr>
-              <w:keepNext/>
-              <w:spacing w:before="20" w:after="20" w:line="240" w:lineRule="auto"/>
-              <w:jc w:val="center"/>
-              <w:rPr>
-                <w:lang w:val="pt-BR"/>
-              </w:rPr>
-            </w:pPr>
-            <w:r>
-              <w:rPr>
-                <w:lang w:val="pt-BR"/>
-              </w:rPr>
-              <w:t xml:space="preserve">75,996</w:t>
-            </w:r>
-          </w:p>
-        </w:tc>
-        <w:tc>
-          <w:tcPr>
-            <w:tcW w:w="1960" w:type="dxa"/>
-            <w:vAlign w:val="center"/>
-          </w:tcPr>
-          <w:p>
-            <w:pPr>
-              <w:keepNext/>
-              <w:spacing w:before="20" w:after="20" w:line="240" w:lineRule="auto"/>
-              <w:jc w:val="center"/>
-              <w:rPr>
-                <w:lang w:val="pt-BR"/>
-              </w:rPr>
-            </w:pPr>
-            <w:r>
-              <w:rPr>
-                <w:lang w:val="pt-BR"/>
-              </w:rPr>
-              <w:t xml:space="preserve">13,85</w:t>
-            </w:r>
-          </w:p>
-        </w:tc>
-      </w:tr>
-      <w:tr>
-        <w:trPr>
-          <w:cantSplit/>
-        </w:trPr>
-        <w:tc>
-          <w:tcPr>
-            <w:tcW w:w="1700" w:type="dxa"/>
-            <w:vAlign w:val="center"/>
-          </w:tcPr>
-          <w:p>
-            <w:pPr>
-              <w:keepNext/>
-              <w:spacing w:before="20" w:after="20" w:line="240" w:lineRule="auto"/>
-              <w:jc w:val="center"/>
-              <w:rPr>
-                <w:lang w:val="pt-BR"/>
-              </w:rPr>
-            </w:pPr>
-            <w:r>
-              <w:rPr>
-                <w:lang w:val="pt-BR"/>
-              </w:rPr>
-              <w:t xml:space="preserve">165</w:t>
-            </w:r>
-          </w:p>
-        </w:tc>
-        <w:tc>
-          <w:tcPr>
-            <w:tcW w:w="1700" w:type="dxa"/>
-            <w:vAlign w:val="center"/>
-          </w:tcPr>
-          <w:p>
-            <w:pPr>
-              <w:keepNext/>
-              <w:spacing w:before="20" w:after="20" w:line="240" w:lineRule="auto"/>
-              <w:jc w:val="center"/>
-              <w:rPr>
-                <w:lang w:val="pt-BR"/>
-              </w:rPr>
-            </w:pPr>
-            <w:r>
-              <w:rPr>
-                <w:lang w:val="pt-BR"/>
-              </w:rPr>
-              <w:t xml:space="preserve">58,017</w:t>
-            </w:r>
-          </w:p>
-        </w:tc>
-        <w:tc>
-          <w:tcPr>
-            <w:tcW w:w="2000" w:type="dxa"/>
-            <w:vAlign w:val="center"/>
-          </w:tcPr>
-          <w:p>
-            <w:pPr>
-              <w:keepNext/>
-              <w:spacing w:before="20" w:after="20" w:line="240" w:lineRule="auto"/>
-              <w:jc w:val="center"/>
-              <w:rPr>
-                <w:lang w:val="pt-BR"/>
-              </w:rPr>
-            </w:pPr>
-            <w:r>
-              <w:rPr>
-                <w:lang w:val="pt-BR"/>
-              </w:rPr>
-              <w:t xml:space="preserve">2,783</w:t>
-            </w:r>
-          </w:p>
-        </w:tc>
-        <w:tc>
-          <w:tcPr>
-            <w:tcW w:w="2000" w:type="dxa"/>
-            <w:vAlign w:val="center"/>
-          </w:tcPr>
-          <w:p>
-            <w:pPr>
-              <w:keepNext/>
-              <w:spacing w:before="20" w:after="20" w:line="240" w:lineRule="auto"/>
-              <w:jc w:val="center"/>
-              <w:rPr>
-                <w:lang w:val="pt-BR"/>
-              </w:rPr>
-            </w:pPr>
-            <w:r>
-              <w:rPr>
-                <w:lang w:val="pt-BR"/>
-              </w:rPr>
-              <w:t xml:space="preserve">48,309</w:t>
-            </w:r>
-          </w:p>
-        </w:tc>
-        <w:tc>
-          <w:tcPr>
-            <w:tcW w:w="1960" w:type="dxa"/>
-            <w:vAlign w:val="center"/>
-          </w:tcPr>
-          <w:p>
-            <w:pPr>
-              <w:keepNext/>
-              <w:spacing w:before="20" w:after="20" w:line="240" w:lineRule="auto"/>
-              <w:jc w:val="center"/>
-              <w:rPr>
-                <w:lang w:val="pt-BR"/>
-              </w:rPr>
-            </w:pPr>
-            <w:r>
-              <w:rPr>
-                <w:lang w:val="pt-BR"/>
-              </w:rPr>
-              <w:t xml:space="preserve">17,36</w:t>
-            </w:r>
-          </w:p>
-        </w:tc>
-      </w:tr>
-    </w:tbl>
-    <w:p>
-      <w:pPr>
-        <w:spacing w:before="60" w:after="60"/>
-        <w:rPr>
-          <w:lang w:val="pt-BR"/>
-        </w:rPr>
-      </w:pPr>
-      <w:r>
-        <w:rPr>
-          <w:sz w:val="20"/>
-          <w:szCs w:val="20"/>
-          <w:lang w:val="pt-BR"/>
-        </w:rPr>
-        <w:t xml:space="preserve">Fonte: elaborada pelo autor.</w:t>
-      </w:r>
-    </w:p>
-    <w:p>
-      <w:pPr>
-        <w:rPr>
-          <w:lang w:val="pt-BR"/>
-        </w:rPr>
-      </w:pPr>
-      <w:r>
-        <w:rPr>
-          <w:lang w:val="pt-BR"/>
-        </w:rPr>
-        <w:t xml:space="preserve">Normalizadas pelos respectivos picos (Figura 6), as duas curvas permitem comparar a distribuição angular do torque independentemente da magnitude.</w:t>
-      </w:r>
-    </w:p>
-    <w:p>
-      <w:pPr>
-        <w:keepNext/>
-        <w:spacing w:before="120" w:after="60"/>
-        <w:rPr>
-          <w:lang w:val="pt-BR"/>
-        </w:rPr>
-      </w:pPr>
-      <w:r>
-        <w:rPr>
-          <w:b/>
-          <w:lang w:val="pt-BR"/>
-        </w:rPr>
-        <w:t xml:space="preserve">Figura 6 — Torque do cabo e torque gravitacional normalizados pelos respectivos picos, em função da elevação anatômica (K = 174,68; h = 22,701 mm; X</w:t>
-      </w:r>
-      <w:r>
-        <w:rPr>
-          <w:b/>
-          <w:vertAlign w:val="subscript"/>
-          <w:lang w:val="pt-BR"/>
-        </w:rPr>
-        <w:t xml:space="preserve">pose</w:t>
-      </w:r>
-      <w:r>
-        <w:rPr>
-          <w:b/>
-          <w:lang w:val="pt-BR"/>
-        </w:rPr>
-        <w:t xml:space="preserve"> = 37,383 mm)</w:t>
-      </w:r>
-    </w:p>
-    <w:p xmlns:a="http://schemas.openxmlformats.org/drawingml/2006/main" xmlns:pic="http://schemas.openxmlformats.org/drawingml/2006/picture">
-      <w:pPr>
-        <w:keepNext/>
-        <w:spacing w:after="60"/>
-        <w:jc w:val="center"/>
-        <w:rPr>
-          <w:lang w:val="pt-BR"/>
-        </w:rPr>
-      </w:pPr>
-      <w:r>
-        <w:rPr>
-          <w:noProof/>
-          <w:lang w:val="pt-BR"/>
-        </w:rPr>
-        <w:drawing>
-          <wp:inline distT="0" distB="0" distL="0" distR="0">
-            <wp:extent cx="5029200" cy="2640330"/>
-            <wp:effectExtent l="0" t="0" r="0" b="0"/>
-            <wp:docPr id="906" name="Figura 6" descr="Curvas normalizadas do torque do cabo e do torque gravitacional em função da elevação, de 30° a 180°, com o cruzamento em 93,96°."/>
-            <wp:cNvGraphicFramePr>
-              <a:graphicFrameLocks noChangeAspect="1"/>
-            </wp:cNvGraphicFramePr>
-            <a:graphic>
-              <a:graphicData uri="http://schemas.openxmlformats.org/drawingml/2006/picture">
-                <pic:pic>
-                  <pic:nvPicPr>
-                    <pic:cNvPr id="906" name="Figura 6" descr="Curvas normalizadas do torque do cabo e do torque gravitacional em função da elevação, de 30° a 180°, com o cruzamento em 93,96°."/>
-                    <pic:cNvPicPr/>
-                  </pic:nvPicPr>
-                  <pic:blipFill>
-                    <a:blip r:embed="rIdTccFig6"/>
                     <a:stretch>
                       <a:fillRect/>
                     </a:stretch>
@@ -25661,7 +24210,7 @@
         <w:rPr>
           <w:lang w:val="pt-BR"/>
         </w:rPr>
-        <w:t xml:space="preserve">A rigidez identificada, K = 174,68 N/mm, e as trações dela decorrentes, de até 9,52 kN, definem uma especificação de mola que precisa ser confrontada com catálogo de fabricante antes de qualquer protótipo.</w:t>
+        <w:t xml:space="preserve">A ausência de unidade declarada na ordenada da curva publicada impede a conversão do torque do cabo para N·m e, por conseguinte, o cálculo do torque resultante sobre a articulação e a integração da equação de movimento. Essa conversão exige dado independente, como a especificação de rigidez de uma mola comercial compatível com o mecanismo ou fonte documentada que estabeleça a escala da figura original.</w:t>
       </w:r>
     </w:p>
     <w:p>
@@ -25818,7 +24367,7 @@
         <w:rPr>
           <w:lang w:val="pt-BR"/>
         </w:rPr>
-        <w:t xml:space="preserve">Com os parâmetros congelados, o modelo reproduz a forma da curva publicada com coeficiente de determinação de 0,99839 e RMSE de 1,83 N·m, equivalente a 1,24% do maior valor extraído. Os resíduos, contudo, organizam-se em zonas de sinal alternado, o que indica diferença sistemática de forma, e a formulação anterior, fisicamente inconsistente, ajustava melhor a curva. A adoção da formulação consistente, apesar do RMSE maior, reflete o critério de que a escolha entre modelos se faz por validade física, e não pelo indicador de erro.</w:t>
+        <w:t xml:space="preserve">Com os parâmetros congelados, o modelo reproduz a forma da curva publicada com coeficiente de determinação de 0,99839 e RMSE de 1,83 u.p., equivalente a 1,24% do maior valor extraído. Os resíduos, contudo, organizam-se em zonas de sinal alternado, o que indica diferença sistemática de forma, e a formulação anterior, fisicamente inconsistente, ajustava melhor a curva. A adoção da formulação consistente, apesar do RMSE maior, reflete o critério de que a escolha entre modelos se faz por validade física, e não pelo indicador de erro.</w:t>
       </w:r>
     </w:p>
     <w:p>
@@ -25857,7 +24406,7 @@
         <w:rPr>
           <w:lang w:val="pt-BR"/>
         </w:rPr>
-        <w:t xml:space="preserve">No confronto com o torque gravitacional do conjunto braço–exoesqueleto, cujo pico de 11,16 N·m ocorre a 89,4° de elevação, o torque do cabo, com pico de 147,07 N·m, compensa integralmente o peso do braço a partir de 32,2° de elevação e o excede de 9,8 a 13,9 vezes entre 60° e 150°. Em forma, as curvas normalizadas diferem em no máximo 0,027 entre 105° e 150°; o pico do torque do cabo, a 97,5°, fica 8,05° acima do pico gravitacional, e o ponto morto, a 30,5°, libera o braço nas posturas de não trabalho. O resultado quantifica o compromisso de um mecanismo passivo de torque fixo por ângulo, que favorece o trabalho acima da cabeça.</w:t>
+        <w:t xml:space="preserve">No confronto com o torque gravitacional do conjunto braço–exoesqueleto, cujo pico de 11,16 N·m ocorre a 89,4° de elevação, as curvas normalizadas diferem em no máximo 0,027 entre 105° e 150° de elevação. O pico do torque do cabo, a 97,5°, fica 8,05° acima do pico gravitacional, e o ponto morto, a 30,5°, libera o braço nas posturas de não trabalho, à custa de subcompensação abaixo de 94°. O resultado quantifica o compromisso de um mecanismo passivo de torque fixo por ângulo, que favorece o trabalho acima da cabeça.</w:t>
       </w:r>
     </w:p>
     <w:p>
@@ -25870,7 +24419,7 @@
         <w:rPr>
           <w:lang w:val="pt-BR"/>
         </w:rPr>
-        <w:t xml:space="preserve">O objetivo geral foi atingido em sua parte estática e para um dos três dispositivos previstos. Os objetivos específicos a, b, c e e foram cumpridos; o objetivo d, parcialmente, pois a rigidez e a extensão da mola na pose foram reproduzidas, mas a origem da posição da ancoragem e da calibração angular não. Os objetivos f e g, referentes à equação de movimento e ao acoplamento com o MBDyn, não foram executados. Com a ordenada da patente tomada em N·m, a mola resultante tem rigidez de 174,68 N/mm e tração máxima de 9,52 kN.</w:t>
+        <w:t xml:space="preserve">O objetivo geral foi atingido em sua parte estática e para um dos três dispositivos previstos. Os objetivos específicos a, b, c e e foram cumpridos; o objetivo d, parcialmente, pois a rigidez e a extensão da mola na pose foram reproduzidas, mas a origem da posição da ancoragem e da calibração angular não. Os objetivos f e g, referentes à equação de movimento e ao acoplamento com o MBDyn, não foram executados. A principal restrição é a ausência de unidade na ordenada da curva da patente: o torque do cabo permanece em unidade da patente, e a leitura em N·m conduz a forças implausíveis, de modo que o modelo determina a forma do torque, mas não sua escala física.</w:t>
       </w:r>
     </w:p>
     <w:p>
@@ -25883,7 +24432,7 @@
         <w:rPr>
           <w:lang w:val="pt-BR"/>
         </w:rPr>
-        <w:t xml:space="preserve">Como continuidade, recomenda-se confrontar a especificação da mola com catálogo de fabricante; conferir no CAD a cota de ancoragem, o comprimento do alojamento e o comprimento da mola na pose; documentar o procedimento de extração dos pontos e sua incerteza; representar a protuberância responsável pela zona neutra; e executar as etapas dinâmicas pela formulação de Lagrange e no MBDyn e estender o procedimento à US 9.737.374 B2 e à EP 3 504 033 B1.</w:t>
+        <w:t xml:space="preserve">Como continuidade, recomenda-se obter um dado independente que fixe a escala do torque, como a especificação de uma mola comercial compatível; conferir no CAD a cota de ancoragem, o comprimento do alojamento e o comprimento da mola na pose; documentar o procedimento de extração dos pontos e sua incerteza; representar a protuberância responsável pela zona neutra; e, com o torque em unidade física, executar as etapas dinâmicas pela formulação de Lagrange e no MBDyn e estender o procedimento à US 9.737.374 B2 e à EP 3 504 033 B1.</w:t>
       </w:r>
     </w:p>
     <w:p>

--- a/tcc/TCC_revisado.docx
+++ b/tcc/TCC_revisado.docx
@@ -9496,7 +9496,7 @@
         <w:rPr>
           <w:lang w:val="pt-BR"/>
         </w:rPr>
-        <w:t xml:space="preserve">3.10 Varredura paramétrica de h com K congelado</w:t>
+        <w:t xml:space="preserve">3.10 Varredura e otimização de h com K congelado</w:t>
       </w:r>
     </w:p>
     <w:p>
@@ -9509,7 +9509,7 @@
         <w:rPr>
           <w:lang w:val="pt-BR"/>
         </w:rPr>
-        <w:t xml:space="preserve">Para separar o que a curva extraída informa sobre h do que a geometria impõe, h foi varrido de 8 a 60 mm, em passo de 0,005 mm, com o acréscimo dos valores exatos H</w:t>
+        <w:t xml:space="preserve">Como h é a grandeza geométrica mais incerta e a mais fácil de alterar no projeto, ela foi varrida de 8 a 60 mm, em passo de 0,005 mm, com o acréscimo dos valores exatos H</w:t>
       </w:r>
       <w:r>
         <w:rPr>
@@ -9535,7 +9535,7 @@
         <w:rPr>
           <w:lang w:val="pt-BR"/>
         </w:rPr>
-        <w:t xml:space="preserve">, num total de 10.403 valores. A varredura é um diagnóstico, não uma otimização: K permanece congelado em 174,68 em todos os valores de h, não é reidentificado por h, e nenhum parâmetro do modelo é substituído pelo resultado.</w:t>
+        <w:t xml:space="preserve">, num total de 10.403 valores, para delimitar os valores fisicamente válidos; dentro deles, buscou-se o h que devolve o maior torque. K permanece congelado em 174,68 em todos os valores de h e não é reidentificado por h: cada h representa o mesmo conjunto de mola com a ancoragem deslocada, e nenhum parâmetro do modelo é substituído pelo resultado.</w:t>
       </w:r>
     </w:p>
     <w:p>
@@ -9587,7 +9587,7 @@
         <w:rPr>
           <w:lang w:val="pt-BR"/>
         </w:rPr>
-        <w:t xml:space="preserve">Para cada h são calculados o RMSE contra os 29 pontos extraídos, que representam exclusivamente o torque do cabo, e três critérios de validade física independentes da curva extraída: (i) tração, isto é, extensão da mola não negativa em toda a faixa de operação, calculada sem a limitação da Equação (19), para que o afrouxamento do cabo apareça como extensão negativa; (ii) fechamento, isto é, existência de tangente ao tambor (ρ &gt; R) em toda a faixa; e (iii) trabalho virtual, isto é, resíduo da Equação (17) inferior a 10</w:t>
+        <w:t xml:space="preserve">A validade física de cada h é verificada por três critérios: (i) tração, isto é, extensão da mola não negativa em toda a faixa de operação, calculada sem a limitação da Equação (19), para que o afrouxamento do cabo apareça como extensão negativa; (ii) fechamento, isto é, existência de tangente ao tambor (ρ &gt; R) em toda a faixa; e (iii) trabalho virtual, isto é, resíduo da Equação (17) inferior a 10</w:t>
       </w:r>
       <w:r>
         <w:rPr>
@@ -9600,7 +9600,7 @@
         <w:rPr>
           <w:lang w:val="pt-BR"/>
         </w:rPr>
-        <w:t xml:space="preserve"> mm/rad. O torque gravitacional não entra em nenhum critério da varredura.</w:t>
+        <w:t xml:space="preserve"> mm/rad. O ângulo de enrolamento ψ não é critério de validade: um valor nulo de ψ significa arco de enrolamento nulo, e não cabo fora do tambor, cuja permanência é garantida pela tangência, critério (ii).</w:t>
       </w:r>
     </w:p>
     <w:p>
@@ -9613,9 +9613,651 @@
         <w:rPr>
           <w:lang w:val="pt-BR"/>
         </w:rPr>
-        <w:t xml:space="preserve">O ângulo de enrolamento ψ não é critério de validade. Um valor nulo de ψ significa arco de enrolamento nulo, e não cabo fora do tambor; a permanência do cabo no tambor é garantida pela tangência, critério (ii).</w:t>
+        <w:t xml:space="preserve">Entre os valores de h fisicamente válidos, procura-se o que devolve o maior torque ao braço com a mesma mola e a mesma montagem. O critério principal é o torque médio devolvido na faixa de trabalho acima da linha dos ombros, de 90° a 150° de elevação:</w:t>
       </w:r>
     </w:p>
+    <w:tbl>
+      <w:tblPr>
+        <w:tblW w:w="9360" w:type="dxa"/>
+        <w:jc w:val="center"/>
+        <w:tblBorders>
+          <w:top w:val="nil"/>
+          <w:left w:val="nil"/>
+          <w:bottom w:val="nil"/>
+          <w:right w:val="nil"/>
+          <w:insideH w:val="nil"/>
+          <w:insideV w:val="nil"/>
+        </w:tblBorders>
+        <w:tblLayout w:type="fixed"/>
+        <w:tblCellMar>
+          <w:left w:w="0" w:type="dxa"/>
+          <w:right w:w="0" w:type="dxa"/>
+        </w:tblCellMar>
+        <w:tblLook w:val="0000" w:firstRow="0" w:lastRow="0" w:firstColumn="0" w:lastColumn="0" w:noHBand="1" w:noVBand="1"/>
+      </w:tblPr>
+      <w:tblGrid>
+        <w:gridCol w:w="8460"/>
+        <w:gridCol w:w="900"/>
+      </w:tblGrid>
+      <w:tr>
+        <w:trPr>
+          <w:cantSplit/>
+        </w:trPr>
+        <w:tc>
+          <w:tcPr>
+            <w:tcW w:w="8460" w:type="dxa"/>
+            <w:vAlign w:val="center"/>
+          </w:tcPr>
+          <w:p>
+            <w:pPr>
+              <w:spacing w:before="60" w:after="60"/>
+              <w:jc w:val="center"/>
+              <w:rPr>
+                <w:lang w:val="pt-BR"/>
+              </w:rPr>
+            </w:pPr>
+            <m:oMathPara>
+              <m:oMathParaPr>
+                <m:jc m:val="center"/>
+              </m:oMathParaPr>
+              <m:oMath>
+                <m:sSup>
+                  <m:e>
+                    <m:r>
+                      <w:rPr>
+                        <w:rFonts w:ascii="Cambria Math" w:hAnsi="Cambria Math"/>
+                        <w:lang w:val="pt-BR"/>
+                      </w:rPr>
+                      <m:t xml:space="preserve">h</m:t>
+                    </m:r>
+                  </m:e>
+                  <m:sup>
+                    <m:r>
+                      <m:rPr>
+                        <m:sty m:val="p"/>
+                      </m:rPr>
+                      <w:rPr>
+                        <w:rFonts w:ascii="Cambria Math" w:hAnsi="Cambria Math"/>
+                        <w:lang w:val="pt-BR"/>
+                      </w:rPr>
+                      <m:t xml:space="preserve">∗</m:t>
+                    </m:r>
+                  </m:sup>
+                </m:sSup>
+                <m:r>
+                  <m:rPr>
+                    <m:sty m:val="p"/>
+                  </m:rPr>
+                  <w:rPr>
+                    <w:rFonts w:ascii="Cambria Math" w:hAnsi="Cambria Math"/>
+                    <w:lang w:val="pt-BR"/>
+                  </w:rPr>
+                  <m:t xml:space="preserve">=</m:t>
+                </m:r>
+                <m:sSub>
+                  <m:e>
+                    <m:r>
+                      <m:rPr>
+                        <m:sty m:val="p"/>
+                      </m:rPr>
+                      <w:rPr>
+                        <w:rFonts w:ascii="Cambria Math" w:hAnsi="Cambria Math"/>
+                        <w:lang w:val="pt-BR"/>
+                      </w:rPr>
+                      <m:t xml:space="preserve">arg max</m:t>
+                    </m:r>
+                  </m:e>
+                  <m:sub>
+                    <m:r>
+                      <w:rPr>
+                        <w:rFonts w:ascii="Cambria Math" w:hAnsi="Cambria Math"/>
+                        <w:lang w:val="pt-BR"/>
+                      </w:rPr>
+                      <m:t xml:space="preserve">h</m:t>
+                    </m:r>
+                  </m:sub>
+                </m:sSub>
+                <m:r>
+                  <m:rPr>
+                    <m:sty m:val="p"/>
+                  </m:rPr>
+                  <w:rPr>
+                    <w:rFonts w:ascii="Cambria Math" w:hAnsi="Cambria Math"/>
+                    <w:lang w:val="pt-BR"/>
+                  </w:rPr>
+                  <m:t xml:space="preserve"> </m:t>
+                </m:r>
+                <m:bar>
+                  <m:barPr>
+                    <m:pos m:val="top"/>
+                  </m:barPr>
+                  <m:e>
+                    <m:r>
+                      <w:rPr>
+                        <w:rFonts w:ascii="Cambria Math" w:hAnsi="Cambria Math"/>
+                        <w:lang w:val="pt-BR"/>
+                      </w:rPr>
+                      <m:t xml:space="preserve">τ</m:t>
+                    </m:r>
+                  </m:e>
+                </m:bar>
+                <m:d>
+                  <m:dPr>
+                    <m:begChr m:val="("/>
+                    <m:endChr m:val=")"/>
+                  </m:dPr>
+                  <m:e>
+                    <m:r>
+                      <w:rPr>
+                        <w:rFonts w:ascii="Cambria Math" w:hAnsi="Cambria Math"/>
+                        <w:lang w:val="pt-BR"/>
+                      </w:rPr>
+                      <m:t xml:space="preserve">h</m:t>
+                    </m:r>
+                  </m:e>
+                </m:d>
+                <m:r>
+                  <m:rPr>
+                    <m:sty m:val="p"/>
+                  </m:rPr>
+                  <w:rPr>
+                    <w:rFonts w:ascii="Cambria Math" w:hAnsi="Cambria Math"/>
+                    <w:lang w:val="pt-BR"/>
+                  </w:rPr>
+                  <m:t xml:space="preserve">,</m:t>
+                </m:r>
+                <m:r>
+                  <m:rPr>
+                    <m:sty m:val="p"/>
+                  </m:rPr>
+                  <w:rPr>
+                    <w:rFonts w:ascii="Cambria Math" w:hAnsi="Cambria Math"/>
+                    <w:lang w:val="pt-BR"/>
+                  </w:rPr>
+                  <m:t xml:space="preserve"> </m:t>
+                </m:r>
+                <m:bar>
+                  <m:barPr>
+                    <m:pos m:val="top"/>
+                  </m:barPr>
+                  <m:e>
+                    <m:r>
+                      <w:rPr>
+                        <w:rFonts w:ascii="Cambria Math" w:hAnsi="Cambria Math"/>
+                        <w:lang w:val="pt-BR"/>
+                      </w:rPr>
+                      <m:t xml:space="preserve">τ</m:t>
+                    </m:r>
+                  </m:e>
+                </m:bar>
+                <m:d>
+                  <m:dPr>
+                    <m:begChr m:val="("/>
+                    <m:endChr m:val=")"/>
+                  </m:dPr>
+                  <m:e>
+                    <m:r>
+                      <w:rPr>
+                        <w:rFonts w:ascii="Cambria Math" w:hAnsi="Cambria Math"/>
+                        <w:lang w:val="pt-BR"/>
+                      </w:rPr>
+                      <m:t xml:space="preserve">h</m:t>
+                    </m:r>
+                  </m:e>
+                </m:d>
+                <m:r>
+                  <m:rPr>
+                    <m:sty m:val="p"/>
+                  </m:rPr>
+                  <w:rPr>
+                    <w:rFonts w:ascii="Cambria Math" w:hAnsi="Cambria Math"/>
+                    <w:lang w:val="pt-BR"/>
+                  </w:rPr>
+                  <m:t xml:space="preserve">=</m:t>
+                </m:r>
+                <m:f>
+                  <m:num>
+                    <m:r>
+                      <m:rPr>
+                        <m:sty m:val="p"/>
+                      </m:rPr>
+                      <w:rPr>
+                        <w:rFonts w:ascii="Cambria Math" w:hAnsi="Cambria Math"/>
+                        <w:lang w:val="pt-BR"/>
+                      </w:rPr>
+                      <m:t xml:space="preserve">1</m:t>
+                    </m:r>
+                  </m:num>
+                  <m:den>
+                    <m:r>
+                      <m:rPr>
+                        <m:sty m:val="p"/>
+                      </m:rPr>
+                      <w:rPr>
+                        <w:rFonts w:ascii="Cambria Math" w:hAnsi="Cambria Math"/>
+                        <w:lang w:val="pt-BR"/>
+                      </w:rPr>
+                      <m:t xml:space="preserve">60°</m:t>
+                    </m:r>
+                  </m:den>
+                </m:f>
+                <m:nary>
+                  <m:naryPr>
+                    <m:chr m:val="∫"/>
+                    <m:limLoc m:val="subSup"/>
+                  </m:naryPr>
+                  <m:sub>
+                    <m:r>
+                      <m:rPr>
+                        <m:sty m:val="p"/>
+                      </m:rPr>
+                      <w:rPr>
+                        <w:rFonts w:ascii="Cambria Math" w:hAnsi="Cambria Math"/>
+                        <w:lang w:val="pt-BR"/>
+                      </w:rPr>
+                      <m:t xml:space="preserve">90°</m:t>
+                    </m:r>
+                  </m:sub>
+                  <m:sup>
+                    <m:r>
+                      <m:rPr>
+                        <m:sty m:val="p"/>
+                      </m:rPr>
+                      <w:rPr>
+                        <w:rFonts w:ascii="Cambria Math" w:hAnsi="Cambria Math"/>
+                        <w:lang w:val="pt-BR"/>
+                      </w:rPr>
+                      <m:t xml:space="preserve">150°</m:t>
+                    </m:r>
+                  </m:sup>
+                  <m:e>
+                    <m:d>
+                      <m:dPr>
+                        <m:begChr m:val="("/>
+                        <m:endChr m:val=")"/>
+                      </m:dPr>
+                      <m:e>
+                        <m:r>
+                          <m:rPr>
+                            <m:sty m:val="p"/>
+                          </m:rPr>
+                          <w:rPr>
+                            <w:rFonts w:ascii="Cambria Math" w:hAnsi="Cambria Math"/>
+                            <w:lang w:val="pt-BR"/>
+                          </w:rPr>
+                          <m:t xml:space="preserve">−</m:t>
+                        </m:r>
+                        <m:r>
+                          <w:rPr>
+                            <w:rFonts w:ascii="Cambria Math" w:hAnsi="Cambria Math"/>
+                            <w:lang w:val="pt-BR"/>
+                          </w:rPr>
+                          <m:t xml:space="preserve">τ</m:t>
+                        </m:r>
+                      </m:e>
+                    </m:d>
+                    <m:r>
+                      <m:rPr>
+                        <m:sty m:val="p"/>
+                      </m:rPr>
+                      <w:rPr>
+                        <w:rFonts w:ascii="Cambria Math" w:hAnsi="Cambria Math"/>
+                        <w:lang w:val="pt-BR"/>
+                      </w:rPr>
+                      <m:t xml:space="preserve">d</m:t>
+                    </m:r>
+                    <m:sSub>
+                      <m:e>
+                        <m:r>
+                          <w:rPr>
+                            <w:rFonts w:ascii="Cambria Math" w:hAnsi="Cambria Math"/>
+                            <w:lang w:val="pt-BR"/>
+                          </w:rPr>
+                          <m:t xml:space="preserve">θ</m:t>
+                        </m:r>
+                      </m:e>
+                      <m:sub>
+                        <m:r>
+                          <m:rPr>
+                            <m:sty m:val="p"/>
+                          </m:rPr>
+                          <w:rPr>
+                            <w:rFonts w:ascii="Cambria Math" w:hAnsi="Cambria Math"/>
+                            <w:lang w:val="pt-BR"/>
+                          </w:rPr>
+                          <m:t xml:space="preserve">el</m:t>
+                        </m:r>
+                      </m:sub>
+                    </m:sSub>
+                  </m:e>
+                </m:nary>
+              </m:oMath>
+            </m:oMathPara>
+          </w:p>
+        </w:tc>
+        <w:tc>
+          <w:tcPr>
+            <w:tcW w:w="900" w:type="dxa"/>
+            <w:vAlign w:val="center"/>
+          </w:tcPr>
+          <w:p>
+            <w:pPr>
+              <w:spacing w:before="60" w:after="60"/>
+              <w:jc w:val="right"/>
+              <w:rPr>
+                <w:lang w:val="pt-BR"/>
+              </w:rPr>
+            </w:pPr>
+            <w:r>
+              <w:rPr>
+                <w:lang w:val="pt-BR"/>
+              </w:rPr>
+              <w:t xml:space="preserve">(27)</w:t>
+            </w:r>
+          </w:p>
+        </w:tc>
+      </w:tr>
+      <w:tr>
+        <w:trPr>
+          <w:cantSplit/>
+        </w:trPr>
+        <w:tc>
+          <w:tcPr>
+            <w:tcW w:w="8460" w:type="dxa"/>
+            <w:vAlign w:val="center"/>
+          </w:tcPr>
+          <w:p>
+            <w:pPr>
+              <w:spacing w:before="60" w:after="60"/>
+              <w:jc w:val="center"/>
+              <w:rPr>
+                <w:lang w:val="pt-BR"/>
+              </w:rPr>
+            </w:pPr>
+            <m:oMathPara>
+              <m:oMathParaPr>
+                <m:jc m:val="center"/>
+              </m:oMathParaPr>
+              <m:oMath>
+                <m:func>
+                  <m:fName>
+                    <m:r>
+                      <m:rPr>
+                        <m:sty m:val="p"/>
+                      </m:rPr>
+                      <w:rPr>
+                        <w:rFonts w:ascii="Cambria Math" w:hAnsi="Cambria Math"/>
+                        <w:lang w:val="pt-BR"/>
+                      </w:rPr>
+                      <m:t xml:space="preserve">min</m:t>
+                    </m:r>
+                  </m:fName>
+                  <m:e>
+                    <m:r>
+                      <w:rPr>
+                        <w:rFonts w:ascii="Cambria Math" w:hAnsi="Cambria Math"/>
+                        <w:lang w:val="pt-BR"/>
+                      </w:rPr>
+                      <m:t xml:space="preserve">δ</m:t>
+                    </m:r>
+                  </m:e>
+                </m:func>
+                <m:d>
+                  <m:dPr>
+                    <m:begChr m:val="("/>
+                    <m:endChr m:val=")"/>
+                  </m:dPr>
+                  <m:e>
+                    <m:r>
+                      <w:rPr>
+                        <w:rFonts w:ascii="Cambria Math" w:hAnsi="Cambria Math"/>
+                        <w:lang w:val="pt-BR"/>
+                      </w:rPr>
+                      <m:t xml:space="preserve">h</m:t>
+                    </m:r>
+                  </m:e>
+                </m:d>
+                <m:r>
+                  <m:rPr>
+                    <m:sty m:val="p"/>
+                  </m:rPr>
+                  <w:rPr>
+                    <w:rFonts w:ascii="Cambria Math" w:hAnsi="Cambria Math"/>
+                    <w:lang w:val="pt-BR"/>
+                  </w:rPr>
+                  <m:t xml:space="preserve">≥</m:t>
+                </m:r>
+                <m:sSub>
+                  <m:e>
+                    <m:r>
+                      <w:rPr>
+                        <w:rFonts w:ascii="Cambria Math" w:hAnsi="Cambria Math"/>
+                        <w:lang w:val="pt-BR"/>
+                      </w:rPr>
+                      <m:t xml:space="preserve">δ</m:t>
+                    </m:r>
+                  </m:e>
+                  <m:sub>
+                    <m:r>
+                      <m:rPr>
+                        <m:sty m:val="p"/>
+                      </m:rPr>
+                      <w:rPr>
+                        <w:rFonts w:ascii="Cambria Math" w:hAnsi="Cambria Math"/>
+                        <w:lang w:val="pt-BR"/>
+                      </w:rPr>
+                      <m:t xml:space="preserve">marg</m:t>
+                    </m:r>
+                  </m:sub>
+                </m:sSub>
+                <m:r>
+                  <m:rPr>
+                    <m:sty m:val="p"/>
+                  </m:rPr>
+                  <w:rPr>
+                    <w:rFonts w:ascii="Cambria Math" w:hAnsi="Cambria Math"/>
+                    <w:lang w:val="pt-BR"/>
+                  </w:rPr>
+                  <m:t xml:space="preserve">,</m:t>
+                </m:r>
+                <m:r>
+                  <m:rPr>
+                    <m:sty m:val="p"/>
+                  </m:rPr>
+                  <w:rPr>
+                    <w:rFonts w:ascii="Cambria Math" w:hAnsi="Cambria Math"/>
+                    <w:lang w:val="pt-BR"/>
+                  </w:rPr>
+                  <m:t xml:space="preserve"> </m:t>
+                </m:r>
+                <m:r>
+                  <w:rPr>
+                    <w:rFonts w:ascii="Cambria Math" w:hAnsi="Cambria Math"/>
+                    <w:lang w:val="pt-BR"/>
+                  </w:rPr>
+                  <m:t xml:space="preserve">ρ</m:t>
+                </m:r>
+                <m:r>
+                  <m:rPr>
+                    <m:sty m:val="p"/>
+                  </m:rPr>
+                  <w:rPr>
+                    <w:rFonts w:ascii="Cambria Math" w:hAnsi="Cambria Math"/>
+                    <w:lang w:val="pt-BR"/>
+                  </w:rPr>
+                  <m:t xml:space="preserve">&gt;</m:t>
+                </m:r>
+                <m:r>
+                  <w:rPr>
+                    <w:rFonts w:ascii="Cambria Math" w:hAnsi="Cambria Math"/>
+                    <w:lang w:val="pt-BR"/>
+                  </w:rPr>
+                  <m:t xml:space="preserve">R</m:t>
+                </m:r>
+                <m:r>
+                  <m:rPr>
+                    <m:sty m:val="p"/>
+                  </m:rPr>
+                  <w:rPr>
+                    <w:rFonts w:ascii="Cambria Math" w:hAnsi="Cambria Math"/>
+                    <w:lang w:val="pt-BR"/>
+                  </w:rPr>
+                  <m:t xml:space="preserve">,</m:t>
+                </m:r>
+                <m:r>
+                  <m:rPr>
+                    <m:sty m:val="p"/>
+                  </m:rPr>
+                  <w:rPr>
+                    <w:rFonts w:ascii="Cambria Math" w:hAnsi="Cambria Math"/>
+                    <w:lang w:val="pt-BR"/>
+                  </w:rPr>
+                  <m:t xml:space="preserve"> </m:t>
+                </m:r>
+                <m:d>
+                  <m:dPr>
+                    <m:begChr m:val="|"/>
+                    <m:endChr m:val="|"/>
+                  </m:dPr>
+                  <m:e>
+                    <m:f>
+                      <m:num>
+                        <m:r>
+                          <m:rPr>
+                            <m:sty m:val="p"/>
+                          </m:rPr>
+                          <w:rPr>
+                            <w:rFonts w:ascii="Cambria Math" w:hAnsi="Cambria Math"/>
+                            <w:lang w:val="pt-BR"/>
+                          </w:rPr>
+                          <m:t xml:space="preserve">d</m:t>
+                        </m:r>
+                        <m:r>
+                          <w:rPr>
+                            <w:rFonts w:ascii="Cambria Math" w:hAnsi="Cambria Math"/>
+                            <w:lang w:val="pt-BR"/>
+                          </w:rPr>
+                          <m:t xml:space="preserve">ℓ</m:t>
+                        </m:r>
+                      </m:num>
+                      <m:den>
+                        <m:r>
+                          <m:rPr>
+                            <m:sty m:val="p"/>
+                          </m:rPr>
+                          <w:rPr>
+                            <w:rFonts w:ascii="Cambria Math" w:hAnsi="Cambria Math"/>
+                            <w:lang w:val="pt-BR"/>
+                          </w:rPr>
+                          <m:t xml:space="preserve">d</m:t>
+                        </m:r>
+                        <m:sSup>
+                          <m:e>
+                            <m:r>
+                              <w:rPr>
+                                <w:rFonts w:ascii="Cambria Math" w:hAnsi="Cambria Math"/>
+                                <w:lang w:val="pt-BR"/>
+                              </w:rPr>
+                              <m:t xml:space="preserve">θ</m:t>
+                            </m:r>
+                          </m:e>
+                          <m:sup>
+                            <m:r>
+                              <m:rPr>
+                                <m:sty m:val="p"/>
+                              </m:rPr>
+                              <w:rPr>
+                                <w:rFonts w:ascii="Cambria Math" w:hAnsi="Cambria Math"/>
+                                <w:lang w:val="pt-BR"/>
+                              </w:rPr>
+                              <m:t xml:space="preserve">∗</m:t>
+                            </m:r>
+                          </m:sup>
+                        </m:sSup>
+                      </m:den>
+                    </m:f>
+                    <m:r>
+                      <m:rPr>
+                        <m:sty m:val="p"/>
+                      </m:rPr>
+                      <w:rPr>
+                        <w:rFonts w:ascii="Cambria Math" w:hAnsi="Cambria Math"/>
+                        <w:lang w:val="pt-BR"/>
+                      </w:rPr>
+                      <m:t xml:space="preserve">−</m:t>
+                    </m:r>
+                    <m:r>
+                      <w:rPr>
+                        <w:rFonts w:ascii="Cambria Math" w:hAnsi="Cambria Math"/>
+                        <w:lang w:val="pt-BR"/>
+                      </w:rPr>
+                      <m:t xml:space="preserve">m</m:t>
+                    </m:r>
+                  </m:e>
+                </m:d>
+                <m:r>
+                  <m:rPr>
+                    <m:sty m:val="p"/>
+                  </m:rPr>
+                  <w:rPr>
+                    <w:rFonts w:ascii="Cambria Math" w:hAnsi="Cambria Math"/>
+                    <w:lang w:val="pt-BR"/>
+                  </w:rPr>
+                  <m:t xml:space="preserve">&lt;</m:t>
+                </m:r>
+                <m:sSup>
+                  <m:e>
+                    <m:r>
+                      <m:rPr>
+                        <m:sty m:val="p"/>
+                      </m:rPr>
+                      <w:rPr>
+                        <w:rFonts w:ascii="Cambria Math" w:hAnsi="Cambria Math"/>
+                        <w:lang w:val="pt-BR"/>
+                      </w:rPr>
+                      <m:t xml:space="preserve">10</m:t>
+                    </m:r>
+                  </m:e>
+                  <m:sup>
+                    <m:r>
+                      <m:rPr>
+                        <m:sty m:val="p"/>
+                      </m:rPr>
+                      <w:rPr>
+                        <w:rFonts w:ascii="Cambria Math" w:hAnsi="Cambria Math"/>
+                        <w:lang w:val="pt-BR"/>
+                      </w:rPr>
+                      <m:t xml:space="preserve">−6</m:t>
+                    </m:r>
+                  </m:sup>
+                </m:sSup>
+              </m:oMath>
+            </m:oMathPara>
+          </w:p>
+        </w:tc>
+        <w:tc>
+          <w:tcPr>
+            <w:tcW w:w="900" w:type="dxa"/>
+            <w:vAlign w:val="center"/>
+          </w:tcPr>
+          <w:p>
+            <w:pPr>
+              <w:spacing w:before="60" w:after="60"/>
+              <w:jc w:val="right"/>
+              <w:rPr>
+                <w:lang w:val="pt-BR"/>
+              </w:rPr>
+            </w:pPr>
+            <w:r>
+              <w:rPr>
+                <w:lang w:val="pt-BR"/>
+              </w:rPr>
+              <w:t xml:space="preserve">(28)</w:t>
+            </w:r>
+          </w:p>
+        </w:tc>
+      </w:tr>
+    </w:tbl>
     <w:p>
       <w:pPr>
         <w:rPr>
@@ -9626,7 +10268,33 @@
         <w:rPr>
           <w:lang w:val="pt-BR"/>
         </w:rPr>
-        <w:t xml:space="preserve">Da varredura derivam o valor de h de menor RMSE; os platôs de RMSE, intervalos de h em que o RMSE não excede 1,01, 1,05, 1,10 e 2 vezes o mínimo; a degradação do ajuste, valores de h em que o RMSE ultrapassa 2 e 10 vezes o mínimo; a fronteira de tração, obtida por bissecção; e o valor de h em que o ponto morto entra na faixa de operação, dado pela Equação (22). Uma família de curvas para sete valores de h e seus nós, ângulos em que as curvas quase coincidem, completam a análise.</w:t>
+        <w:t xml:space="preserve">em que δ</w:t>
+      </w:r>
+      <w:r>
+        <w:rPr>
+          <w:vertAlign w:val="subscript"/>
+          <w:lang w:val="pt-BR"/>
+        </w:rPr>
+        <w:t xml:space="preserve">marg</w:t>
+      </w:r>
+      <w:r>
+        <w:rPr>
+          <w:lang w:val="pt-BR"/>
+        </w:rPr>
+        <w:t xml:space="preserve"> é uma margem mínima de extensão da mola, nula na formulação estrita. Como critérios complementares, são calculados o pico do torque e o trabalho devolvido ao longo de toda a faixa de operação, integral de −τ em relação à elevação; pela Equação (17), esse trabalho equivale à energia que a mola restitui ao braço. A busca é feita por enumeração, em passo de 0,01 mm, de 8 mm até a fronteira de tração, obtida por bissecção, com K e X</w:t>
+      </w:r>
+      <w:r>
+        <w:rPr>
+          <w:vertAlign w:val="subscript"/>
+          <w:lang w:val="pt-BR"/>
+        </w:rPr>
+        <w:t xml:space="preserve">pose</w:t>
+      </w:r>
+      <w:r>
+        <w:rPr>
+          <w:lang w:val="pt-BR"/>
+        </w:rPr>
+        <w:t xml:space="preserve"> congelados. Uma família de curvas para sete valores de h e seus nós, ângulos em que as curvas quase coincidem, completam a análise.</w:t>
       </w:r>
     </w:p>
     <w:p>
@@ -10103,7 +10771,7 @@
               <w:rPr>
                 <w:lang w:val="pt-BR"/>
               </w:rPr>
-              <w:t xml:space="preserve">(27)</w:t>
+              <w:t xml:space="preserve">(29)</w:t>
             </w:r>
           </w:p>
         </w:tc>
@@ -10158,7 +10826,7 @@
         <w:rPr>
           <w:lang w:val="pt-BR"/>
         </w:rPr>
-        <w:t xml:space="preserve">As duas etapas dependem de um pré-requisito ainda não satisfeito: a Equação (27) soma o torque do cabo ao torque gravitacional e exige ambos na mesma unidade física. Enquanto K estiver referido à ordenada sem unidade da patente, a integração da equação de movimento não tem significado físico.</w:t>
+        <w:t xml:space="preserve">As duas etapas dependem de um pré-requisito ainda não satisfeito: a Equação (29) soma o torque do cabo ao torque gravitacional e exige ambos na mesma unidade física. Enquanto K estiver referido à ordenada sem unidade da patente, a integração da equação de movimento não tem significado físico.</w:t>
       </w:r>
     </w:p>
     <w:p>
@@ -18804,20 +19472,7 @@
         <w:rPr>
           <w:lang w:val="pt-BR"/>
         </w:rPr>
-        <w:t xml:space="preserve">) foi identificado nesse valor e porque o ponto morto correspondente, na elevação de 30,485°, fica a 0,485° do início da zona neutra indicado na patente, ao passo que h = 24,0 mm o deslocaria para 30,909°. A consistência de H</w:t>
-      </w:r>
-      <w:r>
-        <w:rPr>
-          <w:vertAlign w:val="subscript"/>
-          <w:lang w:val="pt-BR"/>
-        </w:rPr>
-        <w:t xml:space="preserve">CAL</w:t>
-      </w:r>
-      <w:r>
-        <w:rPr>
-          <w:lang w:val="pt-BR"/>
-        </w:rPr>
-        <w:t xml:space="preserve"> com a curva extraída e com as restrições físicas é examinada na seção 4.7.</w:t>
+        <w:t xml:space="preserve">) foi identificado nesse valor e porque o ponto morto correspondente, na elevação de 30,485°, fica a 0,485° do início da zona neutra indicado na patente, ao passo que h = 24,0 mm o deslocaria para 30,909°. A escolha de h que maximiza o torque devolvido é examinada na seção 4.7.</w:t>
       </w:r>
     </w:p>
     <w:p>
@@ -21467,7 +22122,7 @@
         <w:rPr>
           <w:lang w:val="pt-BR"/>
         </w:rPr>
-        <w:t xml:space="preserve">4.7 Varredura paramétrica de h com K congelado</w:t>
+        <w:t xml:space="preserve">4.7 Otimização de h para o máximo torque devolvido</w:t>
       </w:r>
     </w:p>
     <w:p>
@@ -21480,7 +22135,7 @@
         <w:rPr>
           <w:lang w:val="pt-BR"/>
         </w:rPr>
-        <w:t xml:space="preserve">A Figura 3 mostra a família de curvas de torque para sete valores de h, com K congelado em 174,68 e a extensão na pose fixada em X</w:t>
+        <w:t xml:space="preserve">A posição da ancoragem h é a grandeza geométrica mais incerta do mecanismo e também a mais fácil de alterar no projeto, por definir apenas onde o cabo é fixado no elo proximal. Esta seção examina como h altera o torque que o mecanismo devolve ao braço e qual h devolve o maior torque com a mesma mola, K = 174,68, e a mesma montagem, X</w:t>
       </w:r>
       <w:r>
         <w:rPr>
@@ -21493,7 +22148,46 @@
         <w:rPr>
           <w:lang w:val="pt-BR"/>
         </w:rPr>
-        <w:t xml:space="preserve">.</w:t>
+        <w:t xml:space="preserve"> = 37,383 mm.</w:t>
+      </w:r>
+    </w:p>
+    <w:p>
+      <w:pPr>
+        <w:rPr>
+          <w:lang w:val="pt-BR"/>
+        </w:rPr>
+      </w:pPr>
+      <w:r>
+        <w:rPr>
+          <w:lang w:val="pt-BR"/>
+        </w:rPr>
+        <w:t xml:space="preserve">O espaço de busca é fixado pela física. Os critérios de fechamento e de trabalho virtual são atendidos em todos os 10.403 valores varridos, de 8 a 60 mm; o critério decisivo é a tração. Com X</w:t>
+      </w:r>
+      <w:r>
+        <w:rPr>
+          <w:vertAlign w:val="subscript"/>
+          <w:lang w:val="pt-BR"/>
+        </w:rPr>
+        <w:t xml:space="preserve">pose</w:t>
+      </w:r>
+      <w:r>
+        <w:rPr>
+          <w:lang w:val="pt-BR"/>
+        </w:rPr>
+        <w:t xml:space="preserve"> congelada, o aumento de h aumenta o curso do cabo — de 28,942 mm em h = 15 mm para 42,435 mm em h = 22,701 mm e 106,573 mm em h = 60 mm — e rebaixa a extensão mínima da mola, que ocorre sempre em θ* = 42,917°, com o braço elevado a 180,1°. Essa extensão se anula em h = 32,886 mm; acima desse valor, o cabo afrouxaria no início da faixa. O valor lido no CAD, 34,785 mm, está fora do intervalo viável, com extensão mínima de −2,257 mm.</w:t>
+      </w:r>
+    </w:p>
+    <w:p>
+      <w:pPr>
+        <w:rPr>
+          <w:lang w:val="pt-BR"/>
+        </w:rPr>
+      </w:pPr>
+      <w:r>
+        <w:rPr>
+          <w:lang w:val="pt-BR"/>
+        </w:rPr>
+        <w:t xml:space="preserve">A Figura 3 mostra a família de curvas de torque para sete valores de h dentro desse intervalo.</w:t>
       </w:r>
     </w:p>
     <w:p>
@@ -21604,7 +22298,7 @@
         <w:rPr>
           <w:lang w:val="pt-BR"/>
         </w:rPr>
-        <w:t xml:space="preserve">A família não se abre de modo uniforme. Medido o espalhamento entre as curvas, máximo menos mínimo em cada θ*, surgem dois nós, em θ* = 68,03°, com espalhamento de 9,35 u.p., e em θ* = 185,71°, com 0,18 u.p.; a abertura máxima, de 106,79 u.p., ocorre em θ* = 130,38°. Os pontos extraídos próximos dos nós quase não carregam informação sobre h, e a capacidade de discriminar h concentra-se na faixa central, aproximadamente de θ* = 100° a 160°, isto é, de 63° a 123° de elevação.</w:t>
+        <w:t xml:space="preserve">O deslocamento da ancoragem atua como um ganho concentrado na faixa central. As curvas quase coincidem em dois nós, com espalhamento de 9,35 u.p. em θ* = 68,03° (elevação de 155,0°) e de 0,18 u.p. em θ* = 185,71° (elevação de 37,3°), e se abrem ao máximo, 106,79 u.p., em θ* = 130,38° (elevação de 92,6°). Aumentar h eleva, portanto, o torque devolvido entre cerca de 37° e 155° de elevação, justamente na faixa de trabalho, e quase não altera o torque com o braço muito baixo ou muito alto.</w:t>
       </w:r>
     </w:p>
     <w:p>
@@ -21617,7 +22311,7 @@
         <w:rPr>
           <w:lang w:val="pt-BR"/>
         </w:rPr>
-        <w:t xml:space="preserve">A Figura 4 apresenta o RMSE em função de h.</w:t>
+        <w:t xml:space="preserve">A Figura 4 apresenta o torque devolvido, o trabalho devolvido, a margem de tração e o ponto morto em função de h, e a Tabela 10 detalha valores selecionados.</w:t>
       </w:r>
     </w:p>
     <w:p>
@@ -21633,7 +22327,22 @@
           <w:b/>
           <w:lang w:val="pt-BR"/>
         </w:rPr>
-        <w:t xml:space="preserve">Figura 4 — RMSE contra os pontos extraídos em função de h, com K congelado: faixa completa, em escala logarítmica, com os valores fisicamente viáveis, e ampliação em torno do mínimo, com os platôs de RMSE</w:t>
+        <w:t xml:space="preserve">Figura 4 — Torque devolvido em função de h, com K = 174,68 e X</w:t>
+      </w:r>
+      <w:r>
+        <w:rPr>
+          <w:b/>
+          <w:vertAlign w:val="subscript"/>
+          <w:lang w:val="pt-BR"/>
+        </w:rPr>
+        <w:t xml:space="preserve">pose</w:t>
+      </w:r>
+      <w:r>
+        <w:rPr>
+          <w:b/>
+          <w:lang w:val="pt-BR"/>
+        </w:rPr>
+        <w:t xml:space="preserve"> = 37,383 mm congelados: pico e média de 90° a 150° de elevação, trabalho devolvido na faixa de operação, extensão mínima da mola e elevação do ponto morto</w:t>
       </w:r>
     </w:p>
     <w:p xmlns:a="http://schemas.openxmlformats.org/drawingml/2006/main" xmlns:pic="http://schemas.openxmlformats.org/drawingml/2006/picture">
@@ -21652,9 +22361,9 @@
         </w:rPr>
         <w:drawing>
           <wp:inline distT="0" distB="0" distL="0" distR="0">
-            <wp:extent cx="5943600" cy="2496312"/>
+            <wp:extent cx="5943600" cy="3803904"/>
             <wp:effectExtent l="0" t="0" r="0" b="0"/>
-            <wp:docPr id="904" name="Figura 4" descr="RMSE em função de h com K congelado, em escala logarítmica para toda a faixa e ampliado em torno do mínimo com os platôs de 1,01, 1,05, 1,10 e 2 vezes o mínimo."/>
+            <wp:docPr id="904" name="Figura 4" descr="Quatro painéis em função de h, de 8 a 32,886 mm: torque de pico e médio, trabalho devolvido, extensão mínima da mola com as margens de 10, 5 e 2 mm marcadas, e elevação do ponto morto."/>
             <wp:cNvGraphicFramePr>
               <a:graphicFrameLocks noChangeAspect="1"/>
             </wp:cNvGraphicFramePr>
@@ -21662,7 +22371,7 @@
               <a:graphicData uri="http://schemas.openxmlformats.org/drawingml/2006/picture">
                 <pic:pic>
                   <pic:nvPicPr>
-                    <pic:cNvPr id="904" name="Figura 4" descr="RMSE em função de h com K congelado, em escala logarítmica para toda a faixa e ampliado em torno do mínimo com os platôs de 1,01, 1,05, 1,10 e 2 vezes o mínimo."/>
+                    <pic:cNvPr id="904" name="Figura 4" descr="Quatro painéis em função de h, de 8 a 32,886 mm: torque de pico e médio, trabalho devolvido, extensão mínima da mola com as margens de 10, 5 e 2 mm marcadas, e elevação do ponto morto."/>
                     <pic:cNvPicPr/>
                   </pic:nvPicPr>
                   <pic:blipFill>
@@ -21674,7 +22383,7 @@
                   <pic:spPr>
                     <a:xfrm>
                       <a:off x="0" y="0"/>
-                      <a:ext cx="5943600" cy="2496312"/>
+                      <a:ext cx="5943600" cy="3803904"/>
                     </a:xfrm>
                     <a:prstGeom prst="rect">
                       <a:avLst/>
@@ -21705,15 +22414,31 @@
     </w:p>
     <w:p>
       <w:pPr>
+        <w:spacing w:after="160"/>
         <w:rPr>
           <w:lang w:val="pt-BR"/>
         </w:rPr>
       </w:pPr>
       <w:r>
         <w:rPr>
-          <w:lang w:val="pt-BR"/>
-        </w:rPr>
-        <w:t xml:space="preserve">O menor RMSE, 1,8270 u.p. (R</w:t>
+          <w:sz w:val="20"/>
+          <w:szCs w:val="20"/>
+          <w:lang w:val="pt-BR"/>
+        </w:rPr>
+        <w:t xml:space="preserve">Nota: linha contínua, h adotado; linha tracejada, fronteira de tração; pontos do painel da extensão, margens de 10, 5 e 2 mm; linha pontilhada do painel do ponto morto, início da zona neutra indicado na patente (30°).</w:t>
+      </w:r>
+    </w:p>
+    <w:p>
+      <w:pPr>
+        <w:rPr>
+          <w:lang w:val="pt-BR"/>
+        </w:rPr>
+      </w:pPr>
+      <w:r>
+        <w:rPr>
+          <w:lang w:val="pt-BR"/>
+        </w:rPr>
+        <w:t xml:space="preserve">Os três indicadores de torque crescem monotonicamente com h em todo o intervalo viável. Com a mesma mola, o pico passa de 57,4 u.p. em h = 8 mm para 211,9 u.p. na fronteira de tração; o torque médio de 90° a 150°, de 50,3 para 163,6 u.p.; e o trabalho devolvido, de 108,8 para 315,9 u.p.·rad. O motivo é geométrico: o braço de momento é limitado por |OA| = √(h</w:t>
       </w:r>
       <w:r>
         <w:rPr>
@@ -21726,20 +22451,20 @@
         <w:rPr>
           <w:lang w:val="pt-BR"/>
         </w:rPr>
-        <w:t xml:space="preserve"> = 0,99840), ocorre em h = 22,735 mm, a 0,034 mm de H</w:t>
-      </w:r>
-      <w:r>
-        <w:rPr>
-          <w:vertAlign w:val="subscript"/>
-          <w:lang w:val="pt-BR"/>
-        </w:rPr>
-        <w:t xml:space="preserve">CAL</w:t>
-      </w:r>
-      <w:r>
-        <w:rPr>
-          <w:lang w:val="pt-BR"/>
-        </w:rPr>
-        <w:t xml:space="preserve">, que ocupa a 14ª posição entre os 10.403 valores, com RMSE 0,19% maior. Os platôs constam da Tabela 10. O RMSE ultrapassa 2 vezes o mínimo em h = 21,825 e 23,640 mm e 10 vezes o mínimo em h = 17,570 e 27,900 mm.</w:t>
+        <w:t xml:space="preserve"> + p</w:t>
+      </w:r>
+      <w:r>
+        <w:rPr>
+          <w:vertAlign w:val="superscript"/>
+          <w:lang w:val="pt-BR"/>
+        </w:rPr>
+        <w:t xml:space="preserve">2</w:t>
+      </w:r>
+      <w:r>
+        <w:rPr>
+          <w:lang w:val="pt-BR"/>
+        </w:rPr>
+        <w:t xml:space="preserve">), que cresce com h, e o curso do cabo, e com ele a força da mola, cresce junto. Não há, portanto, ótimo interior: o maior torque devolvido ocorre no limite da restrição de tração.</w:t>
       </w:r>
     </w:p>
     <w:p>
@@ -21755,7 +22480,22 @@
           <w:b/>
           <w:lang w:val="pt-BR"/>
         </w:rPr>
-        <w:t xml:space="preserve">Tabela 10 — Platôs de RMSE com K congelado</w:t>
+        <w:t xml:space="preserve">Tabela 10 — Torque devolvido pelo mecanismo para valores selecionados de h (K e X</w:t>
+      </w:r>
+      <w:r>
+        <w:rPr>
+          <w:b/>
+          <w:vertAlign w:val="subscript"/>
+          <w:lang w:val="pt-BR"/>
+        </w:rPr>
+        <w:t xml:space="preserve">pose</w:t>
+      </w:r>
+      <w:r>
+        <w:rPr>
+          <w:b/>
+          <w:lang w:val="pt-BR"/>
+        </w:rPr>
+        <w:t xml:space="preserve"> congelados)</w:t>
       </w:r>
     </w:p>
     <w:tbl>
@@ -21767,10 +22507,14 @@
         <w:tblLook w:val="0420" w:firstRow="1" w:lastRow="0" w:firstColumn="0" w:lastColumn="0" w:noHBand="0" w:noVBand="1"/>
       </w:tblPr>
       <w:tblGrid>
-        <w:gridCol w:w="3360"/>
-        <w:gridCol w:w="2000"/>
-        <w:gridCol w:w="2000"/>
-        <w:gridCol w:w="2000"/>
+        <w:gridCol w:w="1060"/>
+        <w:gridCol w:w="1120"/>
+        <w:gridCol w:w="1300"/>
+        <w:gridCol w:w="1300"/>
+        <w:gridCol w:w="1150"/>
+        <w:gridCol w:w="1150"/>
+        <w:gridCol w:w="1100"/>
+        <w:gridCol w:w="1180"/>
       </w:tblGrid>
       <w:tr>
         <w:trPr>
@@ -21779,7 +22523,7 @@
         </w:trPr>
         <w:tc>
           <w:tcPr>
-            <w:tcW w:w="3360" w:type="dxa"/>
+            <w:tcW w:w="1060" w:type="dxa"/>
             <w:shd w:val="clear" w:color="auto" w:fill="F2F2F2"/>
             <w:vAlign w:val="center"/>
           </w:tcPr>
@@ -21795,15 +22539,17 @@
             <w:r>
               <w:rPr>
                 <w:b/>
-                <w:lang w:val="pt-BR"/>
-              </w:rPr>
-              <w:t xml:space="preserve">Critério</w:t>
-            </w:r>
-          </w:p>
-        </w:tc>
-        <w:tc>
-          <w:tcPr>
-            <w:tcW w:w="2000" w:type="dxa"/>
+                <w:sz w:val="20"/>
+                <w:szCs w:val="20"/>
+                <w:lang w:val="pt-BR"/>
+              </w:rPr>
+              <w:t xml:space="preserve">h (mm)</w:t>
+            </w:r>
+          </w:p>
+        </w:tc>
+        <w:tc>
+          <w:tcPr>
+            <w:tcW w:w="1120" w:type="dxa"/>
             <w:shd w:val="clear" w:color="auto" w:fill="F2F2F2"/>
             <w:vAlign w:val="center"/>
           </w:tcPr>
@@ -21819,15 +22565,17 @@
             <w:r>
               <w:rPr>
                 <w:b/>
-                <w:lang w:val="pt-BR"/>
-              </w:rPr>
-              <w:t xml:space="preserve">h mínimo (mm)</w:t>
-            </w:r>
-          </w:p>
-        </w:tc>
-        <w:tc>
-          <w:tcPr>
-            <w:tcW w:w="2000" w:type="dxa"/>
+                <w:sz w:val="20"/>
+                <w:szCs w:val="20"/>
+                <w:lang w:val="pt-BR"/>
+              </w:rPr>
+              <w:t xml:space="preserve">Pico (u.p.)</w:t>
+            </w:r>
+          </w:p>
+        </w:tc>
+        <w:tc>
+          <w:tcPr>
+            <w:tcW w:w="1300" w:type="dxa"/>
             <w:shd w:val="clear" w:color="auto" w:fill="F2F2F2"/>
             <w:vAlign w:val="center"/>
           </w:tcPr>
@@ -21843,15 +22591,17 @@
             <w:r>
               <w:rPr>
                 <w:b/>
-                <w:lang w:val="pt-BR"/>
-              </w:rPr>
-              <w:t xml:space="preserve">h máximo (mm)</w:t>
-            </w:r>
-          </w:p>
-        </w:tc>
-        <w:tc>
-          <w:tcPr>
-            <w:tcW w:w="2000" w:type="dxa"/>
+                <w:sz w:val="20"/>
+                <w:szCs w:val="20"/>
+                <w:lang w:val="pt-BR"/>
+              </w:rPr>
+              <w:t xml:space="preserve">Média 90°–150° (u.p.)</w:t>
+            </w:r>
+          </w:p>
+        </w:tc>
+        <w:tc>
+          <w:tcPr>
+            <w:tcW w:w="1300" w:type="dxa"/>
             <w:shd w:val="clear" w:color="auto" w:fill="F2F2F2"/>
             <w:vAlign w:val="center"/>
           </w:tcPr>
@@ -21867,9 +22617,182 @@
             <w:r>
               <w:rPr>
                 <w:b/>
-                <w:lang w:val="pt-BR"/>
-              </w:rPr>
-              <w:t xml:space="preserve">Largura (mm)</w:t>
+                <w:sz w:val="20"/>
+                <w:szCs w:val="20"/>
+                <w:lang w:val="pt-BR"/>
+              </w:rPr>
+              <w:t xml:space="preserve">Trabalho (u.p.·rad)</w:t>
+            </w:r>
+          </w:p>
+        </w:tc>
+        <w:tc>
+          <w:tcPr>
+            <w:tcW w:w="1150" w:type="dxa"/>
+            <w:shd w:val="clear" w:color="auto" w:fill="F2F2F2"/>
+            <w:vAlign w:val="center"/>
+          </w:tcPr>
+          <w:p>
+            <w:pPr>
+              <w:keepNext/>
+              <w:spacing w:before="20" w:after="20" w:line="240" w:lineRule="auto"/>
+              <w:jc w:val="center"/>
+              <w:rPr>
+                <w:lang w:val="pt-BR"/>
+              </w:rPr>
+            </w:pPr>
+            <w:r>
+              <w:rPr>
+                <w:b/>
+                <w:sz w:val="20"/>
+                <w:szCs w:val="20"/>
+                <w:lang w:val="pt-BR"/>
+              </w:rPr>
+              <w:t xml:space="preserve">δ</w:t>
+            </w:r>
+            <w:r>
+              <w:rPr>
+                <w:b/>
+                <w:sz w:val="20"/>
+                <w:szCs w:val="20"/>
+                <w:vertAlign w:val="subscript"/>
+                <w:lang w:val="pt-BR"/>
+              </w:rPr>
+              <w:t xml:space="preserve">mín</w:t>
+            </w:r>
+            <w:r>
+              <w:rPr>
+                <w:b/>
+                <w:sz w:val="20"/>
+                <w:szCs w:val="20"/>
+                <w:lang w:val="pt-BR"/>
+              </w:rPr>
+              <w:t xml:space="preserve"> (mm)</w:t>
+            </w:r>
+          </w:p>
+        </w:tc>
+        <w:tc>
+          <w:tcPr>
+            <w:tcW w:w="1150" w:type="dxa"/>
+            <w:shd w:val="clear" w:color="auto" w:fill="F2F2F2"/>
+            <w:vAlign w:val="center"/>
+          </w:tcPr>
+          <w:p>
+            <w:pPr>
+              <w:keepNext/>
+              <w:spacing w:before="20" w:after="20" w:line="240" w:lineRule="auto"/>
+              <w:jc w:val="center"/>
+              <w:rPr>
+                <w:lang w:val="pt-BR"/>
+              </w:rPr>
+            </w:pPr>
+            <w:r>
+              <w:rPr>
+                <w:b/>
+                <w:sz w:val="20"/>
+                <w:szCs w:val="20"/>
+                <w:lang w:val="pt-BR"/>
+              </w:rPr>
+              <w:t xml:space="preserve">L</w:t>
+            </w:r>
+            <w:r>
+              <w:rPr>
+                <w:b/>
+                <w:sz w:val="20"/>
+                <w:szCs w:val="20"/>
+                <w:vertAlign w:val="subscript"/>
+                <w:lang w:val="pt-BR"/>
+              </w:rPr>
+              <w:t xml:space="preserve">livre</w:t>
+            </w:r>
+            <w:r>
+              <w:rPr>
+                <w:b/>
+                <w:sz w:val="20"/>
+                <w:szCs w:val="20"/>
+                <w:lang w:val="pt-BR"/>
+              </w:rPr>
+              <w:t xml:space="preserve"> + δ</w:t>
+            </w:r>
+            <w:r>
+              <w:rPr>
+                <w:b/>
+                <w:sz w:val="20"/>
+                <w:szCs w:val="20"/>
+                <w:vertAlign w:val="subscript"/>
+                <w:lang w:val="pt-BR"/>
+              </w:rPr>
+              <w:t xml:space="preserve">máx</w:t>
+            </w:r>
+            <w:r>
+              <w:rPr>
+                <w:b/>
+                <w:sz w:val="20"/>
+                <w:szCs w:val="20"/>
+                <w:lang w:val="pt-BR"/>
+              </w:rPr>
+              <w:t xml:space="preserve"> (mm)</w:t>
+            </w:r>
+          </w:p>
+        </w:tc>
+        <w:tc>
+          <w:tcPr>
+            <w:tcW w:w="1100" w:type="dxa"/>
+            <w:shd w:val="clear" w:color="auto" w:fill="F2F2F2"/>
+            <w:vAlign w:val="center"/>
+          </w:tcPr>
+          <w:p>
+            <w:pPr>
+              <w:keepNext/>
+              <w:spacing w:before="20" w:after="20" w:line="240" w:lineRule="auto"/>
+              <w:jc w:val="center"/>
+              <w:rPr>
+                <w:lang w:val="pt-BR"/>
+              </w:rPr>
+            </w:pPr>
+            <w:r>
+              <w:rPr>
+                <w:b/>
+                <w:sz w:val="20"/>
+                <w:szCs w:val="20"/>
+                <w:lang w:val="pt-BR"/>
+              </w:rPr>
+              <w:t xml:space="preserve">Ponto morto (°)</w:t>
+            </w:r>
+          </w:p>
+        </w:tc>
+        <w:tc>
+          <w:tcPr>
+            <w:tcW w:w="1180" w:type="dxa"/>
+            <w:shd w:val="clear" w:color="auto" w:fill="F2F2F2"/>
+            <w:vAlign w:val="center"/>
+          </w:tcPr>
+          <w:p>
+            <w:pPr>
+              <w:keepNext/>
+              <w:spacing w:before="20" w:after="20" w:line="240" w:lineRule="auto"/>
+              <w:jc w:val="center"/>
+              <w:rPr>
+                <w:lang w:val="pt-BR"/>
+              </w:rPr>
+            </w:pPr>
+            <w:r>
+              <w:rPr>
+                <w:b/>
+                <w:sz w:val="20"/>
+                <w:szCs w:val="20"/>
+                <w:lang w:val="pt-BR"/>
+              </w:rPr>
+              <w:t xml:space="preserve">K δ</w:t>
+            </w:r>
+            <w:r>
+              <w:rPr>
+                <w:b/>
+                <w:sz w:val="20"/>
+                <w:szCs w:val="20"/>
+                <w:vertAlign w:val="subscript"/>
+                <w:lang w:val="pt-BR"/>
+              </w:rPr>
+              <w:t xml:space="preserve">máx</w:t>
             </w:r>
           </w:p>
         </w:tc>
@@ -21880,89 +22803,193 @@
         </w:trPr>
         <w:tc>
           <w:tcPr>
-            <w:tcW w:w="3360" w:type="dxa"/>
-            <w:vAlign w:val="center"/>
-          </w:tcPr>
-          <w:p>
-            <w:pPr>
-              <w:keepNext/>
-              <w:spacing w:before="20" w:after="20" w:line="240" w:lineRule="auto"/>
-              <w:jc w:val="left"/>
-              <w:rPr>
-                <w:lang w:val="pt-BR"/>
-              </w:rPr>
-            </w:pPr>
-            <w:r>
-              <w:rPr>
-                <w:lang w:val="pt-BR"/>
-              </w:rPr>
-              <w:t xml:space="preserve">RMSE ≤ 1,01 × mínimo</w:t>
-            </w:r>
-          </w:p>
-        </w:tc>
-        <w:tc>
-          <w:tcPr>
-            <w:tcW w:w="2000" w:type="dxa"/>
-            <w:vAlign w:val="center"/>
-          </w:tcPr>
-          <w:p>
-            <w:pPr>
-              <w:keepNext/>
-              <w:spacing w:before="20" w:after="20" w:line="240" w:lineRule="auto"/>
-              <w:jc w:val="center"/>
-              <w:rPr>
-                <w:lang w:val="pt-BR"/>
-              </w:rPr>
-            </w:pPr>
-            <w:r>
-              <w:rPr>
-                <w:lang w:val="pt-BR"/>
-              </w:rPr>
-              <w:t xml:space="preserve">22,660</w:t>
-            </w:r>
-          </w:p>
-        </w:tc>
-        <w:tc>
-          <w:tcPr>
-            <w:tcW w:w="2000" w:type="dxa"/>
-            <w:vAlign w:val="center"/>
-          </w:tcPr>
-          <w:p>
-            <w:pPr>
-              <w:keepNext/>
-              <w:spacing w:before="20" w:after="20" w:line="240" w:lineRule="auto"/>
-              <w:jc w:val="center"/>
-              <w:rPr>
-                <w:lang w:val="pt-BR"/>
-              </w:rPr>
-            </w:pPr>
-            <w:r>
-              <w:rPr>
-                <w:lang w:val="pt-BR"/>
-              </w:rPr>
-              <w:t xml:space="preserve">22,805</w:t>
-            </w:r>
-          </w:p>
-        </w:tc>
-        <w:tc>
-          <w:tcPr>
-            <w:tcW w:w="2000" w:type="dxa"/>
-            <w:vAlign w:val="center"/>
-          </w:tcPr>
-          <w:p>
-            <w:pPr>
-              <w:keepNext/>
-              <w:spacing w:before="20" w:after="20" w:line="240" w:lineRule="auto"/>
-              <w:jc w:val="center"/>
-              <w:rPr>
-                <w:lang w:val="pt-BR"/>
-              </w:rPr>
-            </w:pPr>
-            <w:r>
-              <w:rPr>
-                <w:lang w:val="pt-BR"/>
-              </w:rPr>
-              <w:t xml:space="preserve">0,145</w:t>
+            <w:tcW w:w="1060" w:type="dxa"/>
+            <w:vAlign w:val="center"/>
+          </w:tcPr>
+          <w:p>
+            <w:pPr>
+              <w:keepNext/>
+              <w:spacing w:before="20" w:after="20" w:line="240" w:lineRule="auto"/>
+              <w:jc w:val="center"/>
+              <w:rPr>
+                <w:lang w:val="pt-BR"/>
+              </w:rPr>
+            </w:pPr>
+            <w:r>
+              <w:rPr>
+                <w:sz w:val="20"/>
+                <w:szCs w:val="20"/>
+                <w:lang w:val="pt-BR"/>
+              </w:rPr>
+              <w:t xml:space="preserve">8,000</w:t>
+            </w:r>
+          </w:p>
+        </w:tc>
+        <w:tc>
+          <w:tcPr>
+            <w:tcW w:w="1120" w:type="dxa"/>
+            <w:vAlign w:val="center"/>
+          </w:tcPr>
+          <w:p>
+            <w:pPr>
+              <w:keepNext/>
+              <w:spacing w:before="20" w:after="20" w:line="240" w:lineRule="auto"/>
+              <w:jc w:val="center"/>
+              <w:rPr>
+                <w:lang w:val="pt-BR"/>
+              </w:rPr>
+            </w:pPr>
+            <w:r>
+              <w:rPr>
+                <w:sz w:val="20"/>
+                <w:szCs w:val="20"/>
+                <w:lang w:val="pt-BR"/>
+              </w:rPr>
+              <w:t xml:space="preserve">57,4</w:t>
+            </w:r>
+          </w:p>
+        </w:tc>
+        <w:tc>
+          <w:tcPr>
+            <w:tcW w:w="1300" w:type="dxa"/>
+            <w:vAlign w:val="center"/>
+          </w:tcPr>
+          <w:p>
+            <w:pPr>
+              <w:keepNext/>
+              <w:spacing w:before="20" w:after="20" w:line="240" w:lineRule="auto"/>
+              <w:jc w:val="center"/>
+              <w:rPr>
+                <w:lang w:val="pt-BR"/>
+              </w:rPr>
+            </w:pPr>
+            <w:r>
+              <w:rPr>
+                <w:sz w:val="20"/>
+                <w:szCs w:val="20"/>
+                <w:lang w:val="pt-BR"/>
+              </w:rPr>
+              <w:t xml:space="preserve">50,3</w:t>
+            </w:r>
+          </w:p>
+        </w:tc>
+        <w:tc>
+          <w:tcPr>
+            <w:tcW w:w="1300" w:type="dxa"/>
+            <w:vAlign w:val="center"/>
+          </w:tcPr>
+          <w:p>
+            <w:pPr>
+              <w:keepNext/>
+              <w:spacing w:before="20" w:after="20" w:line="240" w:lineRule="auto"/>
+              <w:jc w:val="center"/>
+              <w:rPr>
+                <w:lang w:val="pt-BR"/>
+              </w:rPr>
+            </w:pPr>
+            <w:r>
+              <w:rPr>
+                <w:sz w:val="20"/>
+                <w:szCs w:val="20"/>
+                <w:lang w:val="pt-BR"/>
+              </w:rPr>
+              <w:t xml:space="preserve">108,8</w:t>
+            </w:r>
+          </w:p>
+        </w:tc>
+        <w:tc>
+          <w:tcPr>
+            <w:tcW w:w="1150" w:type="dxa"/>
+            <w:vAlign w:val="center"/>
+          </w:tcPr>
+          <w:p>
+            <w:pPr>
+              <w:keepNext/>
+              <w:spacing w:before="20" w:after="20" w:line="240" w:lineRule="auto"/>
+              <w:jc w:val="center"/>
+              <w:rPr>
+                <w:lang w:val="pt-BR"/>
+              </w:rPr>
+            </w:pPr>
+            <w:r>
+              <w:rPr>
+                <w:sz w:val="20"/>
+                <w:szCs w:val="20"/>
+                <w:lang w:val="pt-BR"/>
+              </w:rPr>
+              <w:t xml:space="preserve">29,20</w:t>
+            </w:r>
+          </w:p>
+        </w:tc>
+        <w:tc>
+          <w:tcPr>
+            <w:tcW w:w="1150" w:type="dxa"/>
+            <w:vAlign w:val="center"/>
+          </w:tcPr>
+          <w:p>
+            <w:pPr>
+              <w:keepNext/>
+              <w:spacing w:before="20" w:after="20" w:line="240" w:lineRule="auto"/>
+              <w:jc w:val="center"/>
+              <w:rPr>
+                <w:lang w:val="pt-BR"/>
+              </w:rPr>
+            </w:pPr>
+            <w:r>
+              <w:rPr>
+                <w:sz w:val="20"/>
+                <w:szCs w:val="20"/>
+                <w:lang w:val="pt-BR"/>
+              </w:rPr>
+              <w:t xml:space="preserve">99,8</w:t>
+            </w:r>
+          </w:p>
+        </w:tc>
+        <w:tc>
+          <w:tcPr>
+            <w:tcW w:w="1100" w:type="dxa"/>
+            <w:vAlign w:val="center"/>
+          </w:tcPr>
+          <w:p>
+            <w:pPr>
+              <w:keepNext/>
+              <w:spacing w:before="20" w:after="20" w:line="240" w:lineRule="auto"/>
+              <w:jc w:val="center"/>
+              <w:rPr>
+                <w:lang w:val="pt-BR"/>
+              </w:rPr>
+            </w:pPr>
+            <w:r>
+              <w:rPr>
+                <w:sz w:val="20"/>
+                <w:szCs w:val="20"/>
+                <w:lang w:val="pt-BR"/>
+              </w:rPr>
+              <w:t xml:space="preserve">16,87</w:t>
+            </w:r>
+          </w:p>
+        </w:tc>
+        <w:tc>
+          <w:tcPr>
+            <w:tcW w:w="1180" w:type="dxa"/>
+            <w:vAlign w:val="center"/>
+          </w:tcPr>
+          <w:p>
+            <w:pPr>
+              <w:keepNext/>
+              <w:spacing w:before="20" w:after="20" w:line="240" w:lineRule="auto"/>
+              <w:jc w:val="center"/>
+              <w:rPr>
+                <w:lang w:val="pt-BR"/>
+              </w:rPr>
+            </w:pPr>
+            <w:r>
+              <w:rPr>
+                <w:sz w:val="20"/>
+                <w:szCs w:val="20"/>
+                <w:lang w:val="pt-BR"/>
+              </w:rPr>
+              <w:t xml:space="preserve">8.001</w:t>
             </w:r>
           </w:p>
         </w:tc>
@@ -21973,89 +23000,193 @@
         </w:trPr>
         <w:tc>
           <w:tcPr>
-            <w:tcW w:w="3360" w:type="dxa"/>
-            <w:vAlign w:val="center"/>
-          </w:tcPr>
-          <w:p>
-            <w:pPr>
-              <w:keepNext/>
-              <w:spacing w:before="20" w:after="20" w:line="240" w:lineRule="auto"/>
-              <w:jc w:val="left"/>
-              <w:rPr>
-                <w:lang w:val="pt-BR"/>
-              </w:rPr>
-            </w:pPr>
-            <w:r>
-              <w:rPr>
-                <w:lang w:val="pt-BR"/>
-              </w:rPr>
-              <w:t xml:space="preserve">RMSE ≤ 1,05 × mínimo</w:t>
-            </w:r>
-          </w:p>
-        </w:tc>
-        <w:tc>
-          <w:tcPr>
-            <w:tcW w:w="2000" w:type="dxa"/>
-            <w:vAlign w:val="center"/>
-          </w:tcPr>
-          <w:p>
-            <w:pPr>
-              <w:keepNext/>
-              <w:spacing w:before="20" w:after="20" w:line="240" w:lineRule="auto"/>
-              <w:jc w:val="center"/>
-              <w:rPr>
-                <w:lang w:val="pt-BR"/>
-              </w:rPr>
-            </w:pPr>
-            <w:r>
-              <w:rPr>
-                <w:lang w:val="pt-BR"/>
-              </w:rPr>
-              <w:t xml:space="preserve">22,570</w:t>
-            </w:r>
-          </w:p>
-        </w:tc>
-        <w:tc>
-          <w:tcPr>
-            <w:tcW w:w="2000" w:type="dxa"/>
-            <w:vAlign w:val="center"/>
-          </w:tcPr>
-          <w:p>
-            <w:pPr>
-              <w:keepNext/>
-              <w:spacing w:before="20" w:after="20" w:line="240" w:lineRule="auto"/>
-              <w:jc w:val="center"/>
-              <w:rPr>
-                <w:lang w:val="pt-BR"/>
-              </w:rPr>
-            </w:pPr>
-            <w:r>
-              <w:rPr>
-                <w:lang w:val="pt-BR"/>
-              </w:rPr>
-              <w:t xml:space="preserve">22,900</w:t>
-            </w:r>
-          </w:p>
-        </w:tc>
-        <w:tc>
-          <w:tcPr>
-            <w:tcW w:w="2000" w:type="dxa"/>
-            <w:vAlign w:val="center"/>
-          </w:tcPr>
-          <w:p>
-            <w:pPr>
-              <w:keepNext/>
-              <w:spacing w:before="20" w:after="20" w:line="240" w:lineRule="auto"/>
-              <w:jc w:val="center"/>
-              <w:rPr>
-                <w:lang w:val="pt-BR"/>
-              </w:rPr>
-            </w:pPr>
-            <w:r>
-              <w:rPr>
-                <w:lang w:val="pt-BR"/>
-              </w:rPr>
-              <w:t xml:space="preserve">0,330</w:t>
+            <w:tcW w:w="1060" w:type="dxa"/>
+            <w:vAlign w:val="center"/>
+          </w:tcPr>
+          <w:p>
+            <w:pPr>
+              <w:keepNext/>
+              <w:spacing w:before="20" w:after="20" w:line="240" w:lineRule="auto"/>
+              <w:jc w:val="center"/>
+              <w:rPr>
+                <w:lang w:val="pt-BR"/>
+              </w:rPr>
+            </w:pPr>
+            <w:r>
+              <w:rPr>
+                <w:sz w:val="20"/>
+                <w:szCs w:val="20"/>
+                <w:lang w:val="pt-BR"/>
+              </w:rPr>
+              <w:t xml:space="preserve">12,000</w:t>
+            </w:r>
+          </w:p>
+        </w:tc>
+        <w:tc>
+          <w:tcPr>
+            <w:tcW w:w="1120" w:type="dxa"/>
+            <w:vAlign w:val="center"/>
+          </w:tcPr>
+          <w:p>
+            <w:pPr>
+              <w:keepNext/>
+              <w:spacing w:before="20" w:after="20" w:line="240" w:lineRule="auto"/>
+              <w:jc w:val="center"/>
+              <w:rPr>
+                <w:lang w:val="pt-BR"/>
+              </w:rPr>
+            </w:pPr>
+            <w:r>
+              <w:rPr>
+                <w:sz w:val="20"/>
+                <w:szCs w:val="20"/>
+                <w:lang w:val="pt-BR"/>
+              </w:rPr>
+              <w:t xml:space="preserve">81,4</w:t>
+            </w:r>
+          </w:p>
+        </w:tc>
+        <w:tc>
+          <w:tcPr>
+            <w:tcW w:w="1300" w:type="dxa"/>
+            <w:vAlign w:val="center"/>
+          </w:tcPr>
+          <w:p>
+            <w:pPr>
+              <w:keepNext/>
+              <w:spacing w:before="20" w:after="20" w:line="240" w:lineRule="auto"/>
+              <w:jc w:val="center"/>
+              <w:rPr>
+                <w:lang w:val="pt-BR"/>
+              </w:rPr>
+            </w:pPr>
+            <w:r>
+              <w:rPr>
+                <w:sz w:val="20"/>
+                <w:szCs w:val="20"/>
+                <w:lang w:val="pt-BR"/>
+              </w:rPr>
+              <w:t xml:space="preserve">72,1</w:t>
+            </w:r>
+          </w:p>
+        </w:tc>
+        <w:tc>
+          <w:tcPr>
+            <w:tcW w:w="1300" w:type="dxa"/>
+            <w:vAlign w:val="center"/>
+          </w:tcPr>
+          <w:p>
+            <w:pPr>
+              <w:keepNext/>
+              <w:spacing w:before="20" w:after="20" w:line="240" w:lineRule="auto"/>
+              <w:jc w:val="center"/>
+              <w:rPr>
+                <w:lang w:val="pt-BR"/>
+              </w:rPr>
+            </w:pPr>
+            <w:r>
+              <w:rPr>
+                <w:sz w:val="20"/>
+                <w:szCs w:val="20"/>
+                <w:lang w:val="pt-BR"/>
+              </w:rPr>
+              <w:t xml:space="preserve">150,4</w:t>
+            </w:r>
+          </w:p>
+        </w:tc>
+        <w:tc>
+          <w:tcPr>
+            <w:tcW w:w="1150" w:type="dxa"/>
+            <w:vAlign w:val="center"/>
+          </w:tcPr>
+          <w:p>
+            <w:pPr>
+              <w:keepNext/>
+              <w:spacing w:before="20" w:after="20" w:line="240" w:lineRule="auto"/>
+              <w:jc w:val="center"/>
+              <w:rPr>
+                <w:lang w:val="pt-BR"/>
+              </w:rPr>
+            </w:pPr>
+            <w:r>
+              <w:rPr>
+                <w:sz w:val="20"/>
+                <w:szCs w:val="20"/>
+                <w:lang w:val="pt-BR"/>
+              </w:rPr>
+              <w:t xml:space="preserve">24,56</w:t>
+            </w:r>
+          </w:p>
+        </w:tc>
+        <w:tc>
+          <w:tcPr>
+            <w:tcW w:w="1150" w:type="dxa"/>
+            <w:vAlign w:val="center"/>
+          </w:tcPr>
+          <w:p>
+            <w:pPr>
+              <w:keepNext/>
+              <w:spacing w:before="20" w:after="20" w:line="240" w:lineRule="auto"/>
+              <w:jc w:val="center"/>
+              <w:rPr>
+                <w:lang w:val="pt-BR"/>
+              </w:rPr>
+            </w:pPr>
+            <w:r>
+              <w:rPr>
+                <w:sz w:val="20"/>
+                <w:szCs w:val="20"/>
+                <w:lang w:val="pt-BR"/>
+              </w:rPr>
+              <w:t xml:space="preserve">102,2</w:t>
+            </w:r>
+          </w:p>
+        </w:tc>
+        <w:tc>
+          <w:tcPr>
+            <w:tcW w:w="1100" w:type="dxa"/>
+            <w:vAlign w:val="center"/>
+          </w:tcPr>
+          <w:p>
+            <w:pPr>
+              <w:keepNext/>
+              <w:spacing w:before="20" w:after="20" w:line="240" w:lineRule="auto"/>
+              <w:jc w:val="center"/>
+              <w:rPr>
+                <w:lang w:val="pt-BR"/>
+              </w:rPr>
+            </w:pPr>
+            <w:r>
+              <w:rPr>
+                <w:sz w:val="20"/>
+                <w:szCs w:val="20"/>
+                <w:lang w:val="pt-BR"/>
+              </w:rPr>
+              <w:t xml:space="preserve">23,67</w:t>
+            </w:r>
+          </w:p>
+        </w:tc>
+        <w:tc>
+          <w:tcPr>
+            <w:tcW w:w="1180" w:type="dxa"/>
+            <w:vAlign w:val="center"/>
+          </w:tcPr>
+          <w:p>
+            <w:pPr>
+              <w:keepNext/>
+              <w:spacing w:before="20" w:after="20" w:line="240" w:lineRule="auto"/>
+              <w:jc w:val="center"/>
+              <w:rPr>
+                <w:lang w:val="pt-BR"/>
+              </w:rPr>
+            </w:pPr>
+            <w:r>
+              <w:rPr>
+                <w:sz w:val="20"/>
+                <w:szCs w:val="20"/>
+                <w:lang w:val="pt-BR"/>
+              </w:rPr>
+              <w:t xml:space="preserve">8.424</w:t>
             </w:r>
           </w:p>
         </w:tc>
@@ -22066,89 +23197,193 @@
         </w:trPr>
         <w:tc>
           <w:tcPr>
-            <w:tcW w:w="3360" w:type="dxa"/>
-            <w:vAlign w:val="center"/>
-          </w:tcPr>
-          <w:p>
-            <w:pPr>
-              <w:keepNext/>
-              <w:spacing w:before="20" w:after="20" w:line="240" w:lineRule="auto"/>
-              <w:jc w:val="left"/>
-              <w:rPr>
-                <w:lang w:val="pt-BR"/>
-              </w:rPr>
-            </w:pPr>
-            <w:r>
-              <w:rPr>
-                <w:lang w:val="pt-BR"/>
-              </w:rPr>
-              <w:t xml:space="preserve">RMSE ≤ 1,10 × mínimo</w:t>
-            </w:r>
-          </w:p>
-        </w:tc>
-        <w:tc>
-          <w:tcPr>
-            <w:tcW w:w="2000" w:type="dxa"/>
-            <w:vAlign w:val="center"/>
-          </w:tcPr>
-          <w:p>
-            <w:pPr>
-              <w:keepNext/>
-              <w:spacing w:before="20" w:after="20" w:line="240" w:lineRule="auto"/>
-              <w:jc w:val="center"/>
-              <w:rPr>
-                <w:lang w:val="pt-BR"/>
-              </w:rPr>
-            </w:pPr>
-            <w:r>
-              <w:rPr>
-                <w:lang w:val="pt-BR"/>
-              </w:rPr>
-              <w:t xml:space="preserve">22,495</w:t>
-            </w:r>
-          </w:p>
-        </w:tc>
-        <w:tc>
-          <w:tcPr>
-            <w:tcW w:w="2000" w:type="dxa"/>
-            <w:vAlign w:val="center"/>
-          </w:tcPr>
-          <w:p>
-            <w:pPr>
-              <w:keepNext/>
-              <w:spacing w:before="20" w:after="20" w:line="240" w:lineRule="auto"/>
-              <w:jc w:val="center"/>
-              <w:rPr>
-                <w:lang w:val="pt-BR"/>
-              </w:rPr>
-            </w:pPr>
-            <w:r>
-              <w:rPr>
-                <w:lang w:val="pt-BR"/>
-              </w:rPr>
-              <w:t xml:space="preserve">22,970</w:t>
-            </w:r>
-          </w:p>
-        </w:tc>
-        <w:tc>
-          <w:tcPr>
-            <w:tcW w:w="2000" w:type="dxa"/>
-            <w:vAlign w:val="center"/>
-          </w:tcPr>
-          <w:p>
-            <w:pPr>
-              <w:keepNext/>
-              <w:spacing w:before="20" w:after="20" w:line="240" w:lineRule="auto"/>
-              <w:jc w:val="center"/>
-              <w:rPr>
-                <w:lang w:val="pt-BR"/>
-              </w:rPr>
-            </w:pPr>
-            <w:r>
-              <w:rPr>
-                <w:lang w:val="pt-BR"/>
-              </w:rPr>
-              <w:t xml:space="preserve">0,475</w:t>
+            <w:tcW w:w="1060" w:type="dxa"/>
+            <w:vAlign w:val="center"/>
+          </w:tcPr>
+          <w:p>
+            <w:pPr>
+              <w:keepNext/>
+              <w:spacing w:before="20" w:after="20" w:line="240" w:lineRule="auto"/>
+              <w:jc w:val="center"/>
+              <w:rPr>
+                <w:lang w:val="pt-BR"/>
+              </w:rPr>
+            </w:pPr>
+            <w:r>
+              <w:rPr>
+                <w:sz w:val="20"/>
+                <w:szCs w:val="20"/>
+                <w:lang w:val="pt-BR"/>
+              </w:rPr>
+              <w:t xml:space="preserve">16,000</w:t>
+            </w:r>
+          </w:p>
+        </w:tc>
+        <w:tc>
+          <w:tcPr>
+            <w:tcW w:w="1120" w:type="dxa"/>
+            <w:vAlign w:val="center"/>
+          </w:tcPr>
+          <w:p>
+            <w:pPr>
+              <w:keepNext/>
+              <w:spacing w:before="20" w:after="20" w:line="240" w:lineRule="auto"/>
+              <w:jc w:val="center"/>
+              <w:rPr>
+                <w:lang w:val="pt-BR"/>
+              </w:rPr>
+            </w:pPr>
+            <w:r>
+              <w:rPr>
+                <w:sz w:val="20"/>
+                <w:szCs w:val="20"/>
+                <w:lang w:val="pt-BR"/>
+              </w:rPr>
+              <w:t xml:space="preserve">105,7</w:t>
+            </w:r>
+          </w:p>
+        </w:tc>
+        <w:tc>
+          <w:tcPr>
+            <w:tcW w:w="1300" w:type="dxa"/>
+            <w:vAlign w:val="center"/>
+          </w:tcPr>
+          <w:p>
+            <w:pPr>
+              <w:keepNext/>
+              <w:spacing w:before="20" w:after="20" w:line="240" w:lineRule="auto"/>
+              <w:jc w:val="center"/>
+              <w:rPr>
+                <w:lang w:val="pt-BR"/>
+              </w:rPr>
+            </w:pPr>
+            <w:r>
+              <w:rPr>
+                <w:sz w:val="20"/>
+                <w:szCs w:val="20"/>
+                <w:lang w:val="pt-BR"/>
+              </w:rPr>
+              <w:t xml:space="preserve">92,4</w:t>
+            </w:r>
+          </w:p>
+        </w:tc>
+        <w:tc>
+          <w:tcPr>
+            <w:tcW w:w="1300" w:type="dxa"/>
+            <w:vAlign w:val="center"/>
+          </w:tcPr>
+          <w:p>
+            <w:pPr>
+              <w:keepNext/>
+              <w:spacing w:before="20" w:after="20" w:line="240" w:lineRule="auto"/>
+              <w:jc w:val="center"/>
+              <w:rPr>
+                <w:lang w:val="pt-BR"/>
+              </w:rPr>
+            </w:pPr>
+            <w:r>
+              <w:rPr>
+                <w:sz w:val="20"/>
+                <w:szCs w:val="20"/>
+                <w:lang w:val="pt-BR"/>
+              </w:rPr>
+              <w:t xml:space="preserve">189,0</w:t>
+            </w:r>
+          </w:p>
+        </w:tc>
+        <w:tc>
+          <w:tcPr>
+            <w:tcW w:w="1150" w:type="dxa"/>
+            <w:vAlign w:val="center"/>
+          </w:tcPr>
+          <w:p>
+            <w:pPr>
+              <w:keepNext/>
+              <w:spacing w:before="20" w:after="20" w:line="240" w:lineRule="auto"/>
+              <w:jc w:val="center"/>
+              <w:rPr>
+                <w:lang w:val="pt-BR"/>
+              </w:rPr>
+            </w:pPr>
+            <w:r>
+              <w:rPr>
+                <w:sz w:val="20"/>
+                <w:szCs w:val="20"/>
+                <w:lang w:val="pt-BR"/>
+              </w:rPr>
+              <w:t xml:space="preserve">19,90</w:t>
+            </w:r>
+          </w:p>
+        </w:tc>
+        <w:tc>
+          <w:tcPr>
+            <w:tcW w:w="1150" w:type="dxa"/>
+            <w:vAlign w:val="center"/>
+          </w:tcPr>
+          <w:p>
+            <w:pPr>
+              <w:keepNext/>
+              <w:spacing w:before="20" w:after="20" w:line="240" w:lineRule="auto"/>
+              <w:jc w:val="center"/>
+              <w:rPr>
+                <w:lang w:val="pt-BR"/>
+              </w:rPr>
+            </w:pPr>
+            <w:r>
+              <w:rPr>
+                <w:sz w:val="20"/>
+                <w:szCs w:val="20"/>
+                <w:lang w:val="pt-BR"/>
+              </w:rPr>
+              <w:t xml:space="preserve">104,6</w:t>
+            </w:r>
+          </w:p>
+        </w:tc>
+        <w:tc>
+          <w:tcPr>
+            <w:tcW w:w="1100" w:type="dxa"/>
+            <w:vAlign w:val="center"/>
+          </w:tcPr>
+          <w:p>
+            <w:pPr>
+              <w:keepNext/>
+              <w:spacing w:before="20" w:after="20" w:line="240" w:lineRule="auto"/>
+              <w:jc w:val="center"/>
+              <w:rPr>
+                <w:lang w:val="pt-BR"/>
+              </w:rPr>
+            </w:pPr>
+            <w:r>
+              <w:rPr>
+                <w:sz w:val="20"/>
+                <w:szCs w:val="20"/>
+                <w:lang w:val="pt-BR"/>
+              </w:rPr>
+              <w:t xml:space="preserve">27,24</w:t>
+            </w:r>
+          </w:p>
+        </w:tc>
+        <w:tc>
+          <w:tcPr>
+            <w:tcW w:w="1180" w:type="dxa"/>
+            <w:vAlign w:val="center"/>
+          </w:tcPr>
+          <w:p>
+            <w:pPr>
+              <w:keepNext/>
+              <w:spacing w:before="20" w:after="20" w:line="240" w:lineRule="auto"/>
+              <w:jc w:val="center"/>
+              <w:rPr>
+                <w:lang w:val="pt-BR"/>
+              </w:rPr>
+            </w:pPr>
+            <w:r>
+              <w:rPr>
+                <w:sz w:val="20"/>
+                <w:szCs w:val="20"/>
+                <w:lang w:val="pt-BR"/>
+              </w:rPr>
+              <w:t xml:space="preserve">8.839</w:t>
             </w:r>
           </w:p>
         </w:tc>
@@ -22159,89 +23394,1178 @@
         </w:trPr>
         <w:tc>
           <w:tcPr>
-            <w:tcW w:w="3360" w:type="dxa"/>
-            <w:vAlign w:val="center"/>
-          </w:tcPr>
-          <w:p>
-            <w:pPr>
-              <w:keepNext/>
-              <w:spacing w:before="20" w:after="20" w:line="240" w:lineRule="auto"/>
-              <w:jc w:val="left"/>
-              <w:rPr>
-                <w:lang w:val="pt-BR"/>
-              </w:rPr>
-            </w:pPr>
-            <w:r>
-              <w:rPr>
-                <w:lang w:val="pt-BR"/>
-              </w:rPr>
-              <w:t xml:space="preserve">RMSE ≤ 2 × mínimo</w:t>
-            </w:r>
-          </w:p>
-        </w:tc>
-        <w:tc>
-          <w:tcPr>
-            <w:tcW w:w="2000" w:type="dxa"/>
-            <w:vAlign w:val="center"/>
-          </w:tcPr>
-          <w:p>
-            <w:pPr>
-              <w:keepNext/>
-              <w:spacing w:before="20" w:after="20" w:line="240" w:lineRule="auto"/>
-              <w:jc w:val="center"/>
-              <w:rPr>
-                <w:lang w:val="pt-BR"/>
-              </w:rPr>
-            </w:pPr>
-            <w:r>
-              <w:rPr>
-                <w:lang w:val="pt-BR"/>
-              </w:rPr>
-              <w:t xml:space="preserve">21,830</w:t>
-            </w:r>
-          </w:p>
-        </w:tc>
-        <w:tc>
-          <w:tcPr>
-            <w:tcW w:w="2000" w:type="dxa"/>
-            <w:vAlign w:val="center"/>
-          </w:tcPr>
-          <w:p>
-            <w:pPr>
-              <w:keepNext/>
-              <w:spacing w:before="20" w:after="20" w:line="240" w:lineRule="auto"/>
-              <w:jc w:val="center"/>
-              <w:rPr>
-                <w:lang w:val="pt-BR"/>
-              </w:rPr>
-            </w:pPr>
-            <w:r>
-              <w:rPr>
-                <w:lang w:val="pt-BR"/>
-              </w:rPr>
-              <w:t xml:space="preserve">23,635</w:t>
-            </w:r>
-          </w:p>
-        </w:tc>
-        <w:tc>
-          <w:tcPr>
-            <w:tcW w:w="2000" w:type="dxa"/>
-            <w:vAlign w:val="center"/>
-          </w:tcPr>
-          <w:p>
-            <w:pPr>
-              <w:keepNext/>
-              <w:spacing w:before="20" w:after="20" w:line="240" w:lineRule="auto"/>
-              <w:jc w:val="center"/>
-              <w:rPr>
-                <w:lang w:val="pt-BR"/>
-              </w:rPr>
-            </w:pPr>
-            <w:r>
-              <w:rPr>
-                <w:lang w:val="pt-BR"/>
-              </w:rPr>
-              <w:t xml:space="preserve">1,805</w:t>
+            <w:tcW w:w="1060" w:type="dxa"/>
+            <w:vAlign w:val="center"/>
+          </w:tcPr>
+          <w:p>
+            <w:pPr>
+              <w:keepNext/>
+              <w:spacing w:before="20" w:after="20" w:line="240" w:lineRule="auto"/>
+              <w:jc w:val="center"/>
+              <w:rPr>
+                <w:lang w:val="pt-BR"/>
+              </w:rPr>
+            </w:pPr>
+            <w:r>
+              <w:rPr>
+                <w:sz w:val="20"/>
+                <w:szCs w:val="20"/>
+                <w:lang w:val="pt-BR"/>
+              </w:rPr>
+              <w:t xml:space="preserve">20,000</w:t>
+            </w:r>
+          </w:p>
+        </w:tc>
+        <w:tc>
+          <w:tcPr>
+            <w:tcW w:w="1120" w:type="dxa"/>
+            <w:vAlign w:val="center"/>
+          </w:tcPr>
+          <w:p>
+            <w:pPr>
+              <w:keepNext/>
+              <w:spacing w:before="20" w:after="20" w:line="240" w:lineRule="auto"/>
+              <w:jc w:val="center"/>
+              <w:rPr>
+                <w:lang w:val="pt-BR"/>
+              </w:rPr>
+            </w:pPr>
+            <w:r>
+              <w:rPr>
+                <w:sz w:val="20"/>
+                <w:szCs w:val="20"/>
+                <w:lang w:val="pt-BR"/>
+              </w:rPr>
+              <w:t xml:space="preserve">130,3</w:t>
+            </w:r>
+          </w:p>
+        </w:tc>
+        <w:tc>
+          <w:tcPr>
+            <w:tcW w:w="1300" w:type="dxa"/>
+            <w:vAlign w:val="center"/>
+          </w:tcPr>
+          <w:p>
+            <w:pPr>
+              <w:keepNext/>
+              <w:spacing w:before="20" w:after="20" w:line="240" w:lineRule="auto"/>
+              <w:jc w:val="center"/>
+              <w:rPr>
+                <w:lang w:val="pt-BR"/>
+              </w:rPr>
+            </w:pPr>
+            <w:r>
+              <w:rPr>
+                <w:sz w:val="20"/>
+                <w:szCs w:val="20"/>
+                <w:lang w:val="pt-BR"/>
+              </w:rPr>
+              <w:t xml:space="preserve">111,5</w:t>
+            </w:r>
+          </w:p>
+        </w:tc>
+        <w:tc>
+          <w:tcPr>
+            <w:tcW w:w="1300" w:type="dxa"/>
+            <w:vAlign w:val="center"/>
+          </w:tcPr>
+          <w:p>
+            <w:pPr>
+              <w:keepNext/>
+              <w:spacing w:before="20" w:after="20" w:line="240" w:lineRule="auto"/>
+              <w:jc w:val="center"/>
+              <w:rPr>
+                <w:lang w:val="pt-BR"/>
+              </w:rPr>
+            </w:pPr>
+            <w:r>
+              <w:rPr>
+                <w:sz w:val="20"/>
+                <w:szCs w:val="20"/>
+                <w:lang w:val="pt-BR"/>
+              </w:rPr>
+              <w:t xml:space="preserve">224,5</w:t>
+            </w:r>
+          </w:p>
+        </w:tc>
+        <w:tc>
+          <w:tcPr>
+            <w:tcW w:w="1150" w:type="dxa"/>
+            <w:vAlign w:val="center"/>
+          </w:tcPr>
+          <w:p>
+            <w:pPr>
+              <w:keepNext/>
+              <w:spacing w:before="20" w:after="20" w:line="240" w:lineRule="auto"/>
+              <w:jc w:val="center"/>
+              <w:rPr>
+                <w:lang w:val="pt-BR"/>
+              </w:rPr>
+            </w:pPr>
+            <w:r>
+              <w:rPr>
+                <w:sz w:val="20"/>
+                <w:szCs w:val="20"/>
+                <w:lang w:val="pt-BR"/>
+              </w:rPr>
+              <w:t xml:space="preserve">15,22</w:t>
+            </w:r>
+          </w:p>
+        </w:tc>
+        <w:tc>
+          <w:tcPr>
+            <w:tcW w:w="1150" w:type="dxa"/>
+            <w:vAlign w:val="center"/>
+          </w:tcPr>
+          <w:p>
+            <w:pPr>
+              <w:keepNext/>
+              <w:spacing w:before="20" w:after="20" w:line="240" w:lineRule="auto"/>
+              <w:jc w:val="center"/>
+              <w:rPr>
+                <w:lang w:val="pt-BR"/>
+              </w:rPr>
+            </w:pPr>
+            <w:r>
+              <w:rPr>
+                <w:sz w:val="20"/>
+                <w:szCs w:val="20"/>
+                <w:lang w:val="pt-BR"/>
+              </w:rPr>
+              <w:t xml:space="preserve">106,9</w:t>
+            </w:r>
+          </w:p>
+        </w:tc>
+        <w:tc>
+          <w:tcPr>
+            <w:tcW w:w="1100" w:type="dxa"/>
+            <w:vAlign w:val="center"/>
+          </w:tcPr>
+          <w:p>
+            <w:pPr>
+              <w:keepNext/>
+              <w:spacing w:before="20" w:after="20" w:line="240" w:lineRule="auto"/>
+              <w:jc w:val="center"/>
+              <w:rPr>
+                <w:lang w:val="pt-BR"/>
+              </w:rPr>
+            </w:pPr>
+            <w:r>
+              <w:rPr>
+                <w:sz w:val="20"/>
+                <w:szCs w:val="20"/>
+                <w:lang w:val="pt-BR"/>
+              </w:rPr>
+              <w:t xml:space="preserve">29,43</w:t>
+            </w:r>
+          </w:p>
+        </w:tc>
+        <w:tc>
+          <w:tcPr>
+            <w:tcW w:w="1180" w:type="dxa"/>
+            <w:vAlign w:val="center"/>
+          </w:tcPr>
+          <w:p>
+            <w:pPr>
+              <w:keepNext/>
+              <w:spacing w:before="20" w:after="20" w:line="240" w:lineRule="auto"/>
+              <w:jc w:val="center"/>
+              <w:rPr>
+                <w:lang w:val="pt-BR"/>
+              </w:rPr>
+            </w:pPr>
+            <w:r>
+              <w:rPr>
+                <w:sz w:val="20"/>
+                <w:szCs w:val="20"/>
+                <w:lang w:val="pt-BR"/>
+              </w:rPr>
+              <w:t xml:space="preserve">9.246</w:t>
+            </w:r>
+          </w:p>
+        </w:tc>
+      </w:tr>
+      <w:tr>
+        <w:trPr>
+          <w:cantSplit/>
+        </w:trPr>
+        <w:tc>
+          <w:tcPr>
+            <w:tcW w:w="1060" w:type="dxa"/>
+            <w:vAlign w:val="center"/>
+          </w:tcPr>
+          <w:p>
+            <w:pPr>
+              <w:keepNext/>
+              <w:spacing w:before="20" w:after="20" w:line="240" w:lineRule="auto"/>
+              <w:jc w:val="center"/>
+              <w:rPr>
+                <w:lang w:val="pt-BR"/>
+              </w:rPr>
+            </w:pPr>
+            <w:r>
+              <w:rPr>
+                <w:sz w:val="20"/>
+                <w:szCs w:val="20"/>
+                <w:lang w:val="pt-BR"/>
+              </w:rPr>
+              <w:t xml:space="preserve">22,701</w:t>
+            </w:r>
+          </w:p>
+        </w:tc>
+        <w:tc>
+          <w:tcPr>
+            <w:tcW w:w="1120" w:type="dxa"/>
+            <w:vAlign w:val="center"/>
+          </w:tcPr>
+          <w:p>
+            <w:pPr>
+              <w:keepNext/>
+              <w:spacing w:before="20" w:after="20" w:line="240" w:lineRule="auto"/>
+              <w:jc w:val="center"/>
+              <w:rPr>
+                <w:lang w:val="pt-BR"/>
+              </w:rPr>
+            </w:pPr>
+            <w:r>
+              <w:rPr>
+                <w:sz w:val="20"/>
+                <w:szCs w:val="20"/>
+                <w:lang w:val="pt-BR"/>
+              </w:rPr>
+              <w:t xml:space="preserve">147,1</w:t>
+            </w:r>
+          </w:p>
+        </w:tc>
+        <w:tc>
+          <w:tcPr>
+            <w:tcW w:w="1300" w:type="dxa"/>
+            <w:vAlign w:val="center"/>
+          </w:tcPr>
+          <w:p>
+            <w:pPr>
+              <w:keepNext/>
+              <w:spacing w:before="20" w:after="20" w:line="240" w:lineRule="auto"/>
+              <w:jc w:val="center"/>
+              <w:rPr>
+                <w:lang w:val="pt-BR"/>
+              </w:rPr>
+            </w:pPr>
+            <w:r>
+              <w:rPr>
+                <w:sz w:val="20"/>
+                <w:szCs w:val="20"/>
+                <w:lang w:val="pt-BR"/>
+              </w:rPr>
+              <w:t xml:space="preserve">123,6</w:t>
+            </w:r>
+          </w:p>
+        </w:tc>
+        <w:tc>
+          <w:tcPr>
+            <w:tcW w:w="1300" w:type="dxa"/>
+            <w:vAlign w:val="center"/>
+          </w:tcPr>
+          <w:p>
+            <w:pPr>
+              <w:keepNext/>
+              <w:spacing w:before="20" w:after="20" w:line="240" w:lineRule="auto"/>
+              <w:jc w:val="center"/>
+              <w:rPr>
+                <w:lang w:val="pt-BR"/>
+              </w:rPr>
+            </w:pPr>
+            <w:r>
+              <w:rPr>
+                <w:sz w:val="20"/>
+                <w:szCs w:val="20"/>
+                <w:lang w:val="pt-BR"/>
+              </w:rPr>
+              <w:t xml:space="preserve">246,5</w:t>
+            </w:r>
+          </w:p>
+        </w:tc>
+        <w:tc>
+          <w:tcPr>
+            <w:tcW w:w="1150" w:type="dxa"/>
+            <w:vAlign w:val="center"/>
+          </w:tcPr>
+          <w:p>
+            <w:pPr>
+              <w:keepNext/>
+              <w:spacing w:before="20" w:after="20" w:line="240" w:lineRule="auto"/>
+              <w:jc w:val="center"/>
+              <w:rPr>
+                <w:lang w:val="pt-BR"/>
+              </w:rPr>
+            </w:pPr>
+            <w:r>
+              <w:rPr>
+                <w:sz w:val="20"/>
+                <w:szCs w:val="20"/>
+                <w:lang w:val="pt-BR"/>
+              </w:rPr>
+              <w:t xml:space="preserve">12,04</w:t>
+            </w:r>
+          </w:p>
+        </w:tc>
+        <w:tc>
+          <w:tcPr>
+            <w:tcW w:w="1150" w:type="dxa"/>
+            <w:vAlign w:val="center"/>
+          </w:tcPr>
+          <w:p>
+            <w:pPr>
+              <w:keepNext/>
+              <w:spacing w:before="20" w:after="20" w:line="240" w:lineRule="auto"/>
+              <w:jc w:val="center"/>
+              <w:rPr>
+                <w:lang w:val="pt-BR"/>
+              </w:rPr>
+            </w:pPr>
+            <w:r>
+              <w:rPr>
+                <w:sz w:val="20"/>
+                <w:szCs w:val="20"/>
+                <w:lang w:val="pt-BR"/>
+              </w:rPr>
+              <w:t xml:space="preserve">108,4</w:t>
+            </w:r>
+          </w:p>
+        </w:tc>
+        <w:tc>
+          <w:tcPr>
+            <w:tcW w:w="1100" w:type="dxa"/>
+            <w:vAlign w:val="center"/>
+          </w:tcPr>
+          <w:p>
+            <w:pPr>
+              <w:keepNext/>
+              <w:spacing w:before="20" w:after="20" w:line="240" w:lineRule="auto"/>
+              <w:jc w:val="center"/>
+              <w:rPr>
+                <w:lang w:val="pt-BR"/>
+              </w:rPr>
+            </w:pPr>
+            <w:r>
+              <w:rPr>
+                <w:sz w:val="20"/>
+                <w:szCs w:val="20"/>
+                <w:lang w:val="pt-BR"/>
+              </w:rPr>
+              <w:t xml:space="preserve">30,49</w:t>
+            </w:r>
+          </w:p>
+        </w:tc>
+        <w:tc>
+          <w:tcPr>
+            <w:tcW w:w="1180" w:type="dxa"/>
+            <w:vAlign w:val="center"/>
+          </w:tcPr>
+          <w:p>
+            <w:pPr>
+              <w:keepNext/>
+              <w:spacing w:before="20" w:after="20" w:line="240" w:lineRule="auto"/>
+              <w:jc w:val="center"/>
+              <w:rPr>
+                <w:lang w:val="pt-BR"/>
+              </w:rPr>
+            </w:pPr>
+            <w:r>
+              <w:rPr>
+                <w:sz w:val="20"/>
+                <w:szCs w:val="20"/>
+                <w:lang w:val="pt-BR"/>
+              </w:rPr>
+              <w:t xml:space="preserve">9.516</w:t>
+            </w:r>
+          </w:p>
+        </w:tc>
+      </w:tr>
+      <w:tr>
+        <w:trPr>
+          <w:cantSplit/>
+        </w:trPr>
+        <w:tc>
+          <w:tcPr>
+            <w:tcW w:w="1060" w:type="dxa"/>
+            <w:vAlign w:val="center"/>
+          </w:tcPr>
+          <w:p>
+            <w:pPr>
+              <w:keepNext/>
+              <w:spacing w:before="20" w:after="20" w:line="240" w:lineRule="auto"/>
+              <w:jc w:val="center"/>
+              <w:rPr>
+                <w:lang w:val="pt-BR"/>
+              </w:rPr>
+            </w:pPr>
+            <w:r>
+              <w:rPr>
+                <w:sz w:val="20"/>
+                <w:szCs w:val="20"/>
+                <w:lang w:val="pt-BR"/>
+              </w:rPr>
+              <w:t xml:space="preserve">25,000</w:t>
+            </w:r>
+          </w:p>
+        </w:tc>
+        <w:tc>
+          <w:tcPr>
+            <w:tcW w:w="1120" w:type="dxa"/>
+            <w:vAlign w:val="center"/>
+          </w:tcPr>
+          <w:p>
+            <w:pPr>
+              <w:keepNext/>
+              <w:spacing w:before="20" w:after="20" w:line="240" w:lineRule="auto"/>
+              <w:jc w:val="center"/>
+              <w:rPr>
+                <w:lang w:val="pt-BR"/>
+              </w:rPr>
+            </w:pPr>
+            <w:r>
+              <w:rPr>
+                <w:sz w:val="20"/>
+                <w:szCs w:val="20"/>
+                <w:lang w:val="pt-BR"/>
+              </w:rPr>
+              <w:t xml:space="preserve">161,5</w:t>
+            </w:r>
+          </w:p>
+        </w:tc>
+        <w:tc>
+          <w:tcPr>
+            <w:tcW w:w="1300" w:type="dxa"/>
+            <w:vAlign w:val="center"/>
+          </w:tcPr>
+          <w:p>
+            <w:pPr>
+              <w:keepNext/>
+              <w:spacing w:before="20" w:after="20" w:line="240" w:lineRule="auto"/>
+              <w:jc w:val="center"/>
+              <w:rPr>
+                <w:lang w:val="pt-BR"/>
+              </w:rPr>
+            </w:pPr>
+            <w:r>
+              <w:rPr>
+                <w:sz w:val="20"/>
+                <w:szCs w:val="20"/>
+                <w:lang w:val="pt-BR"/>
+              </w:rPr>
+              <w:t xml:space="preserve">133,4</w:t>
+            </w:r>
+          </w:p>
+        </w:tc>
+        <w:tc>
+          <w:tcPr>
+            <w:tcW w:w="1300" w:type="dxa"/>
+            <w:vAlign w:val="center"/>
+          </w:tcPr>
+          <w:p>
+            <w:pPr>
+              <w:keepNext/>
+              <w:spacing w:before="20" w:after="20" w:line="240" w:lineRule="auto"/>
+              <w:jc w:val="center"/>
+              <w:rPr>
+                <w:lang w:val="pt-BR"/>
+              </w:rPr>
+            </w:pPr>
+            <w:r>
+              <w:rPr>
+                <w:sz w:val="20"/>
+                <w:szCs w:val="20"/>
+                <w:lang w:val="pt-BR"/>
+              </w:rPr>
+              <w:t xml:space="preserve">264,1</w:t>
+            </w:r>
+          </w:p>
+        </w:tc>
+        <w:tc>
+          <w:tcPr>
+            <w:tcW w:w="1150" w:type="dxa"/>
+            <w:vAlign w:val="center"/>
+          </w:tcPr>
+          <w:p>
+            <w:pPr>
+              <w:keepNext/>
+              <w:spacing w:before="20" w:after="20" w:line="240" w:lineRule="auto"/>
+              <w:jc w:val="center"/>
+              <w:rPr>
+                <w:lang w:val="pt-BR"/>
+              </w:rPr>
+            </w:pPr>
+            <w:r>
+              <w:rPr>
+                <w:sz w:val="20"/>
+                <w:szCs w:val="20"/>
+                <w:lang w:val="pt-BR"/>
+              </w:rPr>
+              <w:t xml:space="preserve">9,34</w:t>
+            </w:r>
+          </w:p>
+        </w:tc>
+        <w:tc>
+          <w:tcPr>
+            <w:tcW w:w="1150" w:type="dxa"/>
+            <w:vAlign w:val="center"/>
+          </w:tcPr>
+          <w:p>
+            <w:pPr>
+              <w:keepNext/>
+              <w:spacing w:before="20" w:after="20" w:line="240" w:lineRule="auto"/>
+              <w:jc w:val="center"/>
+              <w:rPr>
+                <w:lang w:val="pt-BR"/>
+              </w:rPr>
+            </w:pPr>
+            <w:r>
+              <w:rPr>
+                <w:sz w:val="20"/>
+                <w:szCs w:val="20"/>
+                <w:lang w:val="pt-BR"/>
+              </w:rPr>
+              <w:t xml:space="preserve">109,8</w:t>
+            </w:r>
+          </w:p>
+        </w:tc>
+        <w:tc>
+          <w:tcPr>
+            <w:tcW w:w="1100" w:type="dxa"/>
+            <w:vAlign w:val="center"/>
+          </w:tcPr>
+          <w:p>
+            <w:pPr>
+              <w:keepNext/>
+              <w:spacing w:before="20" w:after="20" w:line="240" w:lineRule="auto"/>
+              <w:jc w:val="center"/>
+              <w:rPr>
+                <w:lang w:val="pt-BR"/>
+              </w:rPr>
+            </w:pPr>
+            <w:r>
+              <w:rPr>
+                <w:sz w:val="20"/>
+                <w:szCs w:val="20"/>
+                <w:lang w:val="pt-BR"/>
+              </w:rPr>
+              <w:t xml:space="preserve">31,20</w:t>
+            </w:r>
+          </w:p>
+        </w:tc>
+        <w:tc>
+          <w:tcPr>
+            <w:tcW w:w="1180" w:type="dxa"/>
+            <w:vAlign w:val="center"/>
+          </w:tcPr>
+          <w:p>
+            <w:pPr>
+              <w:keepNext/>
+              <w:spacing w:before="20" w:after="20" w:line="240" w:lineRule="auto"/>
+              <w:jc w:val="center"/>
+              <w:rPr>
+                <w:lang w:val="pt-BR"/>
+              </w:rPr>
+            </w:pPr>
+            <w:r>
+              <w:rPr>
+                <w:sz w:val="20"/>
+                <w:szCs w:val="20"/>
+                <w:lang w:val="pt-BR"/>
+              </w:rPr>
+              <w:t xml:space="preserve">9.745</w:t>
+            </w:r>
+          </w:p>
+        </w:tc>
+      </w:tr>
+      <w:tr>
+        <w:trPr>
+          <w:cantSplit/>
+        </w:trPr>
+        <w:tc>
+          <w:tcPr>
+            <w:tcW w:w="1060" w:type="dxa"/>
+            <w:vAlign w:val="center"/>
+          </w:tcPr>
+          <w:p>
+            <w:pPr>
+              <w:keepNext/>
+              <w:spacing w:before="20" w:after="20" w:line="240" w:lineRule="auto"/>
+              <w:jc w:val="center"/>
+              <w:rPr>
+                <w:lang w:val="pt-BR"/>
+              </w:rPr>
+            </w:pPr>
+            <w:r>
+              <w:rPr>
+                <w:sz w:val="20"/>
+                <w:szCs w:val="20"/>
+                <w:lang w:val="pt-BR"/>
+              </w:rPr>
+              <w:t xml:space="preserve">28,000</w:t>
+            </w:r>
+          </w:p>
+        </w:tc>
+        <w:tc>
+          <w:tcPr>
+            <w:tcW w:w="1120" w:type="dxa"/>
+            <w:vAlign w:val="center"/>
+          </w:tcPr>
+          <w:p>
+            <w:pPr>
+              <w:keepNext/>
+              <w:spacing w:before="20" w:after="20" w:line="240" w:lineRule="auto"/>
+              <w:jc w:val="center"/>
+              <w:rPr>
+                <w:lang w:val="pt-BR"/>
+              </w:rPr>
+            </w:pPr>
+            <w:r>
+              <w:rPr>
+                <w:sz w:val="20"/>
+                <w:szCs w:val="20"/>
+                <w:lang w:val="pt-BR"/>
+              </w:rPr>
+              <w:t xml:space="preserve">180,5</w:t>
+            </w:r>
+          </w:p>
+        </w:tc>
+        <w:tc>
+          <w:tcPr>
+            <w:tcW w:w="1300" w:type="dxa"/>
+            <w:vAlign w:val="center"/>
+          </w:tcPr>
+          <w:p>
+            <w:pPr>
+              <w:keepNext/>
+              <w:spacing w:before="20" w:after="20" w:line="240" w:lineRule="auto"/>
+              <w:jc w:val="center"/>
+              <w:rPr>
+                <w:lang w:val="pt-BR"/>
+              </w:rPr>
+            </w:pPr>
+            <w:r>
+              <w:rPr>
+                <w:sz w:val="20"/>
+                <w:szCs w:val="20"/>
+                <w:lang w:val="pt-BR"/>
+              </w:rPr>
+              <w:t xml:space="preserve">145,5</w:t>
+            </w:r>
+          </w:p>
+        </w:tc>
+        <w:tc>
+          <w:tcPr>
+            <w:tcW w:w="1300" w:type="dxa"/>
+            <w:vAlign w:val="center"/>
+          </w:tcPr>
+          <w:p>
+            <w:pPr>
+              <w:keepNext/>
+              <w:spacing w:before="20" w:after="20" w:line="240" w:lineRule="auto"/>
+              <w:jc w:val="center"/>
+              <w:rPr>
+                <w:lang w:val="pt-BR"/>
+              </w:rPr>
+            </w:pPr>
+            <w:r>
+              <w:rPr>
+                <w:sz w:val="20"/>
+                <w:szCs w:val="20"/>
+                <w:lang w:val="pt-BR"/>
+              </w:rPr>
+              <w:t xml:space="preserve">285,4</w:t>
+            </w:r>
+          </w:p>
+        </w:tc>
+        <w:tc>
+          <w:tcPr>
+            <w:tcW w:w="1150" w:type="dxa"/>
+            <w:vAlign w:val="center"/>
+          </w:tcPr>
+          <w:p>
+            <w:pPr>
+              <w:keepNext/>
+              <w:spacing w:before="20" w:after="20" w:line="240" w:lineRule="auto"/>
+              <w:jc w:val="center"/>
+              <w:rPr>
+                <w:lang w:val="pt-BR"/>
+              </w:rPr>
+            </w:pPr>
+            <w:r>
+              <w:rPr>
+                <w:sz w:val="20"/>
+                <w:szCs w:val="20"/>
+                <w:lang w:val="pt-BR"/>
+              </w:rPr>
+              <w:t xml:space="preserve">5,79</w:t>
+            </w:r>
+          </w:p>
+        </w:tc>
+        <w:tc>
+          <w:tcPr>
+            <w:tcW w:w="1150" w:type="dxa"/>
+            <w:vAlign w:val="center"/>
+          </w:tcPr>
+          <w:p>
+            <w:pPr>
+              <w:keepNext/>
+              <w:spacing w:before="20" w:after="20" w:line="240" w:lineRule="auto"/>
+              <w:jc w:val="center"/>
+              <w:rPr>
+                <w:lang w:val="pt-BR"/>
+              </w:rPr>
+            </w:pPr>
+            <w:r>
+              <w:rPr>
+                <w:sz w:val="20"/>
+                <w:szCs w:val="20"/>
+                <w:lang w:val="pt-BR"/>
+              </w:rPr>
+              <w:t xml:space="preserve">111,4</w:t>
+            </w:r>
+          </w:p>
+        </w:tc>
+        <w:tc>
+          <w:tcPr>
+            <w:tcW w:w="1100" w:type="dxa"/>
+            <w:vAlign w:val="center"/>
+          </w:tcPr>
+          <w:p>
+            <w:pPr>
+              <w:keepNext/>
+              <w:spacing w:before="20" w:after="20" w:line="240" w:lineRule="auto"/>
+              <w:jc w:val="center"/>
+              <w:rPr>
+                <w:lang w:val="pt-BR"/>
+              </w:rPr>
+            </w:pPr>
+            <w:r>
+              <w:rPr>
+                <w:sz w:val="20"/>
+                <w:szCs w:val="20"/>
+                <w:lang w:val="pt-BR"/>
+              </w:rPr>
+              <w:t xml:space="preserve">31,97</w:t>
+            </w:r>
+          </w:p>
+        </w:tc>
+        <w:tc>
+          <w:tcPr>
+            <w:tcW w:w="1180" w:type="dxa"/>
+            <w:vAlign w:val="center"/>
+          </w:tcPr>
+          <w:p>
+            <w:pPr>
+              <w:keepNext/>
+              <w:spacing w:before="20" w:after="20" w:line="240" w:lineRule="auto"/>
+              <w:jc w:val="center"/>
+              <w:rPr>
+                <w:lang w:val="pt-BR"/>
+              </w:rPr>
+            </w:pPr>
+            <w:r>
+              <w:rPr>
+                <w:sz w:val="20"/>
+                <w:szCs w:val="20"/>
+                <w:lang w:val="pt-BR"/>
+              </w:rPr>
+              <w:t xml:space="preserve">10.039</w:t>
+            </w:r>
+          </w:p>
+        </w:tc>
+      </w:tr>
+      <w:tr>
+        <w:trPr>
+          <w:cantSplit/>
+        </w:trPr>
+        <w:tc>
+          <w:tcPr>
+            <w:tcW w:w="1060" w:type="dxa"/>
+            <w:vAlign w:val="center"/>
+          </w:tcPr>
+          <w:p>
+            <w:pPr>
+              <w:keepNext/>
+              <w:spacing w:before="20" w:after="20" w:line="240" w:lineRule="auto"/>
+              <w:jc w:val="center"/>
+              <w:rPr>
+                <w:lang w:val="pt-BR"/>
+              </w:rPr>
+            </w:pPr>
+            <w:r>
+              <w:rPr>
+                <w:sz w:val="20"/>
+                <w:szCs w:val="20"/>
+                <w:lang w:val="pt-BR"/>
+              </w:rPr>
+              <w:t xml:space="preserve">30,000</w:t>
+            </w:r>
+          </w:p>
+        </w:tc>
+        <w:tc>
+          <w:tcPr>
+            <w:tcW w:w="1120" w:type="dxa"/>
+            <w:vAlign w:val="center"/>
+          </w:tcPr>
+          <w:p>
+            <w:pPr>
+              <w:keepNext/>
+              <w:spacing w:before="20" w:after="20" w:line="240" w:lineRule="auto"/>
+              <w:jc w:val="center"/>
+              <w:rPr>
+                <w:lang w:val="pt-BR"/>
+              </w:rPr>
+            </w:pPr>
+            <w:r>
+              <w:rPr>
+                <w:sz w:val="20"/>
+                <w:szCs w:val="20"/>
+                <w:lang w:val="pt-BR"/>
+              </w:rPr>
+              <w:t xml:space="preserve">193,3</w:t>
+            </w:r>
+          </w:p>
+        </w:tc>
+        <w:tc>
+          <w:tcPr>
+            <w:tcW w:w="1300" w:type="dxa"/>
+            <w:vAlign w:val="center"/>
+          </w:tcPr>
+          <w:p>
+            <w:pPr>
+              <w:keepNext/>
+              <w:spacing w:before="20" w:after="20" w:line="240" w:lineRule="auto"/>
+              <w:jc w:val="center"/>
+              <w:rPr>
+                <w:lang w:val="pt-BR"/>
+              </w:rPr>
+            </w:pPr>
+            <w:r>
+              <w:rPr>
+                <w:sz w:val="20"/>
+                <w:szCs w:val="20"/>
+                <w:lang w:val="pt-BR"/>
+              </w:rPr>
+              <w:t xml:space="preserve">153,2</w:t>
+            </w:r>
+          </w:p>
+        </w:tc>
+        <w:tc>
+          <w:tcPr>
+            <w:tcW w:w="1300" w:type="dxa"/>
+            <w:vAlign w:val="center"/>
+          </w:tcPr>
+          <w:p>
+            <w:pPr>
+              <w:keepNext/>
+              <w:spacing w:before="20" w:after="20" w:line="240" w:lineRule="auto"/>
+              <w:jc w:val="center"/>
+              <w:rPr>
+                <w:lang w:val="pt-BR"/>
+              </w:rPr>
+            </w:pPr>
+            <w:r>
+              <w:rPr>
+                <w:sz w:val="20"/>
+                <w:szCs w:val="20"/>
+                <w:lang w:val="pt-BR"/>
+              </w:rPr>
+              <w:t xml:space="preserve">298,5</w:t>
+            </w:r>
+          </w:p>
+        </w:tc>
+        <w:tc>
+          <w:tcPr>
+            <w:tcW w:w="1150" w:type="dxa"/>
+            <w:vAlign w:val="center"/>
+          </w:tcPr>
+          <w:p>
+            <w:pPr>
+              <w:keepNext/>
+              <w:spacing w:before="20" w:after="20" w:line="240" w:lineRule="auto"/>
+              <w:jc w:val="center"/>
+              <w:rPr>
+                <w:lang w:val="pt-BR"/>
+              </w:rPr>
+            </w:pPr>
+            <w:r>
+              <w:rPr>
+                <w:sz w:val="20"/>
+                <w:szCs w:val="20"/>
+                <w:lang w:val="pt-BR"/>
+              </w:rPr>
+              <w:t xml:space="preserve">3,42</w:t>
+            </w:r>
+          </w:p>
+        </w:tc>
+        <w:tc>
+          <w:tcPr>
+            <w:tcW w:w="1150" w:type="dxa"/>
+            <w:vAlign w:val="center"/>
+          </w:tcPr>
+          <w:p>
+            <w:pPr>
+              <w:keepNext/>
+              <w:spacing w:before="20" w:after="20" w:line="240" w:lineRule="auto"/>
+              <w:jc w:val="center"/>
+              <w:rPr>
+                <w:lang w:val="pt-BR"/>
+              </w:rPr>
+            </w:pPr>
+            <w:r>
+              <w:rPr>
+                <w:sz w:val="20"/>
+                <w:szCs w:val="20"/>
+                <w:lang w:val="pt-BR"/>
+              </w:rPr>
+              <w:t xml:space="preserve">112,6</w:t>
+            </w:r>
+          </w:p>
+        </w:tc>
+        <w:tc>
+          <w:tcPr>
+            <w:tcW w:w="1100" w:type="dxa"/>
+            <w:vAlign w:val="center"/>
+          </w:tcPr>
+          <w:p>
+            <w:pPr>
+              <w:keepNext/>
+              <w:spacing w:before="20" w:after="20" w:line="240" w:lineRule="auto"/>
+              <w:jc w:val="center"/>
+              <w:rPr>
+                <w:lang w:val="pt-BR"/>
+              </w:rPr>
+            </w:pPr>
+            <w:r>
+              <w:rPr>
+                <w:sz w:val="20"/>
+                <w:szCs w:val="20"/>
+                <w:lang w:val="pt-BR"/>
+              </w:rPr>
+              <w:t xml:space="preserve">32,39</w:t>
+            </w:r>
+          </w:p>
+        </w:tc>
+        <w:tc>
+          <w:tcPr>
+            <w:tcW w:w="1180" w:type="dxa"/>
+            <w:vAlign w:val="center"/>
+          </w:tcPr>
+          <w:p>
+            <w:pPr>
+              <w:keepNext/>
+              <w:spacing w:before="20" w:after="20" w:line="240" w:lineRule="auto"/>
+              <w:jc w:val="center"/>
+              <w:rPr>
+                <w:lang w:val="pt-BR"/>
+              </w:rPr>
+            </w:pPr>
+            <w:r>
+              <w:rPr>
+                <w:sz w:val="20"/>
+                <w:szCs w:val="20"/>
+                <w:lang w:val="pt-BR"/>
+              </w:rPr>
+              <w:t xml:space="preserve">10.234</w:t>
+            </w:r>
+          </w:p>
+        </w:tc>
+      </w:tr>
+      <w:tr>
+        <w:trPr>
+          <w:cantSplit/>
+        </w:trPr>
+        <w:tc>
+          <w:tcPr>
+            <w:tcW w:w="1060" w:type="dxa"/>
+            <w:vAlign w:val="center"/>
+          </w:tcPr>
+          <w:p>
+            <w:pPr>
+              <w:keepNext/>
+              <w:spacing w:before="20" w:after="20" w:line="240" w:lineRule="auto"/>
+              <w:jc w:val="center"/>
+              <w:rPr>
+                <w:lang w:val="pt-BR"/>
+              </w:rPr>
+            </w:pPr>
+            <w:r>
+              <w:rPr>
+                <w:sz w:val="20"/>
+                <w:szCs w:val="20"/>
+                <w:lang w:val="pt-BR"/>
+              </w:rPr>
+              <w:t xml:space="preserve">32,886</w:t>
+            </w:r>
+          </w:p>
+        </w:tc>
+        <w:tc>
+          <w:tcPr>
+            <w:tcW w:w="1120" w:type="dxa"/>
+            <w:vAlign w:val="center"/>
+          </w:tcPr>
+          <w:p>
+            <w:pPr>
+              <w:keepNext/>
+              <w:spacing w:before="20" w:after="20" w:line="240" w:lineRule="auto"/>
+              <w:jc w:val="center"/>
+              <w:rPr>
+                <w:lang w:val="pt-BR"/>
+              </w:rPr>
+            </w:pPr>
+            <w:r>
+              <w:rPr>
+                <w:sz w:val="20"/>
+                <w:szCs w:val="20"/>
+                <w:lang w:val="pt-BR"/>
+              </w:rPr>
+              <w:t xml:space="preserve">211,9</w:t>
+            </w:r>
+          </w:p>
+        </w:tc>
+        <w:tc>
+          <w:tcPr>
+            <w:tcW w:w="1300" w:type="dxa"/>
+            <w:vAlign w:val="center"/>
+          </w:tcPr>
+          <w:p>
+            <w:pPr>
+              <w:keepNext/>
+              <w:spacing w:before="20" w:after="20" w:line="240" w:lineRule="auto"/>
+              <w:jc w:val="center"/>
+              <w:rPr>
+                <w:lang w:val="pt-BR"/>
+              </w:rPr>
+            </w:pPr>
+            <w:r>
+              <w:rPr>
+                <w:sz w:val="20"/>
+                <w:szCs w:val="20"/>
+                <w:lang w:val="pt-BR"/>
+              </w:rPr>
+              <w:t xml:space="preserve">163,6</w:t>
+            </w:r>
+          </w:p>
+        </w:tc>
+        <w:tc>
+          <w:tcPr>
+            <w:tcW w:w="1300" w:type="dxa"/>
+            <w:vAlign w:val="center"/>
+          </w:tcPr>
+          <w:p>
+            <w:pPr>
+              <w:keepNext/>
+              <w:spacing w:before="20" w:after="20" w:line="240" w:lineRule="auto"/>
+              <w:jc w:val="center"/>
+              <w:rPr>
+                <w:lang w:val="pt-BR"/>
+              </w:rPr>
+            </w:pPr>
+            <w:r>
+              <w:rPr>
+                <w:sz w:val="20"/>
+                <w:szCs w:val="20"/>
+                <w:lang w:val="pt-BR"/>
+              </w:rPr>
+              <w:t xml:space="preserve">315,9</w:t>
+            </w:r>
+          </w:p>
+        </w:tc>
+        <w:tc>
+          <w:tcPr>
+            <w:tcW w:w="1150" w:type="dxa"/>
+            <w:vAlign w:val="center"/>
+          </w:tcPr>
+          <w:p>
+            <w:pPr>
+              <w:keepNext/>
+              <w:spacing w:before="20" w:after="20" w:line="240" w:lineRule="auto"/>
+              <w:jc w:val="center"/>
+              <w:rPr>
+                <w:lang w:val="pt-BR"/>
+              </w:rPr>
+            </w:pPr>
+            <w:r>
+              <w:rPr>
+                <w:sz w:val="20"/>
+                <w:szCs w:val="20"/>
+                <w:lang w:val="pt-BR"/>
+              </w:rPr>
+              <w:t xml:space="preserve">0,00</w:t>
+            </w:r>
+          </w:p>
+        </w:tc>
+        <w:tc>
+          <w:tcPr>
+            <w:tcW w:w="1150" w:type="dxa"/>
+            <w:vAlign w:val="center"/>
+          </w:tcPr>
+          <w:p>
+            <w:pPr>
+              <w:keepNext/>
+              <w:spacing w:before="20" w:after="20" w:line="240" w:lineRule="auto"/>
+              <w:jc w:val="center"/>
+              <w:rPr>
+                <w:lang w:val="pt-BR"/>
+              </w:rPr>
+            </w:pPr>
+            <w:r>
+              <w:rPr>
+                <w:sz w:val="20"/>
+                <w:szCs w:val="20"/>
+                <w:lang w:val="pt-BR"/>
+              </w:rPr>
+              <w:t xml:space="preserve">114,1</w:t>
+            </w:r>
+          </w:p>
+        </w:tc>
+        <w:tc>
+          <w:tcPr>
+            <w:tcW w:w="1100" w:type="dxa"/>
+            <w:vAlign w:val="center"/>
+          </w:tcPr>
+          <w:p>
+            <w:pPr>
+              <w:keepNext/>
+              <w:spacing w:before="20" w:after="20" w:line="240" w:lineRule="auto"/>
+              <w:jc w:val="center"/>
+              <w:rPr>
+                <w:lang w:val="pt-BR"/>
+              </w:rPr>
+            </w:pPr>
+            <w:r>
+              <w:rPr>
+                <w:sz w:val="20"/>
+                <w:szCs w:val="20"/>
+                <w:lang w:val="pt-BR"/>
+              </w:rPr>
+              <w:t xml:space="preserve">32,92</w:t>
+            </w:r>
+          </w:p>
+        </w:tc>
+        <w:tc>
+          <w:tcPr>
+            <w:tcW w:w="1180" w:type="dxa"/>
+            <w:vAlign w:val="center"/>
+          </w:tcPr>
+          <w:p>
+            <w:pPr>
+              <w:keepNext/>
+              <w:spacing w:before="20" w:after="20" w:line="240" w:lineRule="auto"/>
+              <w:jc w:val="center"/>
+              <w:rPr>
+                <w:lang w:val="pt-BR"/>
+              </w:rPr>
+            </w:pPr>
+            <w:r>
+              <w:rPr>
+                <w:sz w:val="20"/>
+                <w:szCs w:val="20"/>
+                <w:lang w:val="pt-BR"/>
+              </w:rPr>
+              <w:t xml:space="preserve">10.511</w:t>
             </w:r>
           </w:p>
         </w:tc>
@@ -22265,93 +24589,35 @@
     </w:p>
     <w:p>
       <w:pPr>
+        <w:spacing w:after="160"/>
         <w:rPr>
           <w:lang w:val="pt-BR"/>
         </w:rPr>
       </w:pPr>
       <w:r>
         <w:rPr>
-          <w:lang w:val="pt-BR"/>
-        </w:rPr>
-        <w:t xml:space="preserve">Com K e X</w:t>
-      </w:r>
-      <w:r>
-        <w:rPr>
+          <w:sz w:val="20"/>
+          <w:szCs w:val="20"/>
+          <w:lang w:val="pt-BR"/>
+        </w:rPr>
+        <w:t xml:space="preserve">Nota: 22,701 mm é o h adotado; 32,886 mm, a fronteira de tração. K δ</w:t>
+      </w:r>
+      <w:r>
+        <w:rPr>
+          <w:sz w:val="20"/>
+          <w:szCs w:val="20"/>
           <w:vertAlign w:val="subscript"/>
           <w:lang w:val="pt-BR"/>
         </w:rPr>
-        <w:t xml:space="preserve">pose</w:t>
-      </w:r>
-      <w:r>
-        <w:rPr>
-          <w:lang w:val="pt-BR"/>
-        </w:rPr>
-        <w:t xml:space="preserve"> congelados, a curva extraída determina h dentro de 0,145 mm a 1% do RMSE mínimo. Essa precisão, porém, não deve ser lida como identificação independente de h: K e X</w:t>
-      </w:r>
-      <w:r>
-        <w:rPr>
-          <w:vertAlign w:val="subscript"/>
-          <w:lang w:val="pt-BR"/>
-        </w:rPr>
-        <w:t xml:space="preserve">pose</w:t>
-      </w:r>
-      <w:r>
-        <w:rPr>
-          <w:lang w:val="pt-BR"/>
-        </w:rPr>
-        <w:t xml:space="preserve"> foram identificados no próprio H</w:t>
-      </w:r>
-      <w:r>
-        <w:rPr>
-          <w:vertAlign w:val="subscript"/>
-          <w:lang w:val="pt-BR"/>
-        </w:rPr>
-        <w:t xml:space="preserve">CAL</w:t>
-      </w:r>
-      <w:r>
-        <w:rPr>
-          <w:lang w:val="pt-BR"/>
-        </w:rPr>
-        <w:t xml:space="preserve">, de modo que a proximidade entre o mínimo da varredura e H</w:t>
-      </w:r>
-      <w:r>
-        <w:rPr>
-          <w:vertAlign w:val="subscript"/>
-          <w:lang w:val="pt-BR"/>
-        </w:rPr>
-        <w:t xml:space="preserve">CAL</w:t>
-      </w:r>
-      <w:r>
-        <w:rPr>
-          <w:lang w:val="pt-BR"/>
-        </w:rPr>
-        <w:t xml:space="preserve"> é esperada por construção. O resultado mostra que o trio (K, X</w:t>
-      </w:r>
-      <w:r>
-        <w:rPr>
-          <w:vertAlign w:val="subscript"/>
-          <w:lang w:val="pt-BR"/>
-        </w:rPr>
-        <w:t xml:space="preserve">pose</w:t>
-      </w:r>
-      <w:r>
-        <w:rPr>
-          <w:lang w:val="pt-BR"/>
-        </w:rPr>
-        <w:t xml:space="preserve">, H</w:t>
-      </w:r>
-      <w:r>
-        <w:rPr>
-          <w:vertAlign w:val="subscript"/>
-          <w:lang w:val="pt-BR"/>
-        </w:rPr>
-        <w:t xml:space="preserve">CAL</w:t>
-      </w:r>
-      <w:r>
-        <w:rPr>
-          <w:lang w:val="pt-BR"/>
-        </w:rPr>
-        <w:t xml:space="preserve">) é internamente consistente e que o ajuste é muito sensível a h — o RMSE dobra a cerca de 0,9 mm do mínimo e decuplica a cerca de 5,2 mm —, mas não substitui a medição da ancoragem no dispositivo real.</w:t>
+        <w:t xml:space="preserve">máx</w:t>
+      </w:r>
+      <w:r>
+        <w:rPr>
+          <w:sz w:val="20"/>
+          <w:szCs w:val="20"/>
+          <w:lang w:val="pt-BR"/>
+        </w:rPr>
+        <w:t xml:space="preserve"> na unidade de K multiplicada por milímetro.</w:t>
       </w:r>
     </w:p>
     <w:p>
@@ -22364,72 +24630,20 @@
         <w:rPr>
           <w:lang w:val="pt-BR"/>
         </w:rPr>
-        <w:t xml:space="preserve">A validade física independe da curva extraída. O critério de fechamento foi atendido em todos os 10.403 valores de h, e o de trabalho virtual também, com resíduo máximo de 7,4 × 10</w:t>
-      </w:r>
-      <w:r>
-        <w:rPr>
-          <w:vertAlign w:val="superscript"/>
-          <w:lang w:val="pt-BR"/>
-        </w:rPr>
-        <w:t xml:space="preserve">−8</w:t>
-      </w:r>
-      <w:r>
-        <w:rPr>
-          <w:lang w:val="pt-BR"/>
-        </w:rPr>
-        <w:t xml:space="preserve"> mm/rad na grade inteira. O critério decisivo é a tração: com X</w:t>
+        <w:t xml:space="preserve">O ótimo estrito, h* = 32,886 mm, devolve 32% mais torque médio na faixa de trabalho que o h adotado, 44% mais torque de pico e 28% mais trabalho. Ele tem, porém, extensão mínima nula: com o braço elevado a 180,1°, a mola chega ao comprimento livre e o cabo fica no limite do afrouxamento, sem pré-tensão. Qualquer tolerância de montagem, folga do cabo ou relaxação da mola faria o cabo afrouxar nessa postura. Por isso, o ótimo de projeto é o h que maximiza o torque mantendo uma margem mínima de extensão, δ</w:t>
       </w:r>
       <w:r>
         <w:rPr>
           <w:vertAlign w:val="subscript"/>
           <w:lang w:val="pt-BR"/>
         </w:rPr>
-        <w:t xml:space="preserve">pose</w:t>
-      </w:r>
-      <w:r>
-        <w:rPr>
-          <w:lang w:val="pt-BR"/>
-        </w:rPr>
-        <w:t xml:space="preserve"> congelada, o aumento de h aumenta o curso do cabo — de 28,942 mm em h = 15 mm para 42,435 mm em h = 22,701 mm e 106,573 mm em h = 60 mm — e rebaixa a extensão mínima, que ocorre sempre em θ* = 42,917°, onde a demanda gravitacional é mínima, de apenas 1,2% do pico. A extensão mínima se anula na fronteira de tração, h = 32,886 mm. Os valores viáveis formam o intervalo contíguo de 8,000 mm, borda inferior da grade, a 32,885 mm, com 4.979 valores. O valor documental H</w:t>
-      </w:r>
-      <w:r>
-        <w:rPr>
-          <w:vertAlign w:val="subscript"/>
-          <w:lang w:val="pt-BR"/>
-        </w:rPr>
-        <w:t xml:space="preserve">CAD</w:t>
-      </w:r>
-      <w:r>
-        <w:rPr>
-          <w:lang w:val="pt-BR"/>
-        </w:rPr>
-        <w:t xml:space="preserve"> = 34,785 mm fica fora desse intervalo: com X</w:t>
-      </w:r>
-      <w:r>
-        <w:rPr>
-          <w:vertAlign w:val="subscript"/>
-          <w:lang w:val="pt-BR"/>
-        </w:rPr>
-        <w:t xml:space="preserve">pose</w:t>
-      </w:r>
-      <w:r>
-        <w:rPr>
-          <w:lang w:val="pt-BR"/>
-        </w:rPr>
-        <w:t xml:space="preserve"> congelada, o cabo afrouxaria no início da faixa, com extensão mínima de −2,257 mm, e o RMSE seria de 43,48 u.p. (R</w:t>
-      </w:r>
-      <w:r>
-        <w:rPr>
-          <w:vertAlign w:val="superscript"/>
-          <w:lang w:val="pt-BR"/>
-        </w:rPr>
-        <w:t xml:space="preserve">2</w:t>
-      </w:r>
-      <w:r>
-        <w:rPr>
-          <w:lang w:val="pt-BR"/>
-        </w:rPr>
-        <w:t xml:space="preserve"> = 0,093). A Tabela 11 reúne os valores notáveis de h.</w:t>
+        <w:t xml:space="preserve">marg</w:t>
+      </w:r>
+      <w:r>
+        <w:rPr>
+          <w:lang w:val="pt-BR"/>
+        </w:rPr>
+        <w:t xml:space="preserve"> na Equação (28).</w:t>
       </w:r>
     </w:p>
     <w:p>
@@ -22445,7 +24659,7 @@
           <w:b/>
           <w:lang w:val="pt-BR"/>
         </w:rPr>
-        <w:t xml:space="preserve">Tabela 11 — Valores notáveis de h na varredura com K congelado</w:t>
+        <w:t xml:space="preserve">Tabela 11 — Ótimo de h para margens mínimas de extensão da mola</w:t>
       </w:r>
     </w:p>
     <w:tbl>
@@ -22457,12 +24671,11 @@
         <w:tblLook w:val="0420" w:firstRow="1" w:lastRow="0" w:firstColumn="0" w:lastColumn="0" w:noHBand="0" w:noVBand="1"/>
       </w:tblPr>
       <w:tblGrid>
-        <w:gridCol w:w="1000"/>
-        <w:gridCol w:w="1860"/>
-        <w:gridCol w:w="1000"/>
-        <w:gridCol w:w="1000"/>
-        <w:gridCol w:w="1000"/>
+        <w:gridCol w:w="1500"/>
+        <w:gridCol w:w="1260"/>
         <w:gridCol w:w="1300"/>
+        <w:gridCol w:w="1600"/>
+        <w:gridCol w:w="1500"/>
         <w:gridCol w:w="1100"/>
         <w:gridCol w:w="1100"/>
       </w:tblGrid>
@@ -22473,7 +24686,7 @@
         </w:trPr>
         <w:tc>
           <w:tcPr>
-            <w:tcW w:w="1000" w:type="dxa"/>
+            <w:tcW w:w="1500" w:type="dxa"/>
             <w:shd w:val="clear" w:color="auto" w:fill="F2F2F2"/>
             <w:vAlign w:val="center"/>
           </w:tcPr>
@@ -22493,13 +24706,32 @@
                 <w:szCs w:val="20"/>
                 <w:lang w:val="pt-BR"/>
               </w:rPr>
-              <w:t xml:space="preserve">h (mm)</w:t>
-            </w:r>
-          </w:p>
-        </w:tc>
-        <w:tc>
-          <w:tcPr>
-            <w:tcW w:w="1860" w:type="dxa"/>
+              <w:t xml:space="preserve">Margem δ</w:t>
+            </w:r>
+            <w:r>
+              <w:rPr>
+                <w:b/>
+                <w:sz w:val="20"/>
+                <w:szCs w:val="20"/>
+                <w:vertAlign w:val="subscript"/>
+                <w:lang w:val="pt-BR"/>
+              </w:rPr>
+              <w:t xml:space="preserve">marg</w:t>
+            </w:r>
+            <w:r>
+              <w:rPr>
+                <w:b/>
+                <w:sz w:val="20"/>
+                <w:szCs w:val="20"/>
+                <w:lang w:val="pt-BR"/>
+              </w:rPr>
+              <w:t xml:space="preserve"> (mm)</w:t>
+            </w:r>
+          </w:p>
+        </w:tc>
+        <w:tc>
+          <w:tcPr>
+            <w:tcW w:w="1260" w:type="dxa"/>
             <w:shd w:val="clear" w:color="auto" w:fill="F2F2F2"/>
             <w:vAlign w:val="center"/>
           </w:tcPr>
@@ -22519,123 +24751,7 @@
                 <w:szCs w:val="20"/>
                 <w:lang w:val="pt-BR"/>
               </w:rPr>
-              <w:t xml:space="preserve">Papel</w:t>
-            </w:r>
-          </w:p>
-        </w:tc>
-        <w:tc>
-          <w:tcPr>
-            <w:tcW w:w="1000" w:type="dxa"/>
-            <w:shd w:val="clear" w:color="auto" w:fill="F2F2F2"/>
-            <w:vAlign w:val="center"/>
-          </w:tcPr>
-          <w:p>
-            <w:pPr>
-              <w:keepNext/>
-              <w:spacing w:before="20" w:after="20" w:line="240" w:lineRule="auto"/>
-              <w:jc w:val="center"/>
-              <w:rPr>
-                <w:lang w:val="pt-BR"/>
-              </w:rPr>
-            </w:pPr>
-            <w:r>
-              <w:rPr>
-                <w:b/>
-                <w:sz w:val="20"/>
-                <w:szCs w:val="20"/>
-                <w:lang w:val="pt-BR"/>
-              </w:rPr>
-              <w:t xml:space="preserve">RMSE (u.p.)</w:t>
-            </w:r>
-          </w:p>
-        </w:tc>
-        <w:tc>
-          <w:tcPr>
-            <w:tcW w:w="1000" w:type="dxa"/>
-            <w:shd w:val="clear" w:color="auto" w:fill="F2F2F2"/>
-            <w:vAlign w:val="center"/>
-          </w:tcPr>
-          <w:p>
-            <w:pPr>
-              <w:keepNext/>
-              <w:spacing w:before="20" w:after="20" w:line="240" w:lineRule="auto"/>
-              <w:jc w:val="center"/>
-              <w:rPr>
-                <w:lang w:val="pt-BR"/>
-              </w:rPr>
-            </w:pPr>
-            <w:r>
-              <w:rPr>
-                <w:b/>
-                <w:sz w:val="20"/>
-                <w:szCs w:val="20"/>
-                <w:lang w:val="pt-BR"/>
-              </w:rPr>
-              <w:t xml:space="preserve">δ</w:t>
-            </w:r>
-            <w:r>
-              <w:rPr>
-                <w:b/>
-                <w:sz w:val="20"/>
-                <w:szCs w:val="20"/>
-                <w:vertAlign w:val="subscript"/>
-                <w:lang w:val="pt-BR"/>
-              </w:rPr>
-              <w:t xml:space="preserve">mín</w:t>
-            </w:r>
-            <w:r>
-              <w:rPr>
-                <w:b/>
-                <w:sz w:val="20"/>
-                <w:szCs w:val="20"/>
-                <w:lang w:val="pt-BR"/>
-              </w:rPr>
-              <w:t xml:space="preserve"> (mm)</w:t>
-            </w:r>
-          </w:p>
-        </w:tc>
-        <w:tc>
-          <w:tcPr>
-            <w:tcW w:w="1000" w:type="dxa"/>
-            <w:shd w:val="clear" w:color="auto" w:fill="F2F2F2"/>
-            <w:vAlign w:val="center"/>
-          </w:tcPr>
-          <w:p>
-            <w:pPr>
-              <w:keepNext/>
-              <w:spacing w:before="20" w:after="20" w:line="240" w:lineRule="auto"/>
-              <w:jc w:val="center"/>
-              <w:rPr>
-                <w:lang w:val="pt-BR"/>
-              </w:rPr>
-            </w:pPr>
-            <w:r>
-              <w:rPr>
-                <w:b/>
-                <w:sz w:val="20"/>
-                <w:szCs w:val="20"/>
-                <w:lang w:val="pt-BR"/>
-              </w:rPr>
-              <w:t xml:space="preserve">δ</w:t>
-            </w:r>
-            <w:r>
-              <w:rPr>
-                <w:b/>
-                <w:sz w:val="20"/>
-                <w:szCs w:val="20"/>
-                <w:vertAlign w:val="subscript"/>
-                <w:lang w:val="pt-BR"/>
-              </w:rPr>
-              <w:t xml:space="preserve">máx</w:t>
-            </w:r>
-            <w:r>
-              <w:rPr>
-                <w:b/>
-                <w:sz w:val="20"/>
-                <w:szCs w:val="20"/>
-                <w:lang w:val="pt-BR"/>
-              </w:rPr>
-              <w:t xml:space="preserve"> (mm)</w:t>
+              <w:t xml:space="preserve">h* (mm)</w:t>
             </w:r>
           </w:p>
         </w:tc>
@@ -22661,18 +24777,51 @@
                 <w:szCs w:val="20"/>
                 <w:lang w:val="pt-BR"/>
               </w:rPr>
-              <w:t xml:space="preserve">L</w:t>
-            </w:r>
+              <w:t xml:space="preserve">Pico (u.p.)</w:t>
+            </w:r>
+          </w:p>
+        </w:tc>
+        <w:tc>
+          <w:tcPr>
+            <w:tcW w:w="1600" w:type="dxa"/>
+            <w:shd w:val="clear" w:color="auto" w:fill="F2F2F2"/>
+            <w:vAlign w:val="center"/>
+          </w:tcPr>
+          <w:p>
+            <w:pPr>
+              <w:keepNext/>
+              <w:spacing w:before="20" w:after="20" w:line="240" w:lineRule="auto"/>
+              <w:jc w:val="center"/>
+              <w:rPr>
+                <w:lang w:val="pt-BR"/>
+              </w:rPr>
+            </w:pPr>
             <w:r>
               <w:rPr>
                 <w:b/>
                 <w:sz w:val="20"/>
                 <w:szCs w:val="20"/>
-                <w:vertAlign w:val="subscript"/>
-                <w:lang w:val="pt-BR"/>
-              </w:rPr>
-              <w:t xml:space="preserve">livre</w:t>
-            </w:r>
+                <w:lang w:val="pt-BR"/>
+              </w:rPr>
+              <w:t xml:space="preserve">Média 90°–150° (u.p.)</w:t>
+            </w:r>
+          </w:p>
+        </w:tc>
+        <w:tc>
+          <w:tcPr>
+            <w:tcW w:w="1500" w:type="dxa"/>
+            <w:shd w:val="clear" w:color="auto" w:fill="F2F2F2"/>
+            <w:vAlign w:val="center"/>
+          </w:tcPr>
+          <w:p>
+            <w:pPr>
+              <w:keepNext/>
+              <w:spacing w:before="20" w:after="20" w:line="240" w:lineRule="auto"/>
+              <w:jc w:val="center"/>
+              <w:rPr>
+                <w:lang w:val="pt-BR"/>
+              </w:rPr>
+            </w:pPr>
             <w:r>
               <w:rPr>
                 <w:b/>
@@ -22680,26 +24829,7 @@
                 <w:szCs w:val="20"/>
                 <w:lang w:val="pt-BR"/>
               </w:rPr>
-              <w:t xml:space="preserve"> + δ</w:t>
-            </w:r>
-            <w:r>
-              <w:rPr>
-                <w:b/>
-                <w:sz w:val="20"/>
-                <w:szCs w:val="20"/>
-                <w:vertAlign w:val="subscript"/>
-                <w:lang w:val="pt-BR"/>
-              </w:rPr>
-              <w:t xml:space="preserve">máx</w:t>
-            </w:r>
-            <w:r>
-              <w:rPr>
-                <w:b/>
-                <w:sz w:val="20"/>
-                <w:szCs w:val="20"/>
-                <w:lang w:val="pt-BR"/>
-              </w:rPr>
-              <w:t xml:space="preserve"> (mm)</w:t>
+              <w:t xml:space="preserve">Ganho sobre o h adotado</w:t>
             </w:r>
           </w:p>
         </w:tc>
@@ -22725,7 +24855,7 @@
                 <w:szCs w:val="20"/>
                 <w:lang w:val="pt-BR"/>
               </w:rPr>
-              <w:t xml:space="preserve">θ*</w:t>
+              <w:t xml:space="preserve">L</w:t>
             </w:r>
             <w:r>
               <w:rPr>
@@ -22735,7 +24865,7 @@
                 <w:vertAlign w:val="subscript"/>
                 <w:lang w:val="pt-BR"/>
               </w:rPr>
-              <w:t xml:space="preserve">pm</w:t>
+              <w:t xml:space="preserve">livre</w:t>
             </w:r>
             <w:r>
               <w:rPr>
@@ -22744,7 +24874,26 @@
                 <w:szCs w:val="20"/>
                 <w:lang w:val="pt-BR"/>
               </w:rPr>
-              <w:t xml:space="preserve"> (°)</w:t>
+              <w:t xml:space="preserve"> + δ</w:t>
+            </w:r>
+            <w:r>
+              <w:rPr>
+                <w:b/>
+                <w:sz w:val="20"/>
+                <w:szCs w:val="20"/>
+                <w:vertAlign w:val="subscript"/>
+                <w:lang w:val="pt-BR"/>
+              </w:rPr>
+              <w:t xml:space="preserve">máx</w:t>
+            </w:r>
+            <w:r>
+              <w:rPr>
+                <w:b/>
+                <w:sz w:val="20"/>
+                <w:szCs w:val="20"/>
+                <w:lang w:val="pt-BR"/>
+              </w:rPr>
+              <w:t xml:space="preserve"> (mm)</w:t>
             </w:r>
           </w:p>
         </w:tc>
@@ -22770,7 +24919,7 @@
                 <w:szCs w:val="20"/>
                 <w:lang w:val="pt-BR"/>
               </w:rPr>
-              <w:t xml:space="preserve">Tração</w:t>
+              <w:t xml:space="preserve">Ponto morto (°)</w:t>
             </w:r>
           </w:p>
         </w:tc>
@@ -22781,121 +24930,49 @@
         </w:trPr>
         <w:tc>
           <w:tcPr>
-            <w:tcW w:w="1000" w:type="dxa"/>
-            <w:vAlign w:val="center"/>
-          </w:tcPr>
-          <w:p>
-            <w:pPr>
-              <w:keepNext/>
-              <w:spacing w:before="20" w:after="20" w:line="240" w:lineRule="auto"/>
-              <w:jc w:val="left"/>
-              <w:rPr>
-                <w:lang w:val="pt-BR"/>
-              </w:rPr>
-            </w:pPr>
-            <w:r>
-              <w:rPr>
-                <w:sz w:val="20"/>
-                <w:szCs w:val="20"/>
-                <w:lang w:val="pt-BR"/>
-              </w:rPr>
-              <w:t xml:space="preserve">21,372</w:t>
-            </w:r>
-          </w:p>
-        </w:tc>
-        <w:tc>
-          <w:tcPr>
-            <w:tcW w:w="1860" w:type="dxa"/>
-            <w:vAlign w:val="center"/>
-          </w:tcPr>
-          <w:p>
-            <w:pPr>
-              <w:keepNext/>
-              <w:spacing w:before="20" w:after="20" w:line="240" w:lineRule="auto"/>
-              <w:jc w:val="center"/>
-              <w:rPr>
-                <w:lang w:val="pt-BR"/>
-              </w:rPr>
-            </w:pPr>
-            <w:r>
-              <w:rPr>
-                <w:sz w:val="20"/>
-                <w:szCs w:val="20"/>
-                <w:lang w:val="pt-BR"/>
-              </w:rPr>
-              <w:t xml:space="preserve">Ponto morto entra na faixa</w:t>
-            </w:r>
-          </w:p>
-        </w:tc>
-        <w:tc>
-          <w:tcPr>
-            <w:tcW w:w="1000" w:type="dxa"/>
-            <w:vAlign w:val="center"/>
-          </w:tcPr>
-          <w:p>
-            <w:pPr>
-              <w:keepNext/>
-              <w:spacing w:before="20" w:after="20" w:line="240" w:lineRule="auto"/>
-              <w:jc w:val="center"/>
-              <w:rPr>
-                <w:lang w:val="pt-BR"/>
-              </w:rPr>
-            </w:pPr>
-            <w:r>
-              <w:rPr>
-                <w:sz w:val="20"/>
-                <w:szCs w:val="20"/>
-                <w:lang w:val="pt-BR"/>
-              </w:rPr>
-              <w:t xml:space="preserve">5,102</w:t>
-            </w:r>
-          </w:p>
-        </w:tc>
-        <w:tc>
-          <w:tcPr>
-            <w:tcW w:w="1000" w:type="dxa"/>
-            <w:vAlign w:val="center"/>
-          </w:tcPr>
-          <w:p>
-            <w:pPr>
-              <w:keepNext/>
-              <w:spacing w:before="20" w:after="20" w:line="240" w:lineRule="auto"/>
-              <w:jc w:val="center"/>
-              <w:rPr>
-                <w:lang w:val="pt-BR"/>
-              </w:rPr>
-            </w:pPr>
-            <w:r>
-              <w:rPr>
-                <w:sz w:val="20"/>
-                <w:szCs w:val="20"/>
-                <w:lang w:val="pt-BR"/>
-              </w:rPr>
-              <w:t xml:space="preserve">13,608</w:t>
-            </w:r>
-          </w:p>
-        </w:tc>
-        <w:tc>
-          <w:tcPr>
-            <w:tcW w:w="1000" w:type="dxa"/>
-            <w:vAlign w:val="center"/>
-          </w:tcPr>
-          <w:p>
-            <w:pPr>
-              <w:keepNext/>
-              <w:spacing w:before="20" w:after="20" w:line="240" w:lineRule="auto"/>
-              <w:jc w:val="center"/>
-              <w:rPr>
-                <w:lang w:val="pt-BR"/>
-              </w:rPr>
-            </w:pPr>
-            <w:r>
-              <w:rPr>
-                <w:sz w:val="20"/>
-                <w:szCs w:val="20"/>
-                <w:lang w:val="pt-BR"/>
-              </w:rPr>
-              <w:t xml:space="preserve">53,719</w:t>
+            <w:tcW w:w="1500" w:type="dxa"/>
+            <w:vAlign w:val="center"/>
+          </w:tcPr>
+          <w:p>
+            <w:pPr>
+              <w:keepNext/>
+              <w:spacing w:before="20" w:after="20" w:line="240" w:lineRule="auto"/>
+              <w:jc w:val="center"/>
+              <w:rPr>
+                <w:lang w:val="pt-BR"/>
+              </w:rPr>
+            </w:pPr>
+            <w:r>
+              <w:rPr>
+                <w:sz w:val="20"/>
+                <w:szCs w:val="20"/>
+                <w:lang w:val="pt-BR"/>
+              </w:rPr>
+              <w:t xml:space="preserve">10</w:t>
+            </w:r>
+          </w:p>
+        </w:tc>
+        <w:tc>
+          <w:tcPr>
+            <w:tcW w:w="1260" w:type="dxa"/>
+            <w:vAlign w:val="center"/>
+          </w:tcPr>
+          <w:p>
+            <w:pPr>
+              <w:keepNext/>
+              <w:spacing w:before="20" w:after="20" w:line="240" w:lineRule="auto"/>
+              <w:jc w:val="center"/>
+              <w:rPr>
+                <w:lang w:val="pt-BR"/>
+              </w:rPr>
+            </w:pPr>
+            <w:r>
+              <w:rPr>
+                <w:sz w:val="20"/>
+                <w:szCs w:val="20"/>
+                <w:lang w:val="pt-BR"/>
+              </w:rPr>
+              <w:t xml:space="preserve">24,437</w:t>
             </w:r>
           </w:p>
         </w:tc>
@@ -22919,7 +24996,55 @@
                 <w:szCs w:val="20"/>
                 <w:lang w:val="pt-BR"/>
               </w:rPr>
-              <w:t xml:space="preserve">107,686</w:t>
+              <w:t xml:space="preserve">157,9</w:t>
+            </w:r>
+          </w:p>
+        </w:tc>
+        <w:tc>
+          <w:tcPr>
+            <w:tcW w:w="1600" w:type="dxa"/>
+            <w:vAlign w:val="center"/>
+          </w:tcPr>
+          <w:p>
+            <w:pPr>
+              <w:keepNext/>
+              <w:spacing w:before="20" w:after="20" w:line="240" w:lineRule="auto"/>
+              <w:jc w:val="center"/>
+              <w:rPr>
+                <w:lang w:val="pt-BR"/>
+              </w:rPr>
+            </w:pPr>
+            <w:r>
+              <w:rPr>
+                <w:sz w:val="20"/>
+                <w:szCs w:val="20"/>
+                <w:lang w:val="pt-BR"/>
+              </w:rPr>
+              <w:t xml:space="preserve">131,0</w:t>
+            </w:r>
+          </w:p>
+        </w:tc>
+        <w:tc>
+          <w:tcPr>
+            <w:tcW w:w="1500" w:type="dxa"/>
+            <w:vAlign w:val="center"/>
+          </w:tcPr>
+          <w:p>
+            <w:pPr>
+              <w:keepNext/>
+              <w:spacing w:before="20" w:after="20" w:line="240" w:lineRule="auto"/>
+              <w:jc w:val="center"/>
+              <w:rPr>
+                <w:lang w:val="pt-BR"/>
+              </w:rPr>
+            </w:pPr>
+            <w:r>
+              <w:rPr>
+                <w:sz w:val="20"/>
+                <w:szCs w:val="20"/>
+                <w:lang w:val="pt-BR"/>
+              </w:rPr>
+              <w:t xml:space="preserve">+6,0%</w:t>
             </w:r>
           </w:p>
         </w:tc>
@@ -22943,7 +25068,7 @@
                 <w:szCs w:val="20"/>
                 <w:lang w:val="pt-BR"/>
               </w:rPr>
-              <w:t xml:space="preserve">193,017</w:t>
+              <w:t xml:space="preserve">109,4</w:t>
             </w:r>
           </w:p>
         </w:tc>
@@ -22967,7 +25092,7 @@
                 <w:szCs w:val="20"/>
                 <w:lang w:val="pt-BR"/>
               </w:rPr>
-              <w:t xml:space="preserve">Atende</w:t>
+              <w:t xml:space="preserve">31,04</w:t>
             </w:r>
           </w:p>
         </w:tc>
@@ -22978,138 +25103,49 @@
         </w:trPr>
         <w:tc>
           <w:tcPr>
-            <w:tcW w:w="1000" w:type="dxa"/>
-            <w:vAlign w:val="center"/>
-          </w:tcPr>
-          <w:p>
-            <w:pPr>
-              <w:keepNext/>
-              <w:spacing w:before="20" w:after="20" w:line="240" w:lineRule="auto"/>
-              <w:jc w:val="left"/>
-              <w:rPr>
-                <w:lang w:val="pt-BR"/>
-              </w:rPr>
-            </w:pPr>
-            <w:r>
-              <w:rPr>
-                <w:sz w:val="20"/>
-                <w:szCs w:val="20"/>
-                <w:lang w:val="pt-BR"/>
-              </w:rPr>
-              <w:t xml:space="preserve">22,701</w:t>
-            </w:r>
-          </w:p>
-        </w:tc>
-        <w:tc>
-          <w:tcPr>
-            <w:tcW w:w="1860" w:type="dxa"/>
-            <w:vAlign w:val="center"/>
-          </w:tcPr>
-          <w:p>
-            <w:pPr>
-              <w:keepNext/>
-              <w:spacing w:before="20" w:after="20" w:line="240" w:lineRule="auto"/>
-              <w:jc w:val="center"/>
-              <w:rPr>
-                <w:lang w:val="pt-BR"/>
-              </w:rPr>
-            </w:pPr>
-            <w:r>
-              <w:rPr>
-                <w:sz w:val="20"/>
-                <w:szCs w:val="20"/>
-                <w:lang w:val="pt-BR"/>
-              </w:rPr>
-              <w:t xml:space="preserve">H</w:t>
-            </w:r>
-            <w:r>
-              <w:rPr>
-                <w:sz w:val="20"/>
-                <w:szCs w:val="20"/>
-                <w:vertAlign w:val="subscript"/>
-                <w:lang w:val="pt-BR"/>
-              </w:rPr>
-              <w:t xml:space="preserve">CAL</w:t>
-            </w:r>
-            <w:r>
-              <w:rPr>
-                <w:sz w:val="20"/>
-                <w:szCs w:val="20"/>
-                <w:lang w:val="pt-BR"/>
-              </w:rPr>
-              <w:t xml:space="preserve">, adotado</w:t>
-            </w:r>
-          </w:p>
-        </w:tc>
-        <w:tc>
-          <w:tcPr>
-            <w:tcW w:w="1000" w:type="dxa"/>
-            <w:vAlign w:val="center"/>
-          </w:tcPr>
-          <w:p>
-            <w:pPr>
-              <w:keepNext/>
-              <w:spacing w:before="20" w:after="20" w:line="240" w:lineRule="auto"/>
-              <w:jc w:val="center"/>
-              <w:rPr>
-                <w:lang w:val="pt-BR"/>
-              </w:rPr>
-            </w:pPr>
-            <w:r>
-              <w:rPr>
-                <w:sz w:val="20"/>
-                <w:szCs w:val="20"/>
-                <w:lang w:val="pt-BR"/>
-              </w:rPr>
-              <w:t xml:space="preserve">1,830</w:t>
-            </w:r>
-          </w:p>
-        </w:tc>
-        <w:tc>
-          <w:tcPr>
-            <w:tcW w:w="1000" w:type="dxa"/>
-            <w:vAlign w:val="center"/>
-          </w:tcPr>
-          <w:p>
-            <w:pPr>
-              <w:keepNext/>
-              <w:spacing w:before="20" w:after="20" w:line="240" w:lineRule="auto"/>
-              <w:jc w:val="center"/>
-              <w:rPr>
-                <w:lang w:val="pt-BR"/>
-              </w:rPr>
-            </w:pPr>
-            <w:r>
-              <w:rPr>
-                <w:sz w:val="20"/>
-                <w:szCs w:val="20"/>
-                <w:lang w:val="pt-BR"/>
-              </w:rPr>
-              <w:t xml:space="preserve">12,044</w:t>
-            </w:r>
-          </w:p>
-        </w:tc>
-        <w:tc>
-          <w:tcPr>
-            <w:tcW w:w="1000" w:type="dxa"/>
-            <w:vAlign w:val="center"/>
-          </w:tcPr>
-          <w:p>
-            <w:pPr>
-              <w:keepNext/>
-              <w:spacing w:before="20" w:after="20" w:line="240" w:lineRule="auto"/>
-              <w:jc w:val="center"/>
-              <w:rPr>
-                <w:lang w:val="pt-BR"/>
-              </w:rPr>
-            </w:pPr>
-            <w:r>
-              <w:rPr>
-                <w:sz w:val="20"/>
-                <w:szCs w:val="20"/>
-                <w:lang w:val="pt-BR"/>
-              </w:rPr>
-              <w:t xml:space="preserve">54,479</w:t>
+            <w:tcW w:w="1500" w:type="dxa"/>
+            <w:vAlign w:val="center"/>
+          </w:tcPr>
+          <w:p>
+            <w:pPr>
+              <w:keepNext/>
+              <w:spacing w:before="20" w:after="20" w:line="240" w:lineRule="auto"/>
+              <w:jc w:val="center"/>
+              <w:rPr>
+                <w:lang w:val="pt-BR"/>
+              </w:rPr>
+            </w:pPr>
+            <w:r>
+              <w:rPr>
+                <w:sz w:val="20"/>
+                <w:szCs w:val="20"/>
+                <w:lang w:val="pt-BR"/>
+              </w:rPr>
+              <w:t xml:space="preserve">5</w:t>
+            </w:r>
+          </w:p>
+        </w:tc>
+        <w:tc>
+          <w:tcPr>
+            <w:tcW w:w="1260" w:type="dxa"/>
+            <w:vAlign w:val="center"/>
+          </w:tcPr>
+          <w:p>
+            <w:pPr>
+              <w:keepNext/>
+              <w:spacing w:before="20" w:after="20" w:line="240" w:lineRule="auto"/>
+              <w:jc w:val="center"/>
+              <w:rPr>
+                <w:lang w:val="pt-BR"/>
+              </w:rPr>
+            </w:pPr>
+            <w:r>
+              <w:rPr>
+                <w:sz w:val="20"/>
+                <w:szCs w:val="20"/>
+                <w:lang w:val="pt-BR"/>
+              </w:rPr>
+              <w:t xml:space="preserve">28,670</w:t>
             </w:r>
           </w:p>
         </w:tc>
@@ -23133,7 +25169,55 @@
                 <w:szCs w:val="20"/>
                 <w:lang w:val="pt-BR"/>
               </w:rPr>
-              <w:t xml:space="preserve">108,446</w:t>
+              <w:t xml:space="preserve">184,8</w:t>
+            </w:r>
+          </w:p>
+        </w:tc>
+        <w:tc>
+          <w:tcPr>
+            <w:tcW w:w="1600" w:type="dxa"/>
+            <w:vAlign w:val="center"/>
+          </w:tcPr>
+          <w:p>
+            <w:pPr>
+              <w:keepNext/>
+              <w:spacing w:before="20" w:after="20" w:line="240" w:lineRule="auto"/>
+              <w:jc w:val="center"/>
+              <w:rPr>
+                <w:lang w:val="pt-BR"/>
+              </w:rPr>
+            </w:pPr>
+            <w:r>
+              <w:rPr>
+                <w:sz w:val="20"/>
+                <w:szCs w:val="20"/>
+                <w:lang w:val="pt-BR"/>
+              </w:rPr>
+              <w:t xml:space="preserve">148,1</w:t>
+            </w:r>
+          </w:p>
+        </w:tc>
+        <w:tc>
+          <w:tcPr>
+            <w:tcW w:w="1500" w:type="dxa"/>
+            <w:vAlign w:val="center"/>
+          </w:tcPr>
+          <w:p>
+            <w:pPr>
+              <w:keepNext/>
+              <w:spacing w:before="20" w:after="20" w:line="240" w:lineRule="auto"/>
+              <w:jc w:val="center"/>
+              <w:rPr>
+                <w:lang w:val="pt-BR"/>
+              </w:rPr>
+            </w:pPr>
+            <w:r>
+              <w:rPr>
+                <w:sz w:val="20"/>
+                <w:szCs w:val="20"/>
+                <w:lang w:val="pt-BR"/>
+              </w:rPr>
+              <w:t xml:space="preserve">+19,9%</w:t>
             </w:r>
           </w:p>
         </w:tc>
@@ -23157,7 +25241,7 @@
                 <w:szCs w:val="20"/>
                 <w:lang w:val="pt-BR"/>
               </w:rPr>
-              <w:t xml:space="preserve">192,532</w:t>
+              <w:t xml:space="preserve">111,8</w:t>
             </w:r>
           </w:p>
         </w:tc>
@@ -23181,7 +25265,7 @@
                 <w:szCs w:val="20"/>
                 <w:lang w:val="pt-BR"/>
               </w:rPr>
-              <w:t xml:space="preserve">Atende</w:t>
+              <w:t xml:space="preserve">32,12</w:t>
             </w:r>
           </w:p>
         </w:tc>
@@ -23192,121 +25276,49 @@
         </w:trPr>
         <w:tc>
           <w:tcPr>
-            <w:tcW w:w="1000" w:type="dxa"/>
-            <w:vAlign w:val="center"/>
-          </w:tcPr>
-          <w:p>
-            <w:pPr>
-              <w:keepNext/>
-              <w:spacing w:before="20" w:after="20" w:line="240" w:lineRule="auto"/>
-              <w:jc w:val="left"/>
-              <w:rPr>
-                <w:lang w:val="pt-BR"/>
-              </w:rPr>
-            </w:pPr>
-            <w:r>
-              <w:rPr>
-                <w:sz w:val="20"/>
-                <w:szCs w:val="20"/>
-                <w:lang w:val="pt-BR"/>
-              </w:rPr>
-              <w:t xml:space="preserve">22,735</w:t>
-            </w:r>
-          </w:p>
-        </w:tc>
-        <w:tc>
-          <w:tcPr>
-            <w:tcW w:w="1860" w:type="dxa"/>
-            <w:vAlign w:val="center"/>
-          </w:tcPr>
-          <w:p>
-            <w:pPr>
-              <w:keepNext/>
-              <w:spacing w:before="20" w:after="20" w:line="240" w:lineRule="auto"/>
-              <w:jc w:val="center"/>
-              <w:rPr>
-                <w:lang w:val="pt-BR"/>
-              </w:rPr>
-            </w:pPr>
-            <w:r>
-              <w:rPr>
-                <w:sz w:val="20"/>
-                <w:szCs w:val="20"/>
-                <w:lang w:val="pt-BR"/>
-              </w:rPr>
-              <w:t xml:space="preserve">Menor RMSE</w:t>
-            </w:r>
-          </w:p>
-        </w:tc>
-        <w:tc>
-          <w:tcPr>
-            <w:tcW w:w="1000" w:type="dxa"/>
-            <w:vAlign w:val="center"/>
-          </w:tcPr>
-          <w:p>
-            <w:pPr>
-              <w:keepNext/>
-              <w:spacing w:before="20" w:after="20" w:line="240" w:lineRule="auto"/>
-              <w:jc w:val="center"/>
-              <w:rPr>
-                <w:lang w:val="pt-BR"/>
-              </w:rPr>
-            </w:pPr>
-            <w:r>
-              <w:rPr>
-                <w:sz w:val="20"/>
-                <w:szCs w:val="20"/>
-                <w:lang w:val="pt-BR"/>
-              </w:rPr>
-              <w:t xml:space="preserve">1,827</w:t>
-            </w:r>
-          </w:p>
-        </w:tc>
-        <w:tc>
-          <w:tcPr>
-            <w:tcW w:w="1000" w:type="dxa"/>
-            <w:vAlign w:val="center"/>
-          </w:tcPr>
-          <w:p>
-            <w:pPr>
-              <w:keepNext/>
-              <w:spacing w:before="20" w:after="20" w:line="240" w:lineRule="auto"/>
-              <w:jc w:val="center"/>
-              <w:rPr>
-                <w:lang w:val="pt-BR"/>
-              </w:rPr>
-            </w:pPr>
-            <w:r>
-              <w:rPr>
-                <w:sz w:val="20"/>
-                <w:szCs w:val="20"/>
-                <w:lang w:val="pt-BR"/>
-              </w:rPr>
-              <w:t xml:space="preserve">12,004</w:t>
-            </w:r>
-          </w:p>
-        </w:tc>
-        <w:tc>
-          <w:tcPr>
-            <w:tcW w:w="1000" w:type="dxa"/>
-            <w:vAlign w:val="center"/>
-          </w:tcPr>
-          <w:p>
-            <w:pPr>
-              <w:keepNext/>
-              <w:spacing w:before="20" w:after="20" w:line="240" w:lineRule="auto"/>
-              <w:jc w:val="center"/>
-              <w:rPr>
-                <w:lang w:val="pt-BR"/>
-              </w:rPr>
-            </w:pPr>
-            <w:r>
-              <w:rPr>
-                <w:sz w:val="20"/>
-                <w:szCs w:val="20"/>
-                <w:lang w:val="pt-BR"/>
-              </w:rPr>
-              <w:t xml:space="preserve">54,499</w:t>
+            <w:tcW w:w="1500" w:type="dxa"/>
+            <w:vAlign w:val="center"/>
+          </w:tcPr>
+          <w:p>
+            <w:pPr>
+              <w:keepNext/>
+              <w:spacing w:before="20" w:after="20" w:line="240" w:lineRule="auto"/>
+              <w:jc w:val="center"/>
+              <w:rPr>
+                <w:lang w:val="pt-BR"/>
+              </w:rPr>
+            </w:pPr>
+            <w:r>
+              <w:rPr>
+                <w:sz w:val="20"/>
+                <w:szCs w:val="20"/>
+                <w:lang w:val="pt-BR"/>
+              </w:rPr>
+              <w:t xml:space="preserve">2</w:t>
+            </w:r>
+          </w:p>
+        </w:tc>
+        <w:tc>
+          <w:tcPr>
+            <w:tcW w:w="1260" w:type="dxa"/>
+            <w:vAlign w:val="center"/>
+          </w:tcPr>
+          <w:p>
+            <w:pPr>
+              <w:keepNext/>
+              <w:spacing w:before="20" w:after="20" w:line="240" w:lineRule="auto"/>
+              <w:jc w:val="center"/>
+              <w:rPr>
+                <w:lang w:val="pt-BR"/>
+              </w:rPr>
+            </w:pPr>
+            <w:r>
+              <w:rPr>
+                <w:sz w:val="20"/>
+                <w:szCs w:val="20"/>
+                <w:lang w:val="pt-BR"/>
+              </w:rPr>
+              <w:t xml:space="preserve">31,201</w:t>
             </w:r>
           </w:p>
         </w:tc>
@@ -23330,7 +25342,55 @@
                 <w:szCs w:val="20"/>
                 <w:lang w:val="pt-BR"/>
               </w:rPr>
-              <w:t xml:space="preserve">108,466</w:t>
+              <w:t xml:space="preserve">201,0</w:t>
+            </w:r>
+          </w:p>
+        </w:tc>
+        <w:tc>
+          <w:tcPr>
+            <w:tcW w:w="1600" w:type="dxa"/>
+            <w:vAlign w:val="center"/>
+          </w:tcPr>
+          <w:p>
+            <w:pPr>
+              <w:keepNext/>
+              <w:spacing w:before="20" w:after="20" w:line="240" w:lineRule="auto"/>
+              <w:jc w:val="center"/>
+              <w:rPr>
+                <w:lang w:val="pt-BR"/>
+              </w:rPr>
+            </w:pPr>
+            <w:r>
+              <w:rPr>
+                <w:sz w:val="20"/>
+                <w:szCs w:val="20"/>
+                <w:lang w:val="pt-BR"/>
+              </w:rPr>
+              <w:t xml:space="preserve">157,6</w:t>
+            </w:r>
+          </w:p>
+        </w:tc>
+        <w:tc>
+          <w:tcPr>
+            <w:tcW w:w="1500" w:type="dxa"/>
+            <w:vAlign w:val="center"/>
+          </w:tcPr>
+          <w:p>
+            <w:pPr>
+              <w:keepNext/>
+              <w:spacing w:before="20" w:after="20" w:line="240" w:lineRule="auto"/>
+              <w:jc w:val="center"/>
+              <w:rPr>
+                <w:lang w:val="pt-BR"/>
+              </w:rPr>
+            </w:pPr>
+            <w:r>
+              <w:rPr>
+                <w:sz w:val="20"/>
+                <w:szCs w:val="20"/>
+                <w:lang w:val="pt-BR"/>
+              </w:rPr>
+              <w:t xml:space="preserve">+27,5%</w:t>
             </w:r>
           </w:p>
         </w:tc>
@@ -23354,7 +25414,7 @@
                 <w:szCs w:val="20"/>
                 <w:lang w:val="pt-BR"/>
               </w:rPr>
-              <w:t xml:space="preserve">192,520</w:t>
+              <w:t xml:space="preserve">113,2</w:t>
             </w:r>
           </w:p>
         </w:tc>
@@ -23378,7 +25438,7 @@
                 <w:szCs w:val="20"/>
                 <w:lang w:val="pt-BR"/>
               </w:rPr>
-              <w:t xml:space="preserve">Atende</w:t>
+              <w:t xml:space="preserve">32,62</w:t>
             </w:r>
           </w:p>
         </w:tc>
@@ -23389,14 +25449,38 @@
         </w:trPr>
         <w:tc>
           <w:tcPr>
-            <w:tcW w:w="1000" w:type="dxa"/>
-            <w:vAlign w:val="center"/>
-          </w:tcPr>
-          <w:p>
-            <w:pPr>
-              <w:keepNext/>
-              <w:spacing w:before="20" w:after="20" w:line="240" w:lineRule="auto"/>
-              <w:jc w:val="left"/>
+            <w:tcW w:w="1500" w:type="dxa"/>
+            <w:vAlign w:val="center"/>
+          </w:tcPr>
+          <w:p>
+            <w:pPr>
+              <w:keepNext/>
+              <w:spacing w:before="20" w:after="20" w:line="240" w:lineRule="auto"/>
+              <w:jc w:val="center"/>
+              <w:rPr>
+                <w:lang w:val="pt-BR"/>
+              </w:rPr>
+            </w:pPr>
+            <w:r>
+              <w:rPr>
+                <w:sz w:val="20"/>
+                <w:szCs w:val="20"/>
+                <w:lang w:val="pt-BR"/>
+              </w:rPr>
+              <w:t xml:space="preserve">0 (estrito)</w:t>
+            </w:r>
+          </w:p>
+        </w:tc>
+        <w:tc>
+          <w:tcPr>
+            <w:tcW w:w="1260" w:type="dxa"/>
+            <w:vAlign w:val="center"/>
+          </w:tcPr>
+          <w:p>
+            <w:pPr>
+              <w:keepNext/>
+              <w:spacing w:before="20" w:after="20" w:line="240" w:lineRule="auto"/>
+              <w:jc w:val="center"/>
               <w:rPr>
                 <w:lang w:val="pt-BR"/>
               </w:rPr>
@@ -23413,102 +25497,6 @@
         </w:tc>
         <w:tc>
           <w:tcPr>
-            <w:tcW w:w="1860" w:type="dxa"/>
-            <w:vAlign w:val="center"/>
-          </w:tcPr>
-          <w:p>
-            <w:pPr>
-              <w:keepNext/>
-              <w:spacing w:before="20" w:after="20" w:line="240" w:lineRule="auto"/>
-              <w:jc w:val="center"/>
-              <w:rPr>
-                <w:lang w:val="pt-BR"/>
-              </w:rPr>
-            </w:pPr>
-            <w:r>
-              <w:rPr>
-                <w:sz w:val="20"/>
-                <w:szCs w:val="20"/>
-                <w:lang w:val="pt-BR"/>
-              </w:rPr>
-              <w:t xml:space="preserve">Fronteira de tração</w:t>
-            </w:r>
-          </w:p>
-        </w:tc>
-        <w:tc>
-          <w:tcPr>
-            <w:tcW w:w="1000" w:type="dxa"/>
-            <w:vAlign w:val="center"/>
-          </w:tcPr>
-          <w:p>
-            <w:pPr>
-              <w:keepNext/>
-              <w:spacing w:before="20" w:after="20" w:line="240" w:lineRule="auto"/>
-              <w:jc w:val="center"/>
-              <w:rPr>
-                <w:lang w:val="pt-BR"/>
-              </w:rPr>
-            </w:pPr>
-            <w:r>
-              <w:rPr>
-                <w:sz w:val="20"/>
-                <w:szCs w:val="20"/>
-                <w:lang w:val="pt-BR"/>
-              </w:rPr>
-              <w:t xml:space="preserve">36,490</w:t>
-            </w:r>
-          </w:p>
-        </w:tc>
-        <w:tc>
-          <w:tcPr>
-            <w:tcW w:w="1000" w:type="dxa"/>
-            <w:vAlign w:val="center"/>
-          </w:tcPr>
-          <w:p>
-            <w:pPr>
-              <w:keepNext/>
-              <w:spacing w:before="20" w:after="20" w:line="240" w:lineRule="auto"/>
-              <w:jc w:val="center"/>
-              <w:rPr>
-                <w:lang w:val="pt-BR"/>
-              </w:rPr>
-            </w:pPr>
-            <w:r>
-              <w:rPr>
-                <w:sz w:val="20"/>
-                <w:szCs w:val="20"/>
-                <w:lang w:val="pt-BR"/>
-              </w:rPr>
-              <w:t xml:space="preserve">0,000</w:t>
-            </w:r>
-          </w:p>
-        </w:tc>
-        <w:tc>
-          <w:tcPr>
-            <w:tcW w:w="1000" w:type="dxa"/>
-            <w:vAlign w:val="center"/>
-          </w:tcPr>
-          <w:p>
-            <w:pPr>
-              <w:keepNext/>
-              <w:spacing w:before="20" w:after="20" w:line="240" w:lineRule="auto"/>
-              <w:jc w:val="center"/>
-              <w:rPr>
-                <w:lang w:val="pt-BR"/>
-              </w:rPr>
-            </w:pPr>
-            <w:r>
-              <w:rPr>
-                <w:sz w:val="20"/>
-                <w:szCs w:val="20"/>
-                <w:lang w:val="pt-BR"/>
-              </w:rPr>
-              <w:t xml:space="preserve">60,175</w:t>
-            </w:r>
-          </w:p>
-        </w:tc>
-        <w:tc>
-          <w:tcPr>
             <w:tcW w:w="1300" w:type="dxa"/>
             <w:vAlign w:val="center"/>
           </w:tcPr>
@@ -23527,7 +25515,55 @@
                 <w:szCs w:val="20"/>
                 <w:lang w:val="pt-BR"/>
               </w:rPr>
-              <w:t xml:space="preserve">114,142</w:t>
+              <w:t xml:space="preserve">211,9</w:t>
+            </w:r>
+          </w:p>
+        </w:tc>
+        <w:tc>
+          <w:tcPr>
+            <w:tcW w:w="1600" w:type="dxa"/>
+            <w:vAlign w:val="center"/>
+          </w:tcPr>
+          <w:p>
+            <w:pPr>
+              <w:keepNext/>
+              <w:spacing w:before="20" w:after="20" w:line="240" w:lineRule="auto"/>
+              <w:jc w:val="center"/>
+              <w:rPr>
+                <w:lang w:val="pt-BR"/>
+              </w:rPr>
+            </w:pPr>
+            <w:r>
+              <w:rPr>
+                <w:sz w:val="20"/>
+                <w:szCs w:val="20"/>
+                <w:lang w:val="pt-BR"/>
+              </w:rPr>
+              <w:t xml:space="preserve">163,6</w:t>
+            </w:r>
+          </w:p>
+        </w:tc>
+        <w:tc>
+          <w:tcPr>
+            <w:tcW w:w="1500" w:type="dxa"/>
+            <w:vAlign w:val="center"/>
+          </w:tcPr>
+          <w:p>
+            <w:pPr>
+              <w:keepNext/>
+              <w:spacing w:before="20" w:after="20" w:line="240" w:lineRule="auto"/>
+              <w:jc w:val="center"/>
+              <w:rPr>
+                <w:lang w:val="pt-BR"/>
+              </w:rPr>
+            </w:pPr>
+            <w:r>
+              <w:rPr>
+                <w:sz w:val="20"/>
+                <w:szCs w:val="20"/>
+                <w:lang w:val="pt-BR"/>
+              </w:rPr>
+              <w:t xml:space="preserve">+32,4%</w:t>
             </w:r>
           </w:p>
         </w:tc>
@@ -23551,7 +25587,7 @@
                 <w:szCs w:val="20"/>
                 <w:lang w:val="pt-BR"/>
               </w:rPr>
-              <w:t xml:space="preserve">190,099</w:t>
+              <w:t xml:space="preserve">114,1</w:t>
             </w:r>
           </w:p>
         </w:tc>
@@ -23575,221 +25611,7 @@
                 <w:szCs w:val="20"/>
                 <w:lang w:val="pt-BR"/>
               </w:rPr>
-              <w:t xml:space="preserve">Limite</w:t>
-            </w:r>
-          </w:p>
-        </w:tc>
-      </w:tr>
-      <w:tr>
-        <w:trPr>
-          <w:cantSplit/>
-        </w:trPr>
-        <w:tc>
-          <w:tcPr>
-            <w:tcW w:w="1000" w:type="dxa"/>
-            <w:vAlign w:val="center"/>
-          </w:tcPr>
-          <w:p>
-            <w:pPr>
-              <w:keepNext/>
-              <w:spacing w:before="20" w:after="20" w:line="240" w:lineRule="auto"/>
-              <w:jc w:val="left"/>
-              <w:rPr>
-                <w:lang w:val="pt-BR"/>
-              </w:rPr>
-            </w:pPr>
-            <w:r>
-              <w:rPr>
-                <w:sz w:val="20"/>
-                <w:szCs w:val="20"/>
-                <w:lang w:val="pt-BR"/>
-              </w:rPr>
-              <w:t xml:space="preserve">34,785</w:t>
-            </w:r>
-          </w:p>
-        </w:tc>
-        <w:tc>
-          <w:tcPr>
-            <w:tcW w:w="1860" w:type="dxa"/>
-            <w:vAlign w:val="center"/>
-          </w:tcPr>
-          <w:p>
-            <w:pPr>
-              <w:keepNext/>
-              <w:spacing w:before="20" w:after="20" w:line="240" w:lineRule="auto"/>
-              <w:jc w:val="center"/>
-              <w:rPr>
-                <w:lang w:val="pt-BR"/>
-              </w:rPr>
-            </w:pPr>
-            <w:r>
-              <w:rPr>
-                <w:sz w:val="20"/>
-                <w:szCs w:val="20"/>
-                <w:lang w:val="pt-BR"/>
-              </w:rPr>
-              <w:t xml:space="preserve">H</w:t>
-            </w:r>
-            <w:r>
-              <w:rPr>
-                <w:sz w:val="20"/>
-                <w:szCs w:val="20"/>
-                <w:vertAlign w:val="subscript"/>
-                <w:lang w:val="pt-BR"/>
-              </w:rPr>
-              <w:t xml:space="preserve">CAD</w:t>
-            </w:r>
-            <w:r>
-              <w:rPr>
-                <w:sz w:val="20"/>
-                <w:szCs w:val="20"/>
-                <w:lang w:val="pt-BR"/>
-              </w:rPr>
-              <w:t xml:space="preserve">, documental</w:t>
-            </w:r>
-          </w:p>
-        </w:tc>
-        <w:tc>
-          <w:tcPr>
-            <w:tcW w:w="1000" w:type="dxa"/>
-            <w:vAlign w:val="center"/>
-          </w:tcPr>
-          <w:p>
-            <w:pPr>
-              <w:keepNext/>
-              <w:spacing w:before="20" w:after="20" w:line="240" w:lineRule="auto"/>
-              <w:jc w:val="center"/>
-              <w:rPr>
-                <w:lang w:val="pt-BR"/>
-              </w:rPr>
-            </w:pPr>
-            <w:r>
-              <w:rPr>
-                <w:sz w:val="20"/>
-                <w:szCs w:val="20"/>
-                <w:lang w:val="pt-BR"/>
-              </w:rPr>
-              <w:t xml:space="preserve">43,480</w:t>
-            </w:r>
-          </w:p>
-        </w:tc>
-        <w:tc>
-          <w:tcPr>
-            <w:tcW w:w="1000" w:type="dxa"/>
-            <w:vAlign w:val="center"/>
-          </w:tcPr>
-          <w:p>
-            <w:pPr>
-              <w:keepNext/>
-              <w:spacing w:before="20" w:after="20" w:line="240" w:lineRule="auto"/>
-              <w:jc w:val="center"/>
-              <w:rPr>
-                <w:lang w:val="pt-BR"/>
-              </w:rPr>
-            </w:pPr>
-            <w:r>
-              <w:rPr>
-                <w:sz w:val="20"/>
-                <w:szCs w:val="20"/>
-                <w:lang w:val="pt-BR"/>
-              </w:rPr>
-              <w:t xml:space="preserve">−2,257</w:t>
-            </w:r>
-          </w:p>
-        </w:tc>
-        <w:tc>
-          <w:tcPr>
-            <w:tcW w:w="1000" w:type="dxa"/>
-            <w:vAlign w:val="center"/>
-          </w:tcPr>
-          <w:p>
-            <w:pPr>
-              <w:keepNext/>
-              <w:spacing w:before="20" w:after="20" w:line="240" w:lineRule="auto"/>
-              <w:jc w:val="center"/>
-              <w:rPr>
-                <w:lang w:val="pt-BR"/>
-              </w:rPr>
-            </w:pPr>
-            <w:r>
-              <w:rPr>
-                <w:sz w:val="20"/>
-                <w:szCs w:val="20"/>
-                <w:lang w:val="pt-BR"/>
-              </w:rPr>
-              <w:t xml:space="preserve">61,209</w:t>
-            </w:r>
-          </w:p>
-        </w:tc>
-        <w:tc>
-          <w:tcPr>
-            <w:tcW w:w="1300" w:type="dxa"/>
-            <w:vAlign w:val="center"/>
-          </w:tcPr>
-          <w:p>
-            <w:pPr>
-              <w:keepNext/>
-              <w:spacing w:before="20" w:after="20" w:line="240" w:lineRule="auto"/>
-              <w:jc w:val="center"/>
-              <w:rPr>
-                <w:lang w:val="pt-BR"/>
-              </w:rPr>
-            </w:pPr>
-            <w:r>
-              <w:rPr>
-                <w:sz w:val="20"/>
-                <w:szCs w:val="20"/>
-                <w:lang w:val="pt-BR"/>
-              </w:rPr>
-              <w:t xml:space="preserve">115,176</w:t>
-            </w:r>
-          </w:p>
-        </w:tc>
-        <w:tc>
-          <w:tcPr>
-            <w:tcW w:w="1100" w:type="dxa"/>
-            <w:vAlign w:val="center"/>
-          </w:tcPr>
-          <w:p>
-            <w:pPr>
-              <w:keepNext/>
-              <w:spacing w:before="20" w:after="20" w:line="240" w:lineRule="auto"/>
-              <w:jc w:val="center"/>
-              <w:rPr>
-                <w:lang w:val="pt-BR"/>
-              </w:rPr>
-            </w:pPr>
-            <w:r>
-              <w:rPr>
-                <w:sz w:val="20"/>
-                <w:szCs w:val="20"/>
-                <w:lang w:val="pt-BR"/>
-              </w:rPr>
-              <w:t xml:space="preserve">189,802</w:t>
-            </w:r>
-          </w:p>
-        </w:tc>
-        <w:tc>
-          <w:tcPr>
-            <w:tcW w:w="1100" w:type="dxa"/>
-            <w:vAlign w:val="center"/>
-          </w:tcPr>
-          <w:p>
-            <w:pPr>
-              <w:keepNext/>
-              <w:spacing w:before="20" w:after="20" w:line="240" w:lineRule="auto"/>
-              <w:jc w:val="center"/>
-              <w:rPr>
-                <w:lang w:val="pt-BR"/>
-              </w:rPr>
-            </w:pPr>
-            <w:r>
-              <w:rPr>
-                <w:sz w:val="20"/>
-                <w:szCs w:val="20"/>
-                <w:lang w:val="pt-BR"/>
-              </w:rPr>
-              <w:t xml:space="preserve">Não atende</w:t>
+              <w:t xml:space="preserve">32,92</w:t>
             </w:r>
           </w:p>
         </w:tc>
@@ -23821,33 +25643,7 @@
         <w:rPr>
           <w:lang w:val="pt-BR"/>
         </w:rPr>
-        <w:t xml:space="preserve">O ponto morto é monótono em h e entra na faixa de operação em h = 21,3718 mm, valor dado pela Equação (22) e reproduzido por bissecção com diferença de 4,6 × 10</w:t>
-      </w:r>
-      <w:r>
-        <w:rPr>
-          <w:vertAlign w:val="superscript"/>
-          <w:lang w:val="pt-BR"/>
-        </w:rPr>
-        <w:t xml:space="preserve">−14</w:t>
-      </w:r>
-      <w:r>
-        <w:rPr>
-          <w:lang w:val="pt-BR"/>
-        </w:rPr>
-        <w:t xml:space="preserve"> mm. Abaixo desse valor, o ponto morto fica além de θ* = 193,017°, e o torque do cabo não se anula na faixa. Nenhum h positivo leva o ponto morto ao outro extremo: para h &gt; 0, θ*</w:t>
-      </w:r>
-      <w:r>
-        <w:rPr>
-          <w:vertAlign w:val="subscript"/>
-          <w:lang w:val="pt-BR"/>
-        </w:rPr>
-        <w:t xml:space="preserve">pm</w:t>
-      </w:r>
-      <w:r>
-        <w:rPr>
-          <w:lang w:val="pt-BR"/>
-        </w:rPr>
-        <w:t xml:space="preserve"> fica confinado entre 184,619° e 274,619° e nunca alcança θ* = 42,917°. Para esse extremo, a Equação (22) devolve h = 3,9953 mm, que é ramo espúrio: nesse h, a Equação (21) situa o ponto morto em 222,917°.</w:t>
+        <w:t xml:space="preserve">Como a extensão mínima decresce linearmente com h, cada milímetro de margem custa cerca de 0,85 mm de ancoragem. Com margem de 5 mm, o ótimo fica em h* = 28,67 mm e devolve 20% mais torque médio que o h adotado; com margem de 10 mm, em h* = 24,44 mm, o ganho cai a 6%. O h adotado corresponde a uma margem de 12,04 mm. A escolha da margem é decisão de projeto, que depende da tolerância de montagem e da especificação da mola, e não pode ser fixada pela análise.</w:t>
       </w:r>
     </w:p>
     <w:p>
@@ -23860,20 +25656,7 @@
         <w:rPr>
           <w:lang w:val="pt-BR"/>
         </w:rPr>
-        <w:t xml:space="preserve">O torque é rigorosamente linear em K: a identidade τ(K) = K τ(K = 1) foi verificada em cada h da grade, com erro máximo de 7,7 × 10</w:t>
-      </w:r>
-      <w:r>
-        <w:rPr>
-          <w:vertAlign w:val="superscript"/>
-          <w:lang w:val="pt-BR"/>
-        </w:rPr>
-        <w:t xml:space="preserve">−13</w:t>
-      </w:r>
-      <w:r>
-        <w:rPr>
-          <w:lang w:val="pt-BR"/>
-        </w:rPr>
-        <w:t xml:space="preserve"> u.p. Isso permitiria reidentificar K para cada h em forma fechada, mas esse procedimento define um modelo diferente para cada h e não é adotado na análise principal.</w:t>
+        <w:t xml:space="preserve">O ganho de torque tem três contrapartidas. A primeira é a carga na mola: a tração máxima cresce 10,5% do h adotado à fronteira, e o comprimento máximo da mola, de 108,4 para 114,1 mm, ainda inferior ao alojamento de 131,37 mm. A segunda é a extensão relativa: a razão entre extensão máxima e comprimento livre passa de 1,009 para 1,115, o que exige mola com deflexão admissível correspondente. A terceira é o ponto morto, que se desloca de 30,49° para 32,92° de elevação: o braço passa a ser liberado 2,4° mais cedo ao ser abaixado, afastando-se do início da zona neutra indicado na patente. O pico também se desloca, de 97,5° para 94,9° de elevação, aproximando-se do pico gravitacional, a 89,44°.</w:t>
       </w:r>
     </w:p>
     <w:p>
@@ -23886,7 +25669,7 @@
         <w:rPr>
           <w:lang w:val="pt-BR"/>
         </w:rPr>
-        <w:t xml:space="preserve">Em síntese, a varredura separa duas perguntas. A geometria, independentemente da curva extraída, admite h ≤ 32,886 mm e exclui o valor documental; a curva extraída, com K e X</w:t>
+        <w:t xml:space="preserve">Esses valores de h são alternativas de projeto, e não identificações do dispositivo da patente. Com K e X</w:t>
       </w:r>
       <w:r>
         <w:rPr>
@@ -23899,59 +25682,7 @@
         <w:rPr>
           <w:lang w:val="pt-BR"/>
         </w:rPr>
-        <w:t xml:space="preserve"> congelados, favorece um intervalo estreito em torno de H</w:t>
-      </w:r>
-      <w:r>
-        <w:rPr>
-          <w:vertAlign w:val="subscript"/>
-          <w:lang w:val="pt-BR"/>
-        </w:rPr>
-        <w:t xml:space="preserve">CAL</w:t>
-      </w:r>
-      <w:r>
-        <w:rPr>
-          <w:lang w:val="pt-BR"/>
-        </w:rPr>
-        <w:t xml:space="preserve">, que atende aos três critérios com folga. A diferença de 12,084 mm entre H</w:t>
-      </w:r>
-      <w:r>
-        <w:rPr>
-          <w:vertAlign w:val="subscript"/>
-          <w:lang w:val="pt-BR"/>
-        </w:rPr>
-        <w:t xml:space="preserve">CAL</w:t>
-      </w:r>
-      <w:r>
-        <w:rPr>
-          <w:lang w:val="pt-BR"/>
-        </w:rPr>
-        <w:t xml:space="preserve"> e H</w:t>
-      </w:r>
-      <w:r>
-        <w:rPr>
-          <w:vertAlign w:val="subscript"/>
-          <w:lang w:val="pt-BR"/>
-        </w:rPr>
-        <w:t xml:space="preserve">CAD</w:t>
-      </w:r>
-      <w:r>
-        <w:rPr>
-          <w:lang w:val="pt-BR"/>
-        </w:rPr>
-        <w:t xml:space="preserve"> permanece sem explicação e indica que a cota de ancoragem do CAD, a extensão X</w:t>
-      </w:r>
-      <w:r>
-        <w:rPr>
-          <w:vertAlign w:val="subscript"/>
-          <w:lang w:val="pt-BR"/>
-        </w:rPr>
-        <w:t xml:space="preserve">pose</w:t>
-      </w:r>
-      <w:r>
-        <w:rPr>
-          <w:lang w:val="pt-BR"/>
-        </w:rPr>
-        <w:t xml:space="preserve"> identificada ou ambas precisam ser conferidas.</w:t>
+        <w:t xml:space="preserve"> congelados, apenas o h adotado reproduz a curva publicada (seção 4.5); os demais descrevem o mesmo conjunto de mola e montagem com a ancoragem deslocada. O resultado indica que, para a mola identificada, a ancoragem pode ser afastada do pivô até cerca de 28 a 31 mm, conforme a margem exigida, com ganho de 20 a 28% no torque médio devolvido na faixa de trabalho.</w:t>
       </w:r>
     </w:p>
     <w:p>
@@ -24380,7 +26111,7 @@
         <w:rPr>
           <w:lang w:val="pt-BR"/>
         </w:rPr>
-        <w:t xml:space="preserve">A varredura de h com K congelado separou o que a geometria impõe do que a curva extraída sugere. O cabo permanece tracionado em toda a faixa de operação somente para h ≤ 32,886 mm, o que exclui a cota de 34,785 mm lida no CAD. A curva extraída favorece um intervalo de 0,145 mm em torno do valor adotado, mas essa concentração é esperada por construção, porque K e X</w:t>
+        <w:t xml:space="preserve">A otimização da ancoragem mostrou que, com a mesma mola, o torque devolvido cresce monotonicamente com h, e o ótimo é limitado pela tração do cabo. O cabo permanece tracionado somente para h ≤ 32,886 mm, o que exclui a cota de 34,785 mm lida no CAD. No limite, o torque médio devolvido de 90° a 150° de elevação seria 32% maior que no h adotado, mas sem pré-tensão no braço elevado; com margem de 5 mm de extensão, o ótimo de projeto fica em 28,7 mm, com ganho de 20%. O valor adotado, 22,701 mm, mantém margem de 12 mm, e sua origem, ao contrário de K e X</w:t>
       </w:r>
       <w:r>
         <w:rPr>
@@ -24393,7 +26124,7 @@
         <w:rPr>
           <w:lang w:val="pt-BR"/>
         </w:rPr>
-        <w:t xml:space="preserve"> foram identificados nesse mesmo valor; o critério que levou a h = 22,701 mm não pôde ser reproduzido, e a afirmação anterior de decrescimento monotônico do erro com h foi refutada pela auditoria.</w:t>
+        <w:t xml:space="preserve">, não pôde ser reproduzida pela auditoria.</w:t>
       </w:r>
     </w:p>
     <w:p>

--- a/tcc/TCC_revisado.docx
+++ b/tcc/TCC_revisado.docx
@@ -9509,13 +9509,26 @@
         <w:rPr>
           <w:lang w:val="pt-BR"/>
         </w:rPr>
-        <w:t xml:space="preserve">Como h é a grandeza geométrica mais incerta e a mais fácil de alterar no projeto, ela foi varrida de 8 a 60 mm, em passo de 0,005 mm, com o acréscimo dos valores exatos H</w:t>
+        <w:t xml:space="preserve">Como h é a grandeza geométrica mais incerta e a mais fácil de alterar no projeto, ela foi varrida de 8 mm até o limite geométrico do CAD, h</w:t>
       </w:r>
       <w:r>
         <w:rPr>
           <w:vertAlign w:val="subscript"/>
           <w:lang w:val="pt-BR"/>
         </w:rPr>
+        <w:t xml:space="preserve">máx</w:t>
+      </w:r>
+      <w:r>
+        <w:rPr>
+          <w:lang w:val="pt-BR"/>
+        </w:rPr>
+        <w:t xml:space="preserve"> = 76,846 mm, em passo de 0,005 mm, com o acréscimo dos valores exatos H</w:t>
+      </w:r>
+      <w:r>
+        <w:rPr>
+          <w:vertAlign w:val="subscript"/>
+          <w:lang w:val="pt-BR"/>
+        </w:rPr>
         <w:t xml:space="preserve">CAL</w:t>
       </w:r>
       <w:r>
@@ -9535,7 +9548,7 @@
         <w:rPr>
           <w:lang w:val="pt-BR"/>
         </w:rPr>
-        <w:t xml:space="preserve">, num total de 10.403 valores, para delimitar os valores fisicamente válidos; dentro deles, buscou-se o h que devolve o maior torque. K permanece congelado em 174,68 em todos os valores de h e não é reidentificado por h: cada h representa o mesmo conjunto de mola com a ancoragem deslocada, e nenhum parâmetro do modelo é substituído pelo resultado.</w:t>
+        <w:t xml:space="preserve">, num total de 13.773 valores, para delimitar os valores fisicamente válidos; dentro deles, buscou-se o h que devolve o maior torque. K permanece congelado em 174,68 em todos os valores de h e não é reidentificado por h: cada h representa o mesmo conjunto de mola com a ancoragem deslocada, e nenhum parâmetro do modelo é substituído pelo resultado.</w:t>
       </w:r>
     </w:p>
     <w:p>
@@ -12067,6 +12080,128 @@
           </w:p>
         </w:tc>
       </w:tr>
+      <w:tr>
+        <w:trPr>
+          <w:cantSplit/>
+        </w:trPr>
+        <w:tc>
+          <w:tcPr>
+            <w:tcW w:w="3260" w:type="dxa"/>
+            <w:vAlign w:val="center"/>
+          </w:tcPr>
+          <w:p>
+            <w:pPr>
+              <w:keepNext/>
+              <w:spacing w:before="20" w:after="20" w:line="240" w:lineRule="auto"/>
+              <w:jc w:val="left"/>
+              <w:rPr>
+                <w:lang w:val="pt-BR"/>
+              </w:rPr>
+            </w:pPr>
+            <w:r>
+              <w:rPr>
+                <w:lang w:val="pt-BR"/>
+              </w:rPr>
+              <w:t xml:space="preserve">Maior posição da ancoragem admitida pela geometria</w:t>
+            </w:r>
+          </w:p>
+        </w:tc>
+        <w:tc>
+          <w:tcPr>
+            <w:tcW w:w="1300" w:type="dxa"/>
+            <w:vAlign w:val="center"/>
+          </w:tcPr>
+          <w:p>
+            <w:pPr>
+              <w:keepNext/>
+              <w:spacing w:before="20" w:after="20" w:line="240" w:lineRule="auto"/>
+              <w:jc w:val="center"/>
+              <w:rPr>
+                <w:lang w:val="pt-BR"/>
+              </w:rPr>
+            </w:pPr>
+            <w:r>
+              <w:rPr>
+                <w:lang w:val="pt-BR"/>
+              </w:rPr>
+              <w:t xml:space="preserve">h</w:t>
+            </w:r>
+            <w:r>
+              <w:rPr>
+                <w:vertAlign w:val="subscript"/>
+                <w:lang w:val="pt-BR"/>
+              </w:rPr>
+              <w:t xml:space="preserve">máx</w:t>
+            </w:r>
+          </w:p>
+        </w:tc>
+        <w:tc>
+          <w:tcPr>
+            <w:tcW w:w="1200" w:type="dxa"/>
+            <w:vAlign w:val="center"/>
+          </w:tcPr>
+          <w:p>
+            <w:pPr>
+              <w:keepNext/>
+              <w:spacing w:before="20" w:after="20" w:line="240" w:lineRule="auto"/>
+              <w:jc w:val="center"/>
+              <w:rPr>
+                <w:lang w:val="pt-BR"/>
+              </w:rPr>
+            </w:pPr>
+            <w:r>
+              <w:rPr>
+                <w:lang w:val="pt-BR"/>
+              </w:rPr>
+              <w:t xml:space="preserve">76,846</w:t>
+            </w:r>
+          </w:p>
+        </w:tc>
+        <w:tc>
+          <w:tcPr>
+            <w:tcW w:w="1300" w:type="dxa"/>
+            <w:vAlign w:val="center"/>
+          </w:tcPr>
+          <w:p>
+            <w:pPr>
+              <w:keepNext/>
+              <w:spacing w:before="20" w:after="20" w:line="240" w:lineRule="auto"/>
+              <w:jc w:val="center"/>
+              <w:rPr>
+                <w:lang w:val="pt-BR"/>
+              </w:rPr>
+            </w:pPr>
+            <w:r>
+              <w:rPr>
+                <w:lang w:val="pt-BR"/>
+              </w:rPr>
+              <w:t xml:space="preserve">mm</w:t>
+            </w:r>
+          </w:p>
+        </w:tc>
+        <w:tc>
+          <w:tcPr>
+            <w:tcW w:w="2300" w:type="dxa"/>
+            <w:vAlign w:val="center"/>
+          </w:tcPr>
+          <w:p>
+            <w:pPr>
+              <w:keepNext/>
+              <w:spacing w:before="20" w:after="20" w:line="240" w:lineRule="auto"/>
+              <w:jc w:val="center"/>
+              <w:rPr>
+                <w:lang w:val="pt-BR"/>
+              </w:rPr>
+            </w:pPr>
+            <w:r>
+              <w:rPr>
+                <w:lang w:val="pt-BR"/>
+              </w:rPr>
+              <w:t xml:space="preserve">CAD</w:t>
+            </w:r>
+          </w:p>
+        </w:tc>
+      </w:tr>
     </w:tbl>
     <w:p>
       <w:pPr>
@@ -22161,20 +22296,85 @@
         <w:rPr>
           <w:lang w:val="pt-BR"/>
         </w:rPr>
-        <w:t xml:space="preserve">O espaço de busca é fixado pela física. Os critérios de fechamento e de trabalho virtual são atendidos em todos os 10.403 valores varridos, de 8 a 60 mm; o critério decisivo é a tração. Com X</w:t>
+        <w:t xml:space="preserve">O espaço de busca vai de 8 mm até o limite geométrico do CAD, h</w:t>
       </w:r>
       <w:r>
         <w:rPr>
           <w:vertAlign w:val="subscript"/>
           <w:lang w:val="pt-BR"/>
         </w:rPr>
+        <w:t xml:space="preserve">máx</w:t>
+      </w:r>
+      <w:r>
+        <w:rPr>
+          <w:lang w:val="pt-BR"/>
+        </w:rPr>
+        <w:t xml:space="preserve"> = 76,846 mm (Tabela 2), e é restringido pela física. Os critérios de fechamento e de trabalho virtual são atendidos em todos os 13.773 valores varridos, com resíduo de trabalho virtual de no máximo 8,0 × 10</w:t>
+      </w:r>
+      <w:r>
+        <w:rPr>
+          <w:vertAlign w:val="superscript"/>
+          <w:lang w:val="pt-BR"/>
+        </w:rPr>
+        <w:t xml:space="preserve">−8</w:t>
+      </w:r>
+      <w:r>
+        <w:rPr>
+          <w:lang w:val="pt-BR"/>
+        </w:rPr>
+        <w:t xml:space="preserve"> mm/rad; o critério decisivo é a tração. Com X</w:t>
+      </w:r>
+      <w:r>
+        <w:rPr>
+          <w:vertAlign w:val="subscript"/>
+          <w:lang w:val="pt-BR"/>
+        </w:rPr>
         <w:t xml:space="preserve">pose</w:t>
       </w:r>
       <w:r>
         <w:rPr>
           <w:lang w:val="pt-BR"/>
         </w:rPr>
-        <w:t xml:space="preserve"> congelada, o aumento de h aumenta o curso do cabo — de 28,942 mm em h = 15 mm para 42,435 mm em h = 22,701 mm e 106,573 mm em h = 60 mm — e rebaixa a extensão mínima da mola, que ocorre sempre em θ* = 42,917°, com o braço elevado a 180,1°. Essa extensão se anula em h = 32,886 mm; acima desse valor, o cabo afrouxaria no início da faixa. O valor lido no CAD, 34,785 mm, está fora do intervalo viável, com extensão mínima de −2,257 mm.</w:t>
+        <w:t xml:space="preserve"> congelada, o aumento de h aumenta o curso do cabo — de 28,942 mm em h = 15 mm para 42,435 mm em h = 22,701 mm e 134,626 mm em h = 76,846 mm — e rebaixa a extensão mínima da mola, que ocorre sempre em θ* = 42,917°, com o braço elevado a 180,1°. Essa extensão se anula em h = 32,886 mm; acima desse valor, o cabo afrouxaria no início da faixa. O valor lido no CAD, 34,785 mm, está fora do intervalo viável, com extensão mínima de −2,257 mm.</w:t>
+      </w:r>
+    </w:p>
+    <w:p>
+      <w:pPr>
+        <w:rPr>
+          <w:lang w:val="pt-BR"/>
+        </w:rPr>
+      </w:pPr>
+      <w:r>
+        <w:rPr>
+          <w:lang w:val="pt-BR"/>
+        </w:rPr>
+        <w:t xml:space="preserve">Os limites de h formam, assim, uma hierarquia. O mais amplo é o geométrico: o CAD admite a ancoragem até 76,846 mm. O segundo é o alojamento da mola: como o comprimento da mola vale L</w:t>
+      </w:r>
+      <w:r>
+        <w:rPr>
+          <w:vertAlign w:val="subscript"/>
+          <w:lang w:val="pt-BR"/>
+        </w:rPr>
+        <w:t xml:space="preserve">pose</w:t>
+      </w:r>
+      <w:r>
+        <w:rPr>
+          <w:lang w:val="pt-BR"/>
+        </w:rPr>
+        <w:t xml:space="preserve"> + ℓ(θ*) − ℓ(θ*</w:t>
+      </w:r>
+      <w:r>
+        <w:rPr>
+          <w:vertAlign w:val="subscript"/>
+          <w:lang w:val="pt-BR"/>
+        </w:rPr>
+        <w:t xml:space="preserve">pose</w:t>
+      </w:r>
+      <w:r>
+        <w:rPr>
+          <w:lang w:val="pt-BR"/>
+        </w:rPr>
+        <w:t xml:space="preserve">) e não depende da pré-extensão, o comprimento máximo atinge os 131,37 mm do alojamento em h = 66,94 mm, qualquer que seja a montagem. O mais restritivo, e o único ativo, é a tração com a montagem atual: h ≤ 32,886 mm. No limite do CAD, a mola teria de variar 134,6 mm ao longo da faixa, contra 42,4 mm no h adotado, com extensão mínima de −52,7 mm e comprimento máximo de 135,9 mm, acima do alojamento. Aproveitar o espaço geométrico além de 32,886 mm exigiria, portanto, outra mola, com maior curso e maior pré-extensão, e não apenas o deslocamento da ancoragem; com a mola atual, a busca se restringe ao intervalo de 8 a 32,886 mm.</w:t>
       </w:r>
     </w:p>
     <w:p>
